--- a/doc/詩/現代詩/余光中/余光中-鄉愁四韻.docx
+++ b/doc/詩/現代詩/余光中/余光中-鄉愁四韻.docx
@@ -1,6 +1,6 @@
 
 <file path=word/document.xml><?xml version="1.0" encoding="utf-8"?>
-<w:document xmlns:wpc="http://schemas.microsoft.com/office/word/2010/wordprocessingCanvas" xmlns:cx="http://schemas.microsoft.com/office/drawing/2014/chartex" xmlns:cx1="http://schemas.microsoft.com/office/drawing/2015/9/8/chartex" xmlns:cx2="http://schemas.microsoft.com/office/drawing/2015/10/21/chartex" xmlns:cx3="http://schemas.microsoft.com/office/drawing/2016/5/9/chartex" xmlns:cx4="http://schemas.microsoft.com/office/drawing/2016/5/10/chartex" xmlns:cx5="http://schemas.microsoft.com/office/drawing/2016/5/11/chartex" xmlns:cx6="http://schemas.microsoft.com/office/drawing/2016/5/12/chartex" xmlns:cx7="http://schemas.microsoft.com/office/drawing/2016/5/13/chartex" xmlns:cx8="http://schemas.microsoft.com/office/drawing/2016/5/14/chartex" xmlns:mc="http://schemas.openxmlformats.org/markup-compatibility/2006" xmlns:aink="http://schemas.microsoft.com/office/drawing/2016/ink" xmlns:am3d="http://schemas.microsoft.com/office/drawing/2017/model3d" xmlns:o="urn:schemas-microsoft-com:office:office" xmlns:oel="http://schemas.microsoft.com/office/2019/extlst" xmlns:r="http://schemas.openxmlformats.org/officeDocument/2006/relationships" xmlns:m="http://schemas.openxmlformats.org/officeDocument/2006/math" xmlns:v="urn:schemas-microsoft-com:vml" xmlns:wp14="http://schemas.microsoft.com/office/word/2010/wordprocessingDrawing" xmlns:wp="http://schemas.openxmlformats.org/drawingml/2006/wordprocessingDrawing" xmlns:w10="urn:schemas-microsoft-com:office:word" xmlns:w="http://schemas.openxmlformats.org/wordprocessingml/2006/main" xmlns:w14="http://schemas.microsoft.com/office/word/2010/wordml" xmlns:w15="http://schemas.microsoft.com/office/word/2012/wordml" xmlns:w16cex="http://schemas.microsoft.com/office/word/2018/wordml/cex" xmlns:w16cid="http://schemas.microsoft.com/office/word/2016/wordml/cid" xmlns:w16="http://schemas.microsoft.com/office/word/2018/wordml" xmlns:w16sdtdh="http://schemas.microsoft.com/office/word/2020/wordml/sdtdatahash" xmlns:w16se="http://schemas.microsoft.com/office/word/2015/wordml/symex" xmlns:wpg="http://schemas.microsoft.com/office/word/2010/wordprocessingGroup" xmlns:wpi="http://schemas.microsoft.com/office/word/2010/wordprocessingInk" xmlns:wne="http://schemas.microsoft.com/office/word/2006/wordml" xmlns:wps="http://schemas.microsoft.com/office/word/2010/wordprocessingShape" mc:Ignorable="w14 w15 w16se w16cid w16 w16cex w16sdtdh wp14">
+<w:document xmlns:wpc="http://schemas.microsoft.com/office/word/2010/wordprocessingCanvas" xmlns:cx="http://schemas.microsoft.com/office/drawing/2014/chartex" xmlns:cx1="http://schemas.microsoft.com/office/drawing/2015/9/8/chartex" xmlns:cx2="http://schemas.microsoft.com/office/drawing/2015/10/21/chartex" xmlns:cx3="http://schemas.microsoft.com/office/drawing/2016/5/9/chartex" xmlns:cx4="http://schemas.microsoft.com/office/drawing/2016/5/10/chartex" xmlns:cx5="http://schemas.microsoft.com/office/drawing/2016/5/11/chartex" xmlns:cx6="http://schemas.microsoft.com/office/drawing/2016/5/12/chartex" xmlns:cx7="http://schemas.microsoft.com/office/drawing/2016/5/13/chartex" xmlns:cx8="http://schemas.microsoft.com/office/drawing/2016/5/14/chartex" xmlns:mc="http://schemas.openxmlformats.org/markup-compatibility/2006" xmlns:aink="http://schemas.microsoft.com/office/drawing/2016/ink" xmlns:am3d="http://schemas.microsoft.com/office/drawing/2017/model3d" xmlns:o="urn:schemas-microsoft-com:office:office" xmlns:r="http://schemas.openxmlformats.org/officeDocument/2006/relationships" xmlns:m="http://schemas.openxmlformats.org/officeDocument/2006/math" xmlns:v="urn:schemas-microsoft-com:vml" xmlns:wp14="http://schemas.microsoft.com/office/word/2010/wordprocessingDrawing" xmlns:wp="http://schemas.openxmlformats.org/drawingml/2006/wordprocessingDrawing" xmlns:w10="urn:schemas-microsoft-com:office:word" xmlns:w="http://schemas.openxmlformats.org/wordprocessingml/2006/main" xmlns:w14="http://schemas.microsoft.com/office/word/2010/wordml" xmlns:w15="http://schemas.microsoft.com/office/word/2012/wordml" xmlns:w16cex="http://schemas.microsoft.com/office/word/2018/wordml/cex" xmlns:w16cid="http://schemas.microsoft.com/office/word/2016/wordml/cid" xmlns:w16="http://schemas.microsoft.com/office/word/2018/wordml" xmlns:w16sdtdh="http://schemas.microsoft.com/office/word/2020/wordml/sdtdatahash" xmlns:w16se="http://schemas.microsoft.com/office/word/2015/wordml/symex" xmlns:wpg="http://schemas.microsoft.com/office/word/2010/wordprocessingGroup" xmlns:wpi="http://schemas.microsoft.com/office/word/2010/wordprocessingInk" xmlns:wne="http://schemas.microsoft.com/office/word/2006/wordml" xmlns:wps="http://schemas.microsoft.com/office/word/2010/wordprocessingShape" mc:Ignorable="w14 w15 w16se w16cid w16 w16cex w16sdtdh wp14">
   <w:body>
     <w:p>
       <w:pPr>
@@ -48,7 +48,7 @@
           <w:sz w:val="40"/>
           <w:szCs w:val="40"/>
         </w:rPr>
-        <w:t xml:space="preserve">         </w:t>
+        <w:t xml:space="preserve">       </w:t>
       </w:r>
       <w:r>
         <w:rPr>
@@ -217,7 +217,7 @@
           <w:p>
             <w:pPr>
               <w:widowControl/>
-              <w:spacing w:afterLines="100" w:after="360" w:line="440" w:lineRule="exact"/>
+              <w:spacing w:afterLines="50" w:after="180" w:line="440" w:lineRule="exact"/>
               <w:rPr>
                 <w:rFonts w:ascii="標楷體" w:eastAsia="標楷體" w:hAnsi="標楷體" w:cs="標楷體"/>
                 <w:color w:val="0F0F0F"/>
@@ -903,12 +903,12 @@
     <w:p>
       <w:pPr>
         <w:widowControl/>
-        <w:spacing w:line="460" w:lineRule="exact"/>
+        <w:spacing w:line="440" w:lineRule="exact"/>
         <w:ind w:left="-6" w:hanging="11"/>
-        <w:rPr>
-          <w:rFonts w:ascii="標楷體" w:eastAsia="標楷體" w:hAnsi="標楷體" w:cs="標楷體"/>
-          <w:color w:val="000000"/>
-          <w:spacing w:val="-2"/>
+        <w:jc w:val="both"/>
+        <w:rPr>
+          <w:rFonts w:ascii="標楷體" w:eastAsia="標楷體" w:hAnsi="標楷體" w:cs="標楷體" w:hint="eastAsia"/>
+          <w:color w:val="000000"/>
           <w:sz w:val="28"/>
           <w:szCs w:val="28"/>
         </w:rPr>
@@ -926,17 +926,6 @@
         <w:rPr>
           <w:rFonts w:ascii="標楷體" w:eastAsia="標楷體" w:hAnsi="標楷體" w:cs="標楷體" w:hint="eastAsia"/>
           <w:color w:val="000000"/>
-          <w:spacing w:val="-2"/>
-          <w:sz w:val="28"/>
-          <w:szCs w:val="28"/>
-        </w:rPr>
-        <w:t>這是</w:t>
-      </w:r>
-      <w:r>
-        <w:rPr>
-          <w:rFonts w:ascii="標楷體" w:eastAsia="標楷體" w:hAnsi="標楷體" w:cs="標楷體" w:hint="eastAsia"/>
-          <w:color w:val="000000"/>
-          <w:spacing w:val="-2"/>
           <w:sz w:val="28"/>
           <w:szCs w:val="28"/>
           <w:u w:val="single"/>
@@ -947,325 +936,380 @@
         <w:rPr>
           <w:rFonts w:ascii="標楷體" w:eastAsia="標楷體" w:hAnsi="標楷體" w:cs="標楷體" w:hint="eastAsia"/>
           <w:color w:val="000000"/>
-          <w:spacing w:val="-2"/>
-          <w:sz w:val="28"/>
-          <w:szCs w:val="28"/>
-        </w:rPr>
-        <w:t>發表於1974年3月的詩作〈鄉愁四韻〉，後來被民歌手</w:t>
-      </w:r>
-      <w:r>
-        <w:rPr>
-          <w:rFonts w:ascii="標楷體" w:eastAsia="標楷體" w:hAnsi="標楷體" w:cs="標楷體" w:hint="eastAsia"/>
-          <w:color w:val="000000"/>
-          <w:spacing w:val="-2"/>
+          <w:sz w:val="28"/>
+          <w:szCs w:val="28"/>
+        </w:rPr>
+        <w:t>的《鄉愁四韻》是一首將抽象情感具</w:t>
+      </w:r>
+      <w:proofErr w:type="gramStart"/>
+      <w:r>
+        <w:rPr>
+          <w:rFonts w:ascii="標楷體" w:eastAsia="標楷體" w:hAnsi="標楷體" w:cs="標楷體" w:hint="eastAsia"/>
+          <w:color w:val="000000"/>
+          <w:sz w:val="28"/>
+          <w:szCs w:val="28"/>
+        </w:rPr>
+        <w:t>象</w:t>
+      </w:r>
+      <w:proofErr w:type="gramEnd"/>
+      <w:r>
+        <w:rPr>
+          <w:rFonts w:ascii="標楷體" w:eastAsia="標楷體" w:hAnsi="標楷體" w:cs="標楷體" w:hint="eastAsia"/>
+          <w:color w:val="000000"/>
+          <w:sz w:val="28"/>
+          <w:szCs w:val="28"/>
+        </w:rPr>
+        <w:t>化的經典詩作。</w:t>
+      </w:r>
+      <w:proofErr w:type="gramStart"/>
+      <w:r>
+        <w:rPr>
+          <w:rFonts w:ascii="標楷體" w:eastAsia="標楷體" w:hAnsi="標楷體" w:cs="標楷體" w:hint="eastAsia"/>
+          <w:color w:val="000000"/>
+          <w:sz w:val="28"/>
+          <w:szCs w:val="28"/>
+        </w:rPr>
+        <w:t>全詩共</w:t>
+      </w:r>
+      <w:proofErr w:type="gramEnd"/>
+      <w:r>
+        <w:rPr>
+          <w:rFonts w:ascii="標楷體" w:eastAsia="標楷體" w:hAnsi="標楷體" w:cs="標楷體" w:hint="eastAsia"/>
+          <w:color w:val="000000"/>
+          <w:sz w:val="28"/>
+          <w:szCs w:val="28"/>
+        </w:rPr>
+        <w:t>分四節，結構極為嚴謹，採用了重疊、反覆的</w:t>
+      </w:r>
+      <w:r>
+        <w:rPr>
+          <w:rFonts w:ascii="標楷體" w:eastAsia="標楷體" w:hAnsi="標楷體" w:cs="標楷體" w:hint="eastAsia"/>
+          <w:b/>
+          <w:bCs/>
+          <w:color w:val="000000"/>
+          <w:sz w:val="28"/>
+          <w:szCs w:val="28"/>
+        </w:rPr>
+        <w:t>詠</w:t>
+      </w:r>
+      <w:proofErr w:type="gramStart"/>
+      <w:r>
+        <w:rPr>
+          <w:rFonts w:ascii="標楷體" w:eastAsia="標楷體" w:hAnsi="標楷體" w:cs="標楷體" w:hint="eastAsia"/>
+          <w:b/>
+          <w:bCs/>
+          <w:color w:val="000000"/>
+          <w:sz w:val="28"/>
+          <w:szCs w:val="28"/>
+        </w:rPr>
+        <w:t>歎</w:t>
+      </w:r>
+      <w:proofErr w:type="gramEnd"/>
+      <w:r>
+        <w:rPr>
+          <w:rFonts w:ascii="標楷體" w:eastAsia="標楷體" w:hAnsi="標楷體" w:cs="標楷體" w:hint="eastAsia"/>
+          <w:color w:val="000000"/>
+          <w:sz w:val="28"/>
+          <w:szCs w:val="28"/>
+        </w:rPr>
+        <w:t>句調。詩人巧妙地抓住了四個最具</w:t>
+      </w:r>
+      <w:r>
+        <w:rPr>
+          <w:rFonts w:ascii="標楷體" w:eastAsia="標楷體" w:hAnsi="標楷體" w:cs="標楷體" w:hint="eastAsia"/>
+          <w:color w:val="000000"/>
           <w:sz w:val="28"/>
           <w:szCs w:val="28"/>
           <w:u w:val="single"/>
         </w:rPr>
-        <w:t>楊弦</w:t>
-      </w:r>
-      <w:r>
-        <w:rPr>
-          <w:rFonts w:ascii="標楷體" w:eastAsia="標楷體" w:hAnsi="標楷體" w:cs="標楷體" w:hint="eastAsia"/>
-          <w:color w:val="000000"/>
-          <w:spacing w:val="-2"/>
-          <w:sz w:val="28"/>
-          <w:szCs w:val="28"/>
-        </w:rPr>
-        <w:t>譜成歌謠，並在同年夏天的</w:t>
-      </w:r>
-      <w:r>
-        <w:rPr>
-          <w:rFonts w:ascii="標楷體" w:eastAsia="標楷體" w:hAnsi="標楷體" w:cs="標楷體" w:hint="eastAsia"/>
-          <w:color w:val="000000"/>
-          <w:spacing w:val="-2"/>
-          <w:sz w:val="28"/>
-          <w:szCs w:val="28"/>
-          <w:u w:val="single"/>
-        </w:rPr>
-        <w:t>胡德夫</w:t>
-      </w:r>
-      <w:r>
-        <w:rPr>
-          <w:rFonts w:ascii="標楷體" w:eastAsia="標楷體" w:hAnsi="標楷體" w:cs="標楷體" w:hint="eastAsia"/>
-          <w:color w:val="000000"/>
-          <w:spacing w:val="-2"/>
-          <w:sz w:val="28"/>
-          <w:szCs w:val="28"/>
-        </w:rPr>
-        <w:t>個人演唱會上發表，以吉他配合鋼琴與小提琴來演奏，並請到</w:t>
-      </w:r>
-      <w:r>
-        <w:rPr>
-          <w:rFonts w:ascii="標楷體" w:eastAsia="標楷體" w:hAnsi="標楷體" w:cs="標楷體" w:hint="eastAsia"/>
-          <w:color w:val="000000"/>
-          <w:spacing w:val="-2"/>
-          <w:sz w:val="28"/>
-          <w:szCs w:val="28"/>
-          <w:u w:val="single"/>
-        </w:rPr>
-        <w:t>余光中</w:t>
-      </w:r>
-      <w:r>
-        <w:rPr>
-          <w:rFonts w:ascii="標楷體" w:eastAsia="標楷體" w:hAnsi="標楷體" w:cs="標楷體" w:hint="eastAsia"/>
-          <w:color w:val="000000"/>
-          <w:spacing w:val="-2"/>
-          <w:sz w:val="28"/>
-          <w:szCs w:val="28"/>
-        </w:rPr>
-        <w:t>親臨現場觀賞，大獲好評，詩人對此嘗試亦相當</w:t>
+        <w:t>中國</w:t>
+      </w:r>
+      <w:r>
+        <w:rPr>
+          <w:rFonts w:ascii="標楷體" w:eastAsia="標楷體" w:hAnsi="標楷體" w:cs="標楷體" w:hint="eastAsia"/>
+          <w:color w:val="000000"/>
+          <w:sz w:val="28"/>
+          <w:szCs w:val="28"/>
+        </w:rPr>
+        <w:t>傳統文化色彩與地理象徵的意象</w:t>
+      </w:r>
+      <w:r>
+        <w:rPr>
+          <w:rFonts w:ascii="標楷體" w:eastAsia="標楷體" w:hAnsi="標楷體" w:cs="標楷體" w:hint="eastAsia"/>
+          <w:color w:val="000000"/>
+          <w:sz w:val="28"/>
+          <w:szCs w:val="28"/>
+        </w:rPr>
+        <w:t>--</w:t>
+      </w:r>
+      <w:r>
+        <w:rPr>
+          <w:rFonts w:ascii="標楷體" w:eastAsia="標楷體" w:hAnsi="標楷體" w:cs="標楷體" w:hint="eastAsia"/>
+          <w:color w:val="000000"/>
+          <w:sz w:val="28"/>
+          <w:szCs w:val="28"/>
+        </w:rPr>
+        <w:t>長江水、海棠紅、雪花白、</w:t>
       </w:r>
       <w:proofErr w:type="gramStart"/>
       <w:r>
         <w:rPr>
           <w:rFonts w:ascii="標楷體" w:eastAsia="標楷體" w:hAnsi="標楷體" w:cs="標楷體" w:hint="eastAsia"/>
           <w:color w:val="000000"/>
-          <w:spacing w:val="-2"/>
-          <w:sz w:val="28"/>
-          <w:szCs w:val="28"/>
-        </w:rPr>
-        <w:t>滿意，後來</w:t>
-      </w:r>
-      <w:r>
-        <w:rPr>
-          <w:rFonts w:ascii="標楷體" w:eastAsia="標楷體" w:hAnsi="標楷體" w:cs="標楷體" w:hint="eastAsia"/>
-          <w:color w:val="000000"/>
-          <w:spacing w:val="-2"/>
-          <w:sz w:val="28"/>
-          <w:szCs w:val="28"/>
-          <w:u w:val="single"/>
-        </w:rPr>
-        <w:t>楊弦</w:t>
-      </w:r>
-      <w:r>
-        <w:rPr>
-          <w:rFonts w:ascii="標楷體" w:eastAsia="標楷體" w:hAnsi="標楷體" w:cs="標楷體" w:hint="eastAsia"/>
-          <w:color w:val="000000"/>
-          <w:spacing w:val="-2"/>
-          <w:sz w:val="28"/>
-          <w:szCs w:val="28"/>
-        </w:rPr>
-        <w:t>陸續</w:t>
+          <w:sz w:val="28"/>
+          <w:szCs w:val="28"/>
+        </w:rPr>
+        <w:t>蠟梅</w:t>
       </w:r>
       <w:proofErr w:type="gramEnd"/>
       <w:r>
         <w:rPr>
           <w:rFonts w:ascii="標楷體" w:eastAsia="標楷體" w:hAnsi="標楷體" w:cs="標楷體" w:hint="eastAsia"/>
           <w:color w:val="000000"/>
-          <w:spacing w:val="-2"/>
-          <w:sz w:val="28"/>
-          <w:szCs w:val="28"/>
-        </w:rPr>
-        <w:t>將</w:t>
-      </w:r>
-      <w:r>
-        <w:rPr>
-          <w:rFonts w:ascii="標楷體" w:eastAsia="標楷體" w:hAnsi="標楷體" w:cs="標楷體" w:hint="eastAsia"/>
-          <w:color w:val="000000"/>
-          <w:spacing w:val="-2"/>
-          <w:sz w:val="28"/>
-          <w:szCs w:val="28"/>
-          <w:u w:val="single"/>
-        </w:rPr>
-        <w:t>余光中</w:t>
-      </w:r>
-      <w:r>
-        <w:rPr>
-          <w:rFonts w:ascii="標楷體" w:eastAsia="標楷體" w:hAnsi="標楷體" w:cs="標楷體" w:hint="eastAsia"/>
-          <w:color w:val="000000"/>
-          <w:spacing w:val="-2"/>
-          <w:sz w:val="28"/>
-          <w:szCs w:val="28"/>
-        </w:rPr>
-        <w:t>詩集《白玉苦瓜》的其它詩作</w:t>
-      </w:r>
-      <w:proofErr w:type="gramStart"/>
-      <w:r>
-        <w:rPr>
-          <w:rFonts w:ascii="標楷體" w:eastAsia="標楷體" w:hAnsi="標楷體" w:cs="標楷體" w:hint="eastAsia"/>
-          <w:color w:val="000000"/>
-          <w:spacing w:val="-2"/>
-          <w:sz w:val="28"/>
-          <w:szCs w:val="28"/>
-        </w:rPr>
-        <w:t>譜曲入歌</w:t>
-      </w:r>
-      <w:proofErr w:type="gramEnd"/>
-      <w:r>
-        <w:rPr>
-          <w:rFonts w:ascii="標楷體" w:eastAsia="標楷體" w:hAnsi="標楷體" w:cs="標楷體" w:hint="eastAsia"/>
-          <w:color w:val="000000"/>
-          <w:spacing w:val="-2"/>
-          <w:sz w:val="28"/>
-          <w:szCs w:val="28"/>
-        </w:rPr>
-        <w:t>，開啟了日後「現代民歌」的風潮。</w:t>
+          <w:sz w:val="28"/>
+          <w:szCs w:val="28"/>
+        </w:rPr>
+        <w:t>香，由遠及近、由宏大到微觀，層層遞進地將思鄉之情推向極致。</w:t>
       </w:r>
     </w:p>
     <w:p>
       <w:pPr>
         <w:widowControl/>
-        <w:spacing w:line="460" w:lineRule="exact"/>
+        <w:spacing w:line="440" w:lineRule="exact"/>
         <w:ind w:left="-6" w:hanging="11"/>
-        <w:rPr>
-          <w:rFonts w:ascii="標楷體" w:eastAsia="標楷體" w:hAnsi="標楷體" w:cs="標楷體"/>
-          <w:color w:val="000000"/>
-          <w:spacing w:val="-2"/>
-          <w:sz w:val="28"/>
-          <w:szCs w:val="28"/>
-        </w:rPr>
-      </w:pPr>
-      <w:r>
-        <w:rPr>
-          <w:rFonts w:ascii="標楷體" w:eastAsia="標楷體" w:hAnsi="標楷體" w:cs="標楷體" w:hint="eastAsia"/>
-          <w:color w:val="000000"/>
-          <w:spacing w:val="-2"/>
-          <w:sz w:val="28"/>
-          <w:szCs w:val="28"/>
-        </w:rPr>
-        <w:t xml:space="preserve">    </w:t>
-      </w:r>
-      <w:r>
-        <w:rPr>
-          <w:rFonts w:ascii="標楷體" w:eastAsia="標楷體" w:hAnsi="標楷體" w:cs="標楷體" w:hint="eastAsia"/>
-          <w:color w:val="000000"/>
-          <w:spacing w:val="-2"/>
-          <w:sz w:val="28"/>
-          <w:szCs w:val="28"/>
-        </w:rPr>
-        <w:t>「鄉愁」當然是這首詩作的主題，不論是「長江水」或是「海棠紅」，那都是對</w:t>
-      </w:r>
-      <w:r>
-        <w:rPr>
-          <w:rFonts w:ascii="標楷體" w:eastAsia="標楷體" w:hAnsi="標楷體" w:cs="標楷體" w:hint="eastAsia"/>
-          <w:color w:val="000000"/>
-          <w:spacing w:val="-2"/>
+        <w:jc w:val="both"/>
+        <w:rPr>
+          <w:rFonts w:ascii="標楷體" w:eastAsia="標楷體" w:hAnsi="標楷體" w:cs="標楷體" w:hint="eastAsia"/>
+          <w:color w:val="000000"/>
+          <w:sz w:val="28"/>
+          <w:szCs w:val="28"/>
+        </w:rPr>
+      </w:pPr>
+      <w:r>
+        <w:rPr>
+          <w:rFonts w:ascii="標楷體" w:eastAsia="標楷體" w:hAnsi="標楷體" w:cs="標楷體" w:hint="eastAsia"/>
+          <w:color w:val="000000"/>
+          <w:sz w:val="28"/>
+          <w:szCs w:val="28"/>
+        </w:rPr>
+        <w:t xml:space="preserve">　　</w:t>
+      </w:r>
+      <w:r>
+        <w:rPr>
+          <w:rFonts w:ascii="標楷體" w:eastAsia="標楷體" w:hAnsi="標楷體" w:cs="標楷體" w:hint="eastAsia"/>
+          <w:color w:val="000000"/>
+          <w:sz w:val="28"/>
+          <w:szCs w:val="28"/>
+        </w:rPr>
+        <w:t>第一節以「長江水」開篇，</w:t>
+      </w:r>
+      <w:r>
+        <w:rPr>
+          <w:rFonts w:ascii="標楷體" w:eastAsia="標楷體" w:hAnsi="標楷體" w:cs="標楷體" w:hint="eastAsia"/>
+          <w:color w:val="000000"/>
           <w:sz w:val="28"/>
           <w:szCs w:val="28"/>
           <w:u w:val="single"/>
         </w:rPr>
-        <w:t>中國</w:t>
-      </w:r>
-      <w:r>
-        <w:rPr>
-          <w:rFonts w:ascii="標楷體" w:eastAsia="標楷體" w:hAnsi="標楷體" w:cs="標楷體" w:hint="eastAsia"/>
-          <w:color w:val="000000"/>
-          <w:spacing w:val="-2"/>
-          <w:sz w:val="28"/>
-          <w:szCs w:val="28"/>
-        </w:rPr>
-        <w:t>故土的思念情懷，尤其是「雪花白」了，表示冬天到了，「臘梅香」了，農曆過年又近了，每逢佳節</w:t>
+        <w:t>長江</w:t>
+      </w:r>
+      <w:r>
+        <w:rPr>
+          <w:rFonts w:ascii="標楷體" w:eastAsia="標楷體" w:hAnsi="標楷體" w:cs="標楷體" w:hint="eastAsia"/>
+          <w:color w:val="000000"/>
+          <w:sz w:val="28"/>
+          <w:szCs w:val="28"/>
+        </w:rPr>
+        <w:t>是</w:t>
+      </w:r>
+      <w:r>
+        <w:rPr>
+          <w:rFonts w:ascii="標楷體" w:eastAsia="標楷體" w:hAnsi="標楷體" w:cs="標楷體" w:hint="eastAsia"/>
+          <w:color w:val="000000"/>
+          <w:sz w:val="28"/>
+          <w:szCs w:val="28"/>
+          <w:u w:val="single"/>
+        </w:rPr>
+        <w:t>中華民族</w:t>
+      </w:r>
+      <w:r>
+        <w:rPr>
+          <w:rFonts w:ascii="標楷體" w:eastAsia="標楷體" w:hAnsi="標楷體" w:cs="標楷體" w:hint="eastAsia"/>
+          <w:color w:val="000000"/>
+          <w:sz w:val="28"/>
+          <w:szCs w:val="28"/>
+        </w:rPr>
+        <w:t>的母親河，象徵著</w:t>
+      </w:r>
+      <w:r>
+        <w:rPr>
+          <w:rFonts w:ascii="標楷體" w:eastAsia="標楷體" w:hAnsi="標楷體" w:cs="標楷體" w:hint="eastAsia"/>
+          <w:b/>
+          <w:bCs/>
+          <w:color w:val="000000"/>
+          <w:sz w:val="28"/>
+          <w:szCs w:val="28"/>
+        </w:rPr>
+        <w:t>源遠流長</w:t>
+      </w:r>
+      <w:r>
+        <w:rPr>
+          <w:rFonts w:ascii="標楷體" w:eastAsia="標楷體" w:hAnsi="標楷體" w:cs="標楷體" w:hint="eastAsia"/>
+          <w:color w:val="000000"/>
+          <w:sz w:val="28"/>
+          <w:szCs w:val="28"/>
+        </w:rPr>
+        <w:t>的歷史與</w:t>
+      </w:r>
+      <w:r>
+        <w:rPr>
+          <w:rFonts w:ascii="標楷體" w:eastAsia="標楷體" w:hAnsi="標楷體" w:cs="標楷體" w:hint="eastAsia"/>
+          <w:b/>
+          <w:bCs/>
+          <w:color w:val="000000"/>
+          <w:sz w:val="28"/>
+          <w:szCs w:val="28"/>
+        </w:rPr>
+        <w:t>廣袤</w:t>
+      </w:r>
+      <w:r>
+        <w:rPr>
+          <w:rFonts w:ascii="標楷體" w:eastAsia="標楷體" w:hAnsi="標楷體" w:cs="標楷體" w:hint="eastAsia"/>
+          <w:color w:val="000000"/>
+          <w:sz w:val="28"/>
+          <w:szCs w:val="28"/>
+        </w:rPr>
+        <w:t>的故土。詩人將</w:t>
+      </w:r>
+      <w:r>
+        <w:rPr>
+          <w:rFonts w:ascii="標楷體" w:eastAsia="標楷體" w:hAnsi="標楷體" w:cs="標楷體" w:hint="eastAsia"/>
+          <w:color w:val="000000"/>
+          <w:sz w:val="28"/>
+          <w:szCs w:val="28"/>
+          <w:u w:val="single"/>
+        </w:rPr>
+        <w:t>長江</w:t>
+      </w:r>
+      <w:r>
+        <w:rPr>
+          <w:rFonts w:ascii="標楷體" w:eastAsia="標楷體" w:hAnsi="標楷體" w:cs="標楷體" w:hint="eastAsia"/>
+          <w:color w:val="000000"/>
+          <w:sz w:val="28"/>
+          <w:szCs w:val="28"/>
+        </w:rPr>
+        <w:t>水比作「酒」，</w:t>
       </w:r>
       <w:proofErr w:type="gramStart"/>
       <w:r>
         <w:rPr>
           <w:rFonts w:ascii="標楷體" w:eastAsia="標楷體" w:hAnsi="標楷體" w:cs="標楷體" w:hint="eastAsia"/>
           <w:color w:val="000000"/>
-          <w:spacing w:val="-2"/>
-          <w:sz w:val="28"/>
-          <w:szCs w:val="28"/>
-        </w:rPr>
-        <w:t>倍</w:t>
+          <w:sz w:val="28"/>
+          <w:szCs w:val="28"/>
+        </w:rPr>
+        <w:t>酒能解憂</w:t>
       </w:r>
       <w:proofErr w:type="gramEnd"/>
       <w:r>
         <w:rPr>
           <w:rFonts w:ascii="標楷體" w:eastAsia="標楷體" w:hAnsi="標楷體" w:cs="標楷體" w:hint="eastAsia"/>
           <w:color w:val="000000"/>
-          <w:spacing w:val="-2"/>
-          <w:sz w:val="28"/>
-          <w:szCs w:val="28"/>
-        </w:rPr>
-        <w:t>思親，想起了彼岸的母親與家鄉，政治隔斷了</w:t>
-      </w:r>
-      <w:r>
-        <w:rPr>
-          <w:rFonts w:ascii="標楷體" w:eastAsia="標楷體" w:hAnsi="標楷體" w:cs="標楷體" w:hint="eastAsia"/>
-          <w:color w:val="000000"/>
-          <w:spacing w:val="-2"/>
-          <w:sz w:val="28"/>
-          <w:szCs w:val="28"/>
-          <w:u w:val="single"/>
-        </w:rPr>
-        <w:t>台灣海峽</w:t>
-      </w:r>
-      <w:r>
-        <w:rPr>
-          <w:rFonts w:ascii="標楷體" w:eastAsia="標楷體" w:hAnsi="標楷體" w:cs="標楷體" w:hint="eastAsia"/>
-          <w:color w:val="000000"/>
-          <w:spacing w:val="-2"/>
-          <w:sz w:val="28"/>
-          <w:szCs w:val="28"/>
-        </w:rPr>
-        <w:t>，只能醉在酒裡，痛</w:t>
-      </w:r>
-      <w:proofErr w:type="gramStart"/>
-      <w:r>
-        <w:rPr>
-          <w:rFonts w:ascii="標楷體" w:eastAsia="標楷體" w:hAnsi="標楷體" w:cs="標楷體" w:hint="eastAsia"/>
-          <w:color w:val="000000"/>
-          <w:spacing w:val="-2"/>
-          <w:sz w:val="28"/>
-          <w:szCs w:val="28"/>
-        </w:rPr>
-        <w:t>在血裡</w:t>
-      </w:r>
-      <w:proofErr w:type="gramEnd"/>
-      <w:r>
-        <w:rPr>
-          <w:rFonts w:ascii="標楷體" w:eastAsia="標楷體" w:hAnsi="標楷體" w:cs="標楷體" w:hint="eastAsia"/>
-          <w:color w:val="000000"/>
-          <w:spacing w:val="-2"/>
-          <w:sz w:val="28"/>
-          <w:szCs w:val="28"/>
-        </w:rPr>
-        <w:t>，苦等萬金家書。</w:t>
+          <w:sz w:val="28"/>
+          <w:szCs w:val="28"/>
+        </w:rPr>
+        <w:t>也能勾起愁緒，而「醉酒的滋味」正是那種揮之不去、讓人</w:t>
+      </w:r>
+      <w:r>
+        <w:rPr>
+          <w:rFonts w:ascii="標楷體" w:eastAsia="標楷體" w:hAnsi="標楷體" w:cs="標楷體" w:hint="eastAsia"/>
+          <w:b/>
+          <w:bCs/>
+          <w:color w:val="000000"/>
+          <w:sz w:val="28"/>
+          <w:szCs w:val="28"/>
+        </w:rPr>
+        <w:t>沉溺</w:t>
+      </w:r>
+      <w:r>
+        <w:rPr>
+          <w:rFonts w:ascii="標楷體" w:eastAsia="標楷體" w:hAnsi="標楷體" w:cs="標楷體" w:hint="eastAsia"/>
+          <w:color w:val="000000"/>
+          <w:sz w:val="28"/>
+          <w:szCs w:val="28"/>
+        </w:rPr>
+        <w:t>且無法自拔的「鄉愁的滋味」。</w:t>
       </w:r>
     </w:p>
     <w:p>
       <w:pPr>
         <w:widowControl/>
-        <w:spacing w:line="460" w:lineRule="exact"/>
+        <w:spacing w:line="440" w:lineRule="exact"/>
         <w:ind w:left="-6" w:hanging="11"/>
-        <w:rPr>
-          <w:rFonts w:ascii="標楷體" w:eastAsia="標楷體" w:hAnsi="標楷體" w:cs="標楷體"/>
-          <w:color w:val="000000"/>
-          <w:spacing w:val="-2"/>
-          <w:sz w:val="28"/>
-          <w:szCs w:val="28"/>
-        </w:rPr>
-      </w:pPr>
-      <w:r>
-        <w:rPr>
-          <w:rFonts w:ascii="標楷體" w:eastAsia="標楷體" w:hAnsi="標楷體" w:cs="標楷體" w:hint="eastAsia"/>
-          <w:color w:val="000000"/>
-          <w:spacing w:val="-2"/>
-          <w:sz w:val="28"/>
-          <w:szCs w:val="28"/>
-        </w:rPr>
-        <w:t xml:space="preserve">    </w:t>
-      </w:r>
-      <w:r>
-        <w:rPr>
-          <w:rFonts w:ascii="標楷體" w:eastAsia="標楷體" w:hAnsi="標楷體" w:cs="標楷體" w:hint="eastAsia"/>
-          <w:color w:val="000000"/>
-          <w:spacing w:val="-2"/>
+        <w:jc w:val="both"/>
+        <w:rPr>
+          <w:rFonts w:ascii="標楷體" w:eastAsia="標楷體" w:hAnsi="標楷體" w:cs="標楷體" w:hint="eastAsia"/>
+          <w:color w:val="000000"/>
+          <w:sz w:val="28"/>
+          <w:szCs w:val="28"/>
+        </w:rPr>
+      </w:pPr>
+      <w:r>
+        <w:rPr>
+          <w:rFonts w:ascii="標楷體" w:eastAsia="標楷體" w:hAnsi="標楷體" w:cs="標楷體" w:hint="eastAsia"/>
+          <w:color w:val="000000"/>
+          <w:sz w:val="28"/>
+          <w:szCs w:val="28"/>
+        </w:rPr>
+        <w:t xml:space="preserve">　　</w:t>
+      </w:r>
+      <w:r>
+        <w:rPr>
+          <w:rFonts w:ascii="標楷體" w:eastAsia="標楷體" w:hAnsi="標楷體" w:cs="標楷體" w:hint="eastAsia"/>
+          <w:color w:val="000000"/>
+          <w:sz w:val="28"/>
+          <w:szCs w:val="28"/>
+        </w:rPr>
+        <w:t>第二節引入「海棠紅」。在傳統地理政治認知中，「海棠」常被用來隱喻</w:t>
+      </w:r>
+      <w:r>
+        <w:rPr>
+          <w:rFonts w:ascii="標楷體" w:eastAsia="標楷體" w:hAnsi="標楷體" w:cs="標楷體" w:hint="eastAsia"/>
+          <w:color w:val="000000"/>
           <w:sz w:val="28"/>
           <w:szCs w:val="28"/>
           <w:u w:val="single"/>
         </w:rPr>
-        <w:t>余光中</w:t>
-      </w:r>
-      <w:r>
-        <w:rPr>
-          <w:rFonts w:ascii="標楷體" w:eastAsia="標楷體" w:hAnsi="標楷體" w:cs="標楷體" w:hint="eastAsia"/>
-          <w:color w:val="000000"/>
-          <w:spacing w:val="-2"/>
-          <w:sz w:val="28"/>
-          <w:szCs w:val="28"/>
-        </w:rPr>
-        <w:t>發表這首詩作，時年四十六歲，他在詩集《白玉苦瓜》的〈自序〉中提到：「究竟是什麼在召喚中年人呢？小小孩的記憶，三十年前，</w:t>
+        <w:t>中國</w:t>
+      </w:r>
+      <w:r>
+        <w:rPr>
+          <w:rFonts w:ascii="標楷體" w:eastAsia="標楷體" w:hAnsi="標楷體" w:cs="標楷體" w:hint="eastAsia"/>
+          <w:color w:val="000000"/>
+          <w:sz w:val="28"/>
+          <w:szCs w:val="28"/>
+        </w:rPr>
+        <w:t>版圖的形狀。詩人將</w:t>
+      </w:r>
+      <w:proofErr w:type="gramStart"/>
+      <w:r>
+        <w:rPr>
+          <w:rFonts w:ascii="標楷體" w:eastAsia="標楷體" w:hAnsi="標楷體" w:cs="標楷體" w:hint="eastAsia"/>
+          <w:color w:val="000000"/>
+          <w:sz w:val="28"/>
+          <w:szCs w:val="28"/>
+        </w:rPr>
+        <w:t>海棠紅比作</w:t>
+      </w:r>
+      <w:proofErr w:type="gramEnd"/>
+      <w:r>
+        <w:rPr>
+          <w:rFonts w:ascii="標楷體" w:eastAsia="標楷體" w:hAnsi="標楷體" w:cs="標楷體" w:hint="eastAsia"/>
+          <w:color w:val="000000"/>
+          <w:sz w:val="28"/>
+          <w:szCs w:val="28"/>
+        </w:rPr>
+        <w:t>「血」，這不僅僅是視覺上的強烈色彩，更是情感上的</w:t>
       </w:r>
       <w:r>
         <w:rPr>
@@ -1273,297 +1317,355 @@
           <w:b/>
           <w:bCs/>
           <w:color w:val="000000"/>
-          <w:spacing w:val="-2"/>
-          <w:sz w:val="28"/>
-          <w:szCs w:val="28"/>
-        </w:rPr>
-        <w:t>后土</w:t>
-      </w:r>
-      <w:r>
-        <w:rPr>
-          <w:rFonts w:ascii="標楷體" w:eastAsia="標楷體" w:hAnsi="標楷體" w:cs="標楷體" w:hint="eastAsia"/>
-          <w:color w:val="000000"/>
-          <w:spacing w:val="-2"/>
-          <w:sz w:val="28"/>
-          <w:szCs w:val="28"/>
-        </w:rPr>
-        <w:t>之寬厚與博大，</w:t>
-      </w:r>
-      <w:r>
-        <w:rPr>
-          <w:rFonts w:ascii="標楷體" w:eastAsia="標楷體" w:hAnsi="標楷體" w:cs="標楷體" w:hint="eastAsia"/>
-          <w:color w:val="000000"/>
-          <w:spacing w:val="-2"/>
-          <w:sz w:val="28"/>
-          <w:szCs w:val="28"/>
-          <w:u w:val="single"/>
-        </w:rPr>
-        <w:t>長江</w:t>
-      </w:r>
-      <w:r>
-        <w:rPr>
-          <w:rFonts w:ascii="標楷體" w:eastAsia="標楷體" w:hAnsi="標楷體" w:cs="標楷體" w:hint="eastAsia"/>
-          <w:color w:val="000000"/>
-          <w:spacing w:val="-2"/>
-          <w:sz w:val="28"/>
-          <w:szCs w:val="28"/>
-        </w:rPr>
-        <w:t>之滾滾千里而長，</w:t>
+          <w:sz w:val="28"/>
+          <w:szCs w:val="28"/>
+        </w:rPr>
+        <w:t>撕裂</w:t>
+      </w:r>
+      <w:r>
+        <w:rPr>
+          <w:rFonts w:ascii="標楷體" w:eastAsia="標楷體" w:hAnsi="標楷體" w:cs="標楷體" w:hint="eastAsia"/>
+          <w:color w:val="000000"/>
+          <w:sz w:val="28"/>
+          <w:szCs w:val="28"/>
+        </w:rPr>
+        <w:t>與痛楚。「</w:t>
       </w:r>
       <w:proofErr w:type="gramStart"/>
       <w:r>
         <w:rPr>
           <w:rFonts w:ascii="標楷體" w:eastAsia="標楷體" w:hAnsi="標楷體" w:cs="標楷體" w:hint="eastAsia"/>
           <w:color w:val="000000"/>
-          <w:spacing w:val="-2"/>
-          <w:sz w:val="28"/>
-          <w:szCs w:val="28"/>
-        </w:rPr>
-        <w:t>巨者如是</w:t>
+          <w:sz w:val="28"/>
+          <w:szCs w:val="28"/>
+        </w:rPr>
+        <w:t>沸血的燒痛</w:t>
       </w:r>
       <w:proofErr w:type="gramEnd"/>
       <w:r>
         <w:rPr>
           <w:rFonts w:ascii="標楷體" w:eastAsia="標楷體" w:hAnsi="標楷體" w:cs="標楷體" w:hint="eastAsia"/>
           <w:color w:val="000000"/>
-          <w:spacing w:val="-2"/>
-          <w:sz w:val="28"/>
-          <w:szCs w:val="28"/>
-        </w:rPr>
-        <w:t>，</w:t>
+          <w:sz w:val="28"/>
+          <w:szCs w:val="28"/>
+        </w:rPr>
+        <w:t>」寫出了鄉愁不再只是淡淡的憂傷，而是如同身體</w:t>
       </w:r>
       <w:proofErr w:type="gramStart"/>
       <w:r>
         <w:rPr>
           <w:rFonts w:ascii="標楷體" w:eastAsia="標楷體" w:hAnsi="標楷體" w:cs="標楷體" w:hint="eastAsia"/>
           <w:color w:val="000000"/>
-          <w:spacing w:val="-2"/>
-          <w:sz w:val="28"/>
-          <w:szCs w:val="28"/>
-        </w:rPr>
-        <w:t>固長在</w:t>
+          <w:sz w:val="28"/>
+          <w:szCs w:val="28"/>
+        </w:rPr>
+        <w:t>受創般</w:t>
       </w:r>
       <w:proofErr w:type="gramEnd"/>
       <w:r>
         <w:rPr>
           <w:rFonts w:ascii="標楷體" w:eastAsia="標楷體" w:hAnsi="標楷體" w:cs="標楷體" w:hint="eastAsia"/>
           <w:color w:val="000000"/>
-          <w:spacing w:val="-2"/>
-          <w:sz w:val="28"/>
-          <w:szCs w:val="28"/>
-        </w:rPr>
-        <w:t>胸臆，細者</w:t>
+          <w:sz w:val="28"/>
+          <w:szCs w:val="28"/>
+        </w:rPr>
+        <w:t>、深刻且灼熱的肉體與靈魂之痛。</w:t>
+      </w:r>
+    </w:p>
+    <w:p>
+      <w:pPr>
+        <w:widowControl/>
+        <w:spacing w:line="440" w:lineRule="exact"/>
+        <w:ind w:left="-6" w:hanging="11"/>
+        <w:jc w:val="both"/>
+        <w:rPr>
+          <w:rFonts w:ascii="標楷體" w:eastAsia="標楷體" w:hAnsi="標楷體" w:cs="標楷體" w:hint="eastAsia"/>
+          <w:color w:val="000000"/>
+          <w:sz w:val="28"/>
+          <w:szCs w:val="28"/>
+        </w:rPr>
+      </w:pPr>
+      <w:r>
+        <w:rPr>
+          <w:rFonts w:ascii="標楷體" w:eastAsia="標楷體" w:hAnsi="標楷體" w:cs="標楷體" w:hint="eastAsia"/>
+          <w:color w:val="000000"/>
+          <w:sz w:val="28"/>
+          <w:szCs w:val="28"/>
+        </w:rPr>
+        <w:t xml:space="preserve">　　</w:t>
+      </w:r>
+      <w:r>
+        <w:rPr>
+          <w:rFonts w:ascii="標楷體" w:eastAsia="標楷體" w:hAnsi="標楷體" w:cs="標楷體" w:hint="eastAsia"/>
+          <w:color w:val="000000"/>
+          <w:sz w:val="28"/>
+          <w:szCs w:val="28"/>
+        </w:rPr>
+        <w:t>第三節轉向「雪花白」。雪花的純白與冰冷，轉化為「信一樣的雪花白」。這裡的「家信」承襲了傳統詩詞中「烽火連三月，</w:t>
       </w:r>
       <w:proofErr w:type="gramStart"/>
       <w:r>
         <w:rPr>
           <w:rFonts w:ascii="標楷體" w:eastAsia="標楷體" w:hAnsi="標楷體" w:cs="標楷體" w:hint="eastAsia"/>
           <w:color w:val="000000"/>
-          <w:spacing w:val="-2"/>
-          <w:sz w:val="28"/>
-          <w:szCs w:val="28"/>
-        </w:rPr>
-        <w:t>即如井邊</w:t>
+          <w:sz w:val="28"/>
+          <w:szCs w:val="28"/>
+        </w:rPr>
+        <w:t>家書抵萬金</w:t>
       </w:r>
       <w:proofErr w:type="gramEnd"/>
       <w:r>
         <w:rPr>
           <w:rFonts w:ascii="標楷體" w:eastAsia="標楷體" w:hAnsi="標楷體" w:cs="標楷體" w:hint="eastAsia"/>
           <w:color w:val="000000"/>
-          <w:spacing w:val="-2"/>
-          <w:sz w:val="28"/>
-          <w:szCs w:val="28"/>
-        </w:rPr>
-        <w:t>的一聲蟋蟀，階下的一葉紅楓，於今憶及，亦莫不</w:t>
-      </w:r>
-      <w:bookmarkStart w:id="0" w:name="_Hlk141534705"/>
+          <w:sz w:val="28"/>
+          <w:szCs w:val="28"/>
+        </w:rPr>
+        <w:t>」的寄託。在那個兩岸音訊隔絕的年代，對家信的期盼與等待，點出了鄉愁最煎熬的現實折磨</w:t>
+      </w:r>
+      <w:r>
+        <w:rPr>
+          <w:rFonts w:ascii="標楷體" w:eastAsia="標楷體" w:hAnsi="標楷體" w:cs="標楷體" w:hint="eastAsia"/>
+          <w:color w:val="000000"/>
+          <w:sz w:val="28"/>
+          <w:szCs w:val="28"/>
+        </w:rPr>
+        <w:t>--</w:t>
+      </w:r>
+      <w:r>
+        <w:rPr>
+          <w:rFonts w:ascii="標楷體" w:eastAsia="標楷體" w:hAnsi="標楷體" w:cs="標楷體" w:hint="eastAsia"/>
+          <w:color w:val="000000"/>
+          <w:sz w:val="28"/>
+          <w:szCs w:val="28"/>
+        </w:rPr>
+        <w:t>時間的漫長與無奈。</w:t>
+      </w:r>
+    </w:p>
+    <w:p>
+      <w:pPr>
+        <w:widowControl/>
+        <w:spacing w:line="440" w:lineRule="exact"/>
+        <w:ind w:left="-6" w:hanging="11"/>
+        <w:jc w:val="both"/>
+        <w:rPr>
+          <w:rFonts w:ascii="標楷體" w:eastAsia="標楷體" w:hAnsi="標楷體" w:cs="標楷體" w:hint="eastAsia"/>
+          <w:color w:val="000000"/>
+          <w:sz w:val="28"/>
+          <w:szCs w:val="28"/>
+        </w:rPr>
+      </w:pPr>
+      <w:r>
+        <w:rPr>
+          <w:rFonts w:ascii="標楷體" w:eastAsia="標楷體" w:hAnsi="標楷體" w:cs="標楷體" w:hint="eastAsia"/>
+          <w:color w:val="000000"/>
+          <w:sz w:val="28"/>
+          <w:szCs w:val="28"/>
+        </w:rPr>
+        <w:t xml:space="preserve">　　</w:t>
+      </w:r>
+      <w:r>
+        <w:rPr>
+          <w:rFonts w:ascii="標楷體" w:eastAsia="標楷體" w:hAnsi="標楷體" w:cs="標楷體" w:hint="eastAsia"/>
+          <w:color w:val="000000"/>
+          <w:sz w:val="28"/>
+          <w:szCs w:val="28"/>
+        </w:rPr>
+        <w:t>第四節最終落腳於微觀而溫暖的「</w:t>
+      </w:r>
+      <w:proofErr w:type="gramStart"/>
       <w:r>
         <w:rPr>
           <w:rFonts w:ascii="標楷體" w:eastAsia="標楷體" w:hAnsi="標楷體" w:cs="標楷體" w:hint="eastAsia"/>
           <w:b/>
           <w:bCs/>
           <w:color w:val="000000"/>
-          <w:spacing w:val="-2"/>
-          <w:sz w:val="28"/>
-          <w:szCs w:val="28"/>
-        </w:rPr>
-        <w:t>歷歷</w:t>
-      </w:r>
-      <w:bookmarkEnd w:id="0"/>
-      <w:r>
-        <w:rPr>
-          <w:rFonts w:ascii="標楷體" w:eastAsia="標楷體" w:hAnsi="標楷體" w:cs="標楷體" w:hint="eastAsia"/>
-          <w:color w:val="000000"/>
-          <w:spacing w:val="-2"/>
-          <w:sz w:val="28"/>
-          <w:szCs w:val="28"/>
-        </w:rPr>
-        <w:t>皆在心頭。不過中年人的鄉思與</w:t>
+          <w:sz w:val="28"/>
+          <w:szCs w:val="28"/>
+        </w:rPr>
+        <w:t>蠟梅</w:t>
+      </w:r>
+      <w:proofErr w:type="gramEnd"/>
+      <w:r>
+        <w:rPr>
+          <w:rFonts w:ascii="標楷體" w:eastAsia="標楷體" w:hAnsi="標楷體" w:cs="標楷體" w:hint="eastAsia"/>
+          <w:color w:val="000000"/>
+          <w:sz w:val="28"/>
+          <w:szCs w:val="28"/>
+        </w:rPr>
+        <w:t>香」。</w:t>
       </w:r>
       <w:proofErr w:type="gramStart"/>
+      <w:r>
+        <w:rPr>
+          <w:rFonts w:ascii="標楷體" w:eastAsia="標楷體" w:hAnsi="標楷體" w:cs="標楷體" w:hint="eastAsia"/>
+          <w:color w:val="000000"/>
+          <w:sz w:val="28"/>
+          <w:szCs w:val="28"/>
+        </w:rPr>
+        <w:t>蠟梅</w:t>
+      </w:r>
       <w:r>
         <w:rPr>
           <w:rFonts w:ascii="標楷體" w:eastAsia="標楷體" w:hAnsi="標楷體" w:cs="標楷體" w:hint="eastAsia"/>
           <w:b/>
           <w:bCs/>
           <w:color w:val="000000"/>
-          <w:spacing w:val="-2"/>
-          <w:sz w:val="28"/>
-          <w:szCs w:val="28"/>
-        </w:rPr>
-        <w:t>孺</w:t>
+          <w:sz w:val="28"/>
+          <w:szCs w:val="28"/>
+        </w:rPr>
+        <w:t>凌冬</w:t>
+      </w:r>
+      <w:r>
+        <w:rPr>
+          <w:rFonts w:ascii="標楷體" w:eastAsia="標楷體" w:hAnsi="標楷體" w:cs="標楷體" w:hint="eastAsia"/>
+          <w:color w:val="000000"/>
+          <w:sz w:val="28"/>
+          <w:szCs w:val="28"/>
+        </w:rPr>
+        <w:t>耐寒</w:t>
       </w:r>
       <w:proofErr w:type="gramEnd"/>
+      <w:r>
+        <w:rPr>
+          <w:rFonts w:ascii="標楷體" w:eastAsia="標楷體" w:hAnsi="標楷體" w:cs="標楷體" w:hint="eastAsia"/>
+          <w:color w:val="000000"/>
+          <w:sz w:val="28"/>
+          <w:szCs w:val="28"/>
+        </w:rPr>
+        <w:t>，而詩人將這股清香比作「母親一樣的</w:t>
+      </w:r>
+      <w:proofErr w:type="gramStart"/>
+      <w:r>
+        <w:rPr>
+          <w:rFonts w:ascii="標楷體" w:eastAsia="標楷體" w:hAnsi="標楷體" w:cs="標楷體" w:hint="eastAsia"/>
+          <w:color w:val="000000"/>
+          <w:sz w:val="28"/>
+          <w:szCs w:val="28"/>
+        </w:rPr>
+        <w:t>蠟梅</w:t>
+      </w:r>
+      <w:proofErr w:type="gramEnd"/>
+      <w:r>
+        <w:rPr>
+          <w:rFonts w:ascii="標楷體" w:eastAsia="標楷體" w:hAnsi="標楷體" w:cs="標楷體" w:hint="eastAsia"/>
+          <w:color w:val="000000"/>
+          <w:sz w:val="28"/>
+          <w:szCs w:val="28"/>
+        </w:rPr>
+        <w:t>香」。母親是生命的源頭，也是家鄉最溫暖的化身。當鄉愁在最後昇華為「鄉土的芬芳」，讀者能感受到詩人將個人的身世之感，與對祖國母親、大地母親的依戀完美融合。</w:t>
+      </w:r>
+    </w:p>
+    <w:p>
+      <w:pPr>
+        <w:widowControl/>
+        <w:spacing w:line="440" w:lineRule="exact"/>
+        <w:ind w:left="-6" w:hanging="11"/>
+        <w:jc w:val="both"/>
+        <w:rPr>
+          <w:rFonts w:ascii="標楷體" w:eastAsia="標楷體" w:hAnsi="標楷體" w:cs="標楷體"/>
+          <w:color w:val="000000"/>
+          <w:sz w:val="28"/>
+          <w:szCs w:val="28"/>
+        </w:rPr>
+      </w:pPr>
+      <w:r>
+        <w:rPr>
+          <w:rFonts w:ascii="標楷體" w:eastAsia="標楷體" w:hAnsi="標楷體" w:cs="標楷體" w:hint="eastAsia"/>
+          <w:color w:val="000000"/>
+          <w:sz w:val="28"/>
+          <w:szCs w:val="28"/>
+        </w:rPr>
+        <w:t xml:space="preserve">　　</w:t>
+      </w:r>
+      <w:r>
+        <w:rPr>
+          <w:rFonts w:ascii="標楷體" w:eastAsia="標楷體" w:hAnsi="標楷體" w:cs="標楷體" w:hint="eastAsia"/>
+          <w:color w:val="000000"/>
+          <w:sz w:val="28"/>
+          <w:szCs w:val="28"/>
+        </w:rPr>
+        <w:t>從結構上看，四節詩採用了完全相同的句式結構，形成一種如民歌般</w:t>
+      </w:r>
       <w:r>
         <w:rPr>
           <w:rFonts w:ascii="標楷體" w:eastAsia="標楷體" w:hAnsi="標楷體" w:cs="標楷體" w:hint="eastAsia"/>
           <w:b/>
           <w:bCs/>
           <w:color w:val="000000"/>
-          <w:spacing w:val="-2"/>
-          <w:sz w:val="28"/>
-          <w:szCs w:val="28"/>
-        </w:rPr>
-        <w:t>慕</w:t>
-      </w:r>
-      <w:r>
-        <w:rPr>
-          <w:rFonts w:ascii="標楷體" w:eastAsia="標楷體" w:hAnsi="標楷體" w:cs="標楷體" w:hint="eastAsia"/>
-          <w:color w:val="000000"/>
-          <w:spacing w:val="-2"/>
-          <w:sz w:val="28"/>
-          <w:szCs w:val="28"/>
-        </w:rPr>
-        <w:t>，不僅是空間的，也是時間的，不僅是那一塊</w:t>
-      </w:r>
-      <w:bookmarkStart w:id="1" w:name="_Hlk141535753"/>
+          <w:sz w:val="28"/>
+          <w:szCs w:val="28"/>
+        </w:rPr>
+        <w:t>迴環往復</w:t>
+      </w:r>
+      <w:r>
+        <w:rPr>
+          <w:rFonts w:ascii="標楷體" w:eastAsia="標楷體" w:hAnsi="標楷體" w:cs="標楷體" w:hint="eastAsia"/>
+          <w:color w:val="000000"/>
+          <w:sz w:val="28"/>
+          <w:szCs w:val="28"/>
+        </w:rPr>
+        <w:t>的節奏感。每一次「給我…</w:t>
+      </w:r>
+      <w:proofErr w:type="gramStart"/>
+      <w:r>
+        <w:rPr>
+          <w:rFonts w:ascii="標楷體" w:eastAsia="標楷體" w:hAnsi="標楷體" w:cs="標楷體" w:hint="eastAsia"/>
+          <w:color w:val="000000"/>
+          <w:sz w:val="28"/>
+          <w:szCs w:val="28"/>
+        </w:rPr>
+        <w:t>…</w:t>
+      </w:r>
+      <w:proofErr w:type="gramEnd"/>
+      <w:r>
+        <w:rPr>
+          <w:rFonts w:ascii="標楷體" w:eastAsia="標楷體" w:hAnsi="標楷體" w:cs="標楷體" w:hint="eastAsia"/>
+          <w:color w:val="000000"/>
+          <w:sz w:val="28"/>
+          <w:szCs w:val="28"/>
+        </w:rPr>
+        <w:t>」的呼喊，都是一次情感的</w:t>
+      </w:r>
       <w:r>
         <w:rPr>
           <w:rFonts w:ascii="標楷體" w:eastAsia="標楷體" w:hAnsi="標楷體" w:cs="標楷體" w:hint="eastAsia"/>
           <w:b/>
           <w:bCs/>
-          <w:spacing w:val="-2"/>
-          <w:sz w:val="28"/>
-          <w:szCs w:val="28"/>
-        </w:rPr>
-        <w:t>大大陸</w:t>
-      </w:r>
-      <w:bookmarkEnd w:id="1"/>
-      <w:r>
-        <w:rPr>
-          <w:rFonts w:ascii="標楷體" w:eastAsia="標楷體" w:hAnsi="標楷體" w:cs="標楷體" w:hint="eastAsia"/>
-          <w:color w:val="000000"/>
-          <w:spacing w:val="-2"/>
-          <w:sz w:val="28"/>
-          <w:szCs w:val="28"/>
-        </w:rPr>
-        <w:t>的母體，也是，甚且更是，那上面發生過的一切。土地的意義，因歷史而更形豐富。</w:t>
-      </w:r>
-      <w:r>
-        <w:rPr>
-          <w:rFonts w:ascii="標楷體" w:eastAsia="標楷體" w:hAnsi="標楷體" w:cs="標楷體" w:hint="eastAsia"/>
-          <w:color w:val="000000"/>
-          <w:spacing w:val="-2"/>
-          <w:sz w:val="28"/>
-          <w:szCs w:val="28"/>
-          <w:u w:val="single"/>
-        </w:rPr>
-        <w:t>湖北</w:t>
-      </w:r>
-      <w:r>
-        <w:rPr>
-          <w:rFonts w:ascii="標楷體" w:eastAsia="標楷體" w:hAnsi="標楷體" w:cs="標楷體" w:hint="eastAsia"/>
-          <w:color w:val="000000"/>
-          <w:spacing w:val="-2"/>
-          <w:sz w:val="28"/>
-          <w:szCs w:val="28"/>
-        </w:rPr>
-        <w:t>，只是</w:t>
+          <w:color w:val="000000"/>
+          <w:sz w:val="28"/>
+          <w:szCs w:val="28"/>
+        </w:rPr>
+        <w:t>堆疊</w:t>
+      </w:r>
+      <w:r>
+        <w:rPr>
+          <w:rFonts w:ascii="標楷體" w:eastAsia="標楷體" w:hAnsi="標楷體" w:cs="標楷體" w:hint="eastAsia"/>
+          <w:color w:val="000000"/>
+          <w:sz w:val="28"/>
+          <w:szCs w:val="28"/>
+        </w:rPr>
+        <w:t>。</w:t>
       </w:r>
       <w:proofErr w:type="gramStart"/>
       <w:r>
         <w:rPr>
           <w:rFonts w:ascii="標楷體" w:eastAsia="標楷體" w:hAnsi="標楷體" w:cs="標楷體" w:hint="eastAsia"/>
           <w:color w:val="000000"/>
-          <w:spacing w:val="-2"/>
-          <w:sz w:val="28"/>
-          <w:szCs w:val="28"/>
-        </w:rPr>
-        <w:t>一</w:t>
+          <w:sz w:val="28"/>
+          <w:szCs w:val="28"/>
+        </w:rPr>
+        <w:t>全詩文字</w:t>
       </w:r>
       <w:proofErr w:type="gramEnd"/>
       <w:r>
         <w:rPr>
           <w:rFonts w:ascii="標楷體" w:eastAsia="標楷體" w:hAnsi="標楷體" w:cs="標楷體" w:hint="eastAsia"/>
           <w:color w:val="000000"/>
-          <w:spacing w:val="-2"/>
-          <w:sz w:val="28"/>
-          <w:szCs w:val="28"/>
-        </w:rPr>
-        <w:t>省，而楚，便是一部歷史，一個夢，一首歌了。整塊</w:t>
-      </w:r>
-      <w:r>
-        <w:rPr>
-          <w:rFonts w:ascii="標楷體" w:eastAsia="標楷體" w:hAnsi="標楷體" w:cs="標楷體" w:hint="eastAsia"/>
-          <w:spacing w:val="-2"/>
-          <w:sz w:val="28"/>
-          <w:szCs w:val="28"/>
-        </w:rPr>
-        <w:t>大大陸</w:t>
-      </w:r>
-      <w:r>
-        <w:rPr>
-          <w:rFonts w:ascii="標楷體" w:eastAsia="標楷體" w:hAnsi="標楷體" w:cs="標楷體" w:hint="eastAsia"/>
-          <w:color w:val="000000"/>
-          <w:spacing w:val="-2"/>
-          <w:sz w:val="28"/>
-          <w:szCs w:val="28"/>
-        </w:rPr>
-        <w:t>，是一座露天的巨博物館，一座人去</w:t>
-      </w:r>
-      <w:proofErr w:type="gramStart"/>
-      <w:r>
-        <w:rPr>
-          <w:rFonts w:ascii="標楷體" w:eastAsia="標楷體" w:hAnsi="標楷體" w:cs="標楷體" w:hint="eastAsia"/>
-          <w:color w:val="000000"/>
-          <w:spacing w:val="-2"/>
-          <w:sz w:val="28"/>
-          <w:szCs w:val="28"/>
-        </w:rPr>
-        <w:t>臺</w:t>
-      </w:r>
-      <w:proofErr w:type="gramEnd"/>
-      <w:r>
-        <w:rPr>
-          <w:rFonts w:ascii="標楷體" w:eastAsia="標楷體" w:hAnsi="標楷體" w:cs="標楷體" w:hint="eastAsia"/>
-          <w:color w:val="000000"/>
-          <w:spacing w:val="-2"/>
-          <w:sz w:val="28"/>
-          <w:szCs w:val="28"/>
-        </w:rPr>
-        <w:t>空的戲</w:t>
-      </w:r>
-      <w:proofErr w:type="gramStart"/>
-      <w:r>
-        <w:rPr>
-          <w:rFonts w:ascii="標楷體" w:eastAsia="標楷體" w:hAnsi="標楷體" w:cs="標楷體" w:hint="eastAsia"/>
-          <w:color w:val="000000"/>
-          <w:spacing w:val="-2"/>
-          <w:sz w:val="28"/>
-          <w:szCs w:val="28"/>
-        </w:rPr>
-        <w:t>臺</w:t>
-      </w:r>
-      <w:proofErr w:type="gramEnd"/>
-      <w:r>
-        <w:rPr>
-          <w:rFonts w:ascii="標楷體" w:eastAsia="標楷體" w:hAnsi="標楷體" w:cs="標楷體" w:hint="eastAsia"/>
-          <w:color w:val="000000"/>
-          <w:spacing w:val="-2"/>
-          <w:sz w:val="28"/>
-          <w:szCs w:val="28"/>
-        </w:rPr>
-        <w:t>，角色雖已散盡，</w:t>
+          <w:sz w:val="28"/>
+          <w:szCs w:val="28"/>
+        </w:rPr>
+        <w:t>看似</w:t>
       </w:r>
       <w:r>
         <w:rPr>
@@ -1571,21 +1673,38 @@
           <w:b/>
           <w:bCs/>
           <w:color w:val="000000"/>
-          <w:spacing w:val="-2"/>
-          <w:sz w:val="28"/>
-          <w:szCs w:val="28"/>
-        </w:rPr>
-        <w:t>餘音嫋嫋</w:t>
-      </w:r>
-      <w:r>
-        <w:rPr>
-          <w:rFonts w:ascii="標楷體" w:eastAsia="標楷體" w:hAnsi="標楷體" w:cs="標楷體" w:hint="eastAsia"/>
-          <w:color w:val="000000"/>
-          <w:spacing w:val="-2"/>
-          <w:sz w:val="28"/>
-          <w:szCs w:val="28"/>
-        </w:rPr>
-        <w:t>，氣氛仍然令人</w:t>
+          <w:sz w:val="28"/>
+          <w:szCs w:val="28"/>
+        </w:rPr>
+        <w:t>質樸</w:t>
+      </w:r>
+      <w:r>
+        <w:rPr>
+          <w:rFonts w:ascii="標楷體" w:eastAsia="標楷體" w:hAnsi="標楷體" w:cs="標楷體" w:hint="eastAsia"/>
+          <w:color w:val="000000"/>
+          <w:sz w:val="28"/>
+          <w:szCs w:val="28"/>
+        </w:rPr>
+        <w:t>，卻透過「水、紅、白、香」調動了讀者的視覺、嗅覺與情感共鳴。</w:t>
+      </w:r>
+      <w:r>
+        <w:rPr>
+          <w:rFonts w:ascii="標楷體" w:eastAsia="標楷體" w:hAnsi="標楷體" w:cs="標楷體" w:hint="eastAsia"/>
+          <w:color w:val="000000"/>
+          <w:sz w:val="28"/>
+          <w:szCs w:val="28"/>
+          <w:u w:val="single"/>
+        </w:rPr>
+        <w:t>余光中</w:t>
+      </w:r>
+      <w:r>
+        <w:rPr>
+          <w:rFonts w:ascii="標楷體" w:eastAsia="標楷體" w:hAnsi="標楷體" w:cs="標楷體" w:hint="eastAsia"/>
+          <w:color w:val="000000"/>
+          <w:sz w:val="28"/>
+          <w:szCs w:val="28"/>
+        </w:rPr>
+        <w:t>在此詩中，成功將個人的孤獨鄉愁，</w:t>
       </w:r>
       <w:r>
         <w:rPr>
@@ -1593,1096 +1712,59 @@
           <w:b/>
           <w:bCs/>
           <w:color w:val="000000"/>
-          <w:spacing w:val="-2"/>
-          <w:sz w:val="28"/>
-          <w:szCs w:val="28"/>
-        </w:rPr>
-        <w:t>低</w:t>
+          <w:sz w:val="28"/>
+          <w:szCs w:val="28"/>
+        </w:rPr>
+        <w:t>熔鑄</w:t>
+      </w:r>
+      <w:r>
+        <w:rPr>
+          <w:rFonts w:ascii="標楷體" w:eastAsia="標楷體" w:hAnsi="標楷體" w:cs="標楷體" w:hint="eastAsia"/>
+          <w:color w:val="000000"/>
+          <w:sz w:val="28"/>
+          <w:szCs w:val="28"/>
+        </w:rPr>
+        <w:t>成</w:t>
       </w:r>
       <w:proofErr w:type="gramStart"/>
+      <w:r>
+        <w:rPr>
+          <w:rFonts w:ascii="標楷體" w:eastAsia="標楷體" w:hAnsi="標楷體" w:cs="標楷體" w:hint="eastAsia"/>
+          <w:color w:val="000000"/>
+          <w:sz w:val="28"/>
+          <w:szCs w:val="28"/>
+        </w:rPr>
+        <w:t>一</w:t>
+      </w:r>
+      <w:proofErr w:type="gramEnd"/>
+      <w:r>
+        <w:rPr>
+          <w:rFonts w:ascii="標楷體" w:eastAsia="標楷體" w:hAnsi="標楷體" w:cs="標楷體" w:hint="eastAsia"/>
+          <w:color w:val="000000"/>
+          <w:sz w:val="28"/>
+          <w:szCs w:val="28"/>
+        </w:rPr>
+        <w:t>整個世代遊子共同的歷史文化</w:t>
+      </w:r>
       <w:r>
         <w:rPr>
           <w:rFonts w:ascii="標楷體" w:eastAsia="標楷體" w:hAnsi="標楷體" w:cs="標楷體" w:hint="eastAsia"/>
           <w:b/>
           <w:bCs/>
           <w:color w:val="000000"/>
-          <w:spacing w:val="-2"/>
-          <w:sz w:val="28"/>
-          <w:szCs w:val="28"/>
-        </w:rPr>
-        <w:t>徊</w:t>
-      </w:r>
-      <w:proofErr w:type="gramEnd"/>
-      <w:r>
-        <w:rPr>
-          <w:rFonts w:ascii="標楷體" w:eastAsia="標楷體" w:hAnsi="標楷體" w:cs="標楷體" w:hint="eastAsia"/>
-          <w:color w:val="000000"/>
-          <w:spacing w:val="-2"/>
-          <w:sz w:val="28"/>
-          <w:szCs w:val="28"/>
-        </w:rPr>
-        <w:t>。」這不單只是詩人個人的浪漫心靈，也是前中年症候群，更是一整個世代</w:t>
-      </w:r>
-      <w:r>
-        <w:rPr>
-          <w:rFonts w:ascii="標楷體" w:eastAsia="標楷體" w:hAnsi="標楷體" w:cs="標楷體" w:hint="eastAsia"/>
-          <w:b/>
-          <w:bCs/>
-          <w:color w:val="000000"/>
-          <w:spacing w:val="-2"/>
-          <w:sz w:val="28"/>
-          <w:szCs w:val="28"/>
-        </w:rPr>
-        <w:t>顛沛流離</w:t>
-      </w:r>
-      <w:r>
-        <w:rPr>
-          <w:rFonts w:ascii="標楷體" w:eastAsia="標楷體" w:hAnsi="標楷體" w:cs="標楷體" w:hint="eastAsia"/>
-          <w:color w:val="000000"/>
-          <w:spacing w:val="-2"/>
-          <w:sz w:val="28"/>
-          <w:szCs w:val="28"/>
-        </w:rPr>
-        <w:t>與離鄉背井的濃重鄉愁，憶兒時，憶青春，憶后土，憶江河，憶風景，憶蟲鳴，憶文化，憶歷史，</w:t>
-      </w:r>
-      <w:proofErr w:type="gramStart"/>
-      <w:r>
-        <w:rPr>
-          <w:rFonts w:ascii="標楷體" w:eastAsia="標楷體" w:hAnsi="標楷體" w:cs="標楷體" w:hint="eastAsia"/>
-          <w:color w:val="000000"/>
-          <w:spacing w:val="-2"/>
-          <w:sz w:val="28"/>
-          <w:szCs w:val="28"/>
-        </w:rPr>
-        <w:t>憶那回不去</w:t>
-      </w:r>
-      <w:proofErr w:type="gramEnd"/>
-      <w:r>
-        <w:rPr>
-          <w:rFonts w:ascii="標楷體" w:eastAsia="標楷體" w:hAnsi="標楷體" w:cs="標楷體" w:hint="eastAsia"/>
-          <w:color w:val="000000"/>
-          <w:spacing w:val="-2"/>
-          <w:sz w:val="28"/>
-          <w:szCs w:val="28"/>
-        </w:rPr>
-        <w:t>的一切，只能在歌裡</w:t>
-      </w:r>
-      <w:r>
-        <w:rPr>
-          <w:rFonts w:ascii="標楷體" w:eastAsia="標楷體" w:hAnsi="標楷體" w:cs="標楷體" w:hint="eastAsia"/>
-          <w:b/>
-          <w:bCs/>
-          <w:color w:val="000000"/>
-          <w:spacing w:val="-2"/>
-          <w:sz w:val="28"/>
-          <w:szCs w:val="28"/>
-        </w:rPr>
-        <w:t>沉吟低唱</w:t>
-      </w:r>
-      <w:r>
-        <w:rPr>
-          <w:rFonts w:ascii="標楷體" w:eastAsia="標楷體" w:hAnsi="標楷體" w:cs="標楷體" w:hint="eastAsia"/>
-          <w:color w:val="000000"/>
-          <w:spacing w:val="-2"/>
-          <w:sz w:val="28"/>
-          <w:szCs w:val="28"/>
-        </w:rPr>
-        <w:t>，在夢裡重逢，</w:t>
-      </w:r>
-      <w:proofErr w:type="gramStart"/>
-      <w:r>
-        <w:rPr>
-          <w:rFonts w:ascii="標楷體" w:eastAsia="標楷體" w:hAnsi="標楷體" w:cs="標楷體" w:hint="eastAsia"/>
-          <w:color w:val="000000"/>
-          <w:spacing w:val="-2"/>
-          <w:sz w:val="28"/>
-          <w:szCs w:val="28"/>
-        </w:rPr>
-        <w:t>心裡愁啊</w:t>
-      </w:r>
-      <w:proofErr w:type="gramEnd"/>
-      <w:r>
-        <w:rPr>
-          <w:rFonts w:ascii="標楷體" w:eastAsia="標楷體" w:hAnsi="標楷體" w:cs="標楷體" w:hint="eastAsia"/>
-          <w:color w:val="000000"/>
-          <w:spacing w:val="-2"/>
-          <w:sz w:val="28"/>
-          <w:szCs w:val="28"/>
-        </w:rPr>
-        <w:t>！</w:t>
-      </w:r>
-    </w:p>
-    <w:p>
-      <w:pPr>
-        <w:widowControl/>
-        <w:spacing w:line="460" w:lineRule="exact"/>
-        <w:ind w:left="-6" w:hanging="11"/>
-        <w:rPr>
-          <w:rFonts w:ascii="標楷體" w:eastAsia="標楷體" w:hAnsi="標楷體" w:cs="標楷體"/>
-          <w:color w:val="000000"/>
-          <w:spacing w:val="-2"/>
-          <w:sz w:val="28"/>
-          <w:szCs w:val="28"/>
-        </w:rPr>
-      </w:pPr>
-      <w:r>
-        <w:rPr>
-          <w:rFonts w:ascii="標楷體" w:eastAsia="標楷體" w:hAnsi="標楷體" w:cs="標楷體" w:hint="eastAsia"/>
-          <w:color w:val="000000"/>
-          <w:spacing w:val="-2"/>
-          <w:sz w:val="28"/>
-          <w:szCs w:val="28"/>
-        </w:rPr>
-        <w:lastRenderedPageBreak/>
-        <w:t xml:space="preserve">    </w:t>
-      </w:r>
-      <w:r>
-        <w:rPr>
-          <w:rFonts w:ascii="標楷體" w:eastAsia="標楷體" w:hAnsi="標楷體" w:cs="標楷體" w:hint="eastAsia"/>
-          <w:color w:val="000000"/>
-          <w:spacing w:val="-2"/>
-          <w:sz w:val="28"/>
-          <w:szCs w:val="28"/>
-        </w:rPr>
-        <w:t>何謂鄉愁？有</w:t>
-      </w:r>
-      <w:proofErr w:type="gramStart"/>
-      <w:r>
-        <w:rPr>
-          <w:rFonts w:ascii="標楷體" w:eastAsia="標楷體" w:hAnsi="標楷體" w:cs="標楷體" w:hint="eastAsia"/>
-          <w:color w:val="000000"/>
-          <w:spacing w:val="-2"/>
-          <w:sz w:val="28"/>
-          <w:szCs w:val="28"/>
-        </w:rPr>
-        <w:t>鄉斯有愁</w:t>
-      </w:r>
-      <w:proofErr w:type="gramEnd"/>
-      <w:r>
-        <w:rPr>
-          <w:rFonts w:ascii="標楷體" w:eastAsia="標楷體" w:hAnsi="標楷體" w:cs="標楷體" w:hint="eastAsia"/>
-          <w:color w:val="000000"/>
-          <w:spacing w:val="-2"/>
-          <w:sz w:val="28"/>
-          <w:szCs w:val="28"/>
-        </w:rPr>
-        <w:t>。那麼，什麼又是鄉？行政地理上，鄉是</w:t>
-      </w:r>
-      <w:proofErr w:type="gramStart"/>
-      <w:r>
-        <w:rPr>
-          <w:rFonts w:ascii="標楷體" w:eastAsia="標楷體" w:hAnsi="標楷體" w:cs="標楷體" w:hint="eastAsia"/>
-          <w:color w:val="000000"/>
-          <w:spacing w:val="-2"/>
-          <w:sz w:val="28"/>
-          <w:szCs w:val="28"/>
-        </w:rPr>
-        <w:t>最</w:t>
-      </w:r>
-      <w:proofErr w:type="gramEnd"/>
-      <w:r>
-        <w:rPr>
-          <w:rFonts w:ascii="標楷體" w:eastAsia="標楷體" w:hAnsi="標楷體" w:cs="標楷體" w:hint="eastAsia"/>
-          <w:color w:val="000000"/>
-          <w:spacing w:val="-2"/>
-          <w:sz w:val="28"/>
-          <w:szCs w:val="28"/>
-        </w:rPr>
-        <w:t>基層的地方行政區劃單位，和鎮差不多意思，底下</w:t>
-      </w:r>
-      <w:proofErr w:type="gramStart"/>
-      <w:r>
-        <w:rPr>
-          <w:rFonts w:ascii="標楷體" w:eastAsia="標楷體" w:hAnsi="標楷體" w:cs="標楷體" w:hint="eastAsia"/>
-          <w:color w:val="000000"/>
-          <w:spacing w:val="-2"/>
-          <w:sz w:val="28"/>
-          <w:szCs w:val="28"/>
-        </w:rPr>
-        <w:t>尚有村</w:t>
-      </w:r>
-      <w:proofErr w:type="gramEnd"/>
-      <w:r>
-        <w:rPr>
-          <w:rFonts w:ascii="標楷體" w:eastAsia="標楷體" w:hAnsi="標楷體" w:cs="標楷體" w:hint="eastAsia"/>
-          <w:color w:val="000000"/>
-          <w:spacing w:val="-2"/>
-          <w:sz w:val="28"/>
-          <w:szCs w:val="28"/>
-        </w:rPr>
-        <w:t>、鄰、里、戶，相對於縣、市、省而言，通常指人口不多、發展有限的行政區域；從文化地理的角度來看，也正因為如此的環境條件，所以帶有安靜</w:t>
-      </w:r>
-      <w:r>
-        <w:rPr>
-          <w:rFonts w:ascii="標楷體" w:eastAsia="標楷體" w:hAnsi="標楷體" w:cs="標楷體" w:hint="eastAsia"/>
-          <w:b/>
-          <w:bCs/>
-          <w:color w:val="000000"/>
-          <w:spacing w:val="-2"/>
-          <w:sz w:val="28"/>
-          <w:szCs w:val="28"/>
-        </w:rPr>
-        <w:t>恬適</w:t>
-      </w:r>
-      <w:r>
-        <w:rPr>
-          <w:rFonts w:ascii="標楷體" w:eastAsia="標楷體" w:hAnsi="標楷體" w:cs="標楷體" w:hint="eastAsia"/>
-          <w:color w:val="000000"/>
-          <w:spacing w:val="-2"/>
-          <w:sz w:val="28"/>
-          <w:szCs w:val="28"/>
-        </w:rPr>
-        <w:t>、接近自然的生活感與地方感，居住</w:t>
-      </w:r>
-      <w:proofErr w:type="gramStart"/>
-      <w:r>
-        <w:rPr>
-          <w:rFonts w:ascii="標楷體" w:eastAsia="標楷體" w:hAnsi="標楷體" w:cs="標楷體" w:hint="eastAsia"/>
-          <w:color w:val="000000"/>
-          <w:spacing w:val="-2"/>
-          <w:sz w:val="28"/>
-          <w:szCs w:val="28"/>
-        </w:rPr>
-        <w:t>其間，</w:t>
-      </w:r>
-      <w:proofErr w:type="gramEnd"/>
-      <w:r>
-        <w:rPr>
-          <w:rFonts w:ascii="標楷體" w:eastAsia="標楷體" w:hAnsi="標楷體" w:cs="標楷體" w:hint="eastAsia"/>
-          <w:color w:val="000000"/>
-          <w:spacing w:val="-2"/>
-          <w:sz w:val="28"/>
-          <w:szCs w:val="28"/>
-        </w:rPr>
-        <w:t>自然會產生某種特殊的依戀感。之所以會有愁緒，通常是由於某些原因而遠離家鄉，返家不易，思念家鄉的親友、土地與文化，久久</w:t>
-      </w:r>
-      <w:r>
-        <w:rPr>
-          <w:rFonts w:ascii="標楷體" w:eastAsia="標楷體" w:hAnsi="標楷體" w:cs="標楷體" w:hint="eastAsia"/>
-          <w:b/>
-          <w:bCs/>
-          <w:color w:val="000000"/>
-          <w:spacing w:val="-2"/>
-          <w:sz w:val="28"/>
-          <w:szCs w:val="28"/>
-        </w:rPr>
-        <w:t>縈繞</w:t>
-      </w:r>
-      <w:r>
-        <w:rPr>
-          <w:rFonts w:ascii="標楷體" w:eastAsia="標楷體" w:hAnsi="標楷體" w:cs="標楷體" w:hint="eastAsia"/>
-          <w:color w:val="000000"/>
-          <w:spacing w:val="-2"/>
-          <w:sz w:val="28"/>
-          <w:szCs w:val="28"/>
-        </w:rPr>
-        <w:t>不去，不易消散，是謂鄉愁。</w:t>
-      </w:r>
-    </w:p>
-    <w:p>
-      <w:pPr>
-        <w:widowControl/>
-        <w:spacing w:line="460" w:lineRule="exact"/>
-        <w:ind w:left="-6" w:hanging="11"/>
-        <w:rPr>
-          <w:rFonts w:ascii="標楷體" w:eastAsia="標楷體" w:hAnsi="標楷體" w:cs="標楷體"/>
-          <w:color w:val="000000"/>
-          <w:spacing w:val="-2"/>
-          <w:sz w:val="28"/>
-          <w:szCs w:val="28"/>
-        </w:rPr>
-      </w:pPr>
-      <w:r>
-        <w:rPr>
-          <w:rFonts w:ascii="標楷體" w:eastAsia="標楷體" w:hAnsi="標楷體" w:cs="標楷體" w:hint="eastAsia"/>
-          <w:color w:val="000000"/>
-          <w:spacing w:val="-2"/>
-          <w:sz w:val="28"/>
-          <w:szCs w:val="28"/>
-        </w:rPr>
-        <w:t xml:space="preserve">    </w:t>
-      </w:r>
-      <w:r>
-        <w:rPr>
-          <w:rFonts w:ascii="標楷體" w:eastAsia="標楷體" w:hAnsi="標楷體" w:cs="標楷體" w:hint="eastAsia"/>
-          <w:color w:val="000000"/>
-          <w:spacing w:val="-2"/>
-          <w:sz w:val="28"/>
-          <w:szCs w:val="28"/>
-        </w:rPr>
-        <w:t>其實從醫學的角度來看，鄉愁或思鄉病原本指的是一種生理與心理的症狀，可能會產生</w:t>
-      </w:r>
-      <w:proofErr w:type="gramStart"/>
-      <w:r>
-        <w:rPr>
-          <w:rFonts w:ascii="標楷體" w:eastAsia="標楷體" w:hAnsi="標楷體" w:cs="標楷體" w:hint="eastAsia"/>
-          <w:color w:val="000000"/>
-          <w:spacing w:val="-2"/>
-          <w:sz w:val="28"/>
-          <w:szCs w:val="28"/>
-        </w:rPr>
-        <w:t>胸口悶痛</w:t>
-      </w:r>
-      <w:proofErr w:type="gramEnd"/>
-      <w:r>
-        <w:rPr>
-          <w:rFonts w:ascii="標楷體" w:eastAsia="標楷體" w:hAnsi="標楷體" w:cs="標楷體" w:hint="eastAsia"/>
-          <w:color w:val="000000"/>
-          <w:spacing w:val="-2"/>
-          <w:sz w:val="28"/>
-          <w:szCs w:val="28"/>
-        </w:rPr>
-        <w:t>、喉嚨緊迫、絕望傾向，最早是在十七世紀由瑞士醫生診斷並根據</w:t>
-      </w:r>
-      <w:r>
-        <w:rPr>
-          <w:rFonts w:ascii="標楷體" w:eastAsia="標楷體" w:hAnsi="標楷體" w:cs="標楷體" w:hint="eastAsia"/>
-          <w:color w:val="000000"/>
-          <w:spacing w:val="-2"/>
-          <w:sz w:val="28"/>
-          <w:szCs w:val="28"/>
-          <w:u w:val="single"/>
-        </w:rPr>
-        <w:t>希臘</w:t>
-      </w:r>
-      <w:r>
-        <w:rPr>
-          <w:rFonts w:ascii="標楷體" w:eastAsia="標楷體" w:hAnsi="標楷體" w:cs="標楷體" w:hint="eastAsia"/>
-          <w:color w:val="000000"/>
-          <w:spacing w:val="-2"/>
-          <w:sz w:val="28"/>
-          <w:szCs w:val="28"/>
-        </w:rPr>
-        <w:t>字根所創造出來的詞彙。當時，</w:t>
-      </w:r>
-      <w:r>
-        <w:rPr>
-          <w:rFonts w:ascii="標楷體" w:eastAsia="標楷體" w:hAnsi="標楷體" w:cs="標楷體" w:hint="eastAsia"/>
-          <w:color w:val="000000"/>
-          <w:spacing w:val="-2"/>
-          <w:sz w:val="28"/>
-          <w:szCs w:val="28"/>
-          <w:u w:val="single"/>
-        </w:rPr>
-        <w:t>歐洲</w:t>
-      </w:r>
-      <w:r>
-        <w:rPr>
-          <w:rFonts w:ascii="標楷體" w:eastAsia="標楷體" w:hAnsi="標楷體" w:cs="標楷體" w:hint="eastAsia"/>
-          <w:color w:val="000000"/>
-          <w:spacing w:val="-2"/>
-          <w:sz w:val="28"/>
-          <w:szCs w:val="28"/>
-        </w:rPr>
-        <w:t>許多邦國之間不時</w:t>
-      </w:r>
-      <w:r>
-        <w:rPr>
-          <w:rFonts w:ascii="標楷體" w:eastAsia="標楷體" w:hAnsi="標楷體" w:cs="標楷體" w:hint="eastAsia"/>
-          <w:color w:val="000000"/>
-          <w:spacing w:val="-2"/>
-          <w:sz w:val="28"/>
-          <w:szCs w:val="28"/>
-        </w:rPr>
-        <w:t>的</w:t>
-      </w:r>
-      <w:r>
-        <w:rPr>
-          <w:rFonts w:ascii="標楷體" w:eastAsia="標楷體" w:hAnsi="標楷體" w:cs="標楷體" w:hint="eastAsia"/>
-          <w:color w:val="000000"/>
-          <w:spacing w:val="-2"/>
-          <w:sz w:val="28"/>
-          <w:szCs w:val="28"/>
-        </w:rPr>
-        <w:t>在交戰，</w:t>
-      </w:r>
-      <w:r>
-        <w:rPr>
-          <w:rFonts w:ascii="標楷體" w:eastAsia="標楷體" w:hAnsi="標楷體" w:cs="標楷體" w:hint="eastAsia"/>
-          <w:color w:val="000000"/>
-          <w:spacing w:val="-2"/>
-          <w:sz w:val="28"/>
-          <w:szCs w:val="28"/>
-          <w:u w:val="single"/>
-        </w:rPr>
-        <w:t>瑞士</w:t>
-      </w:r>
-      <w:r>
-        <w:rPr>
-          <w:rFonts w:ascii="標楷體" w:eastAsia="標楷體" w:hAnsi="標楷體" w:cs="標楷體" w:hint="eastAsia"/>
-          <w:color w:val="000000"/>
-          <w:spacing w:val="-2"/>
-          <w:sz w:val="28"/>
-          <w:szCs w:val="28"/>
-        </w:rPr>
-        <w:t>「僅是一個由諸多過去互相仇視的小獨立</w:t>
-      </w:r>
-      <w:proofErr w:type="gramStart"/>
-      <w:r>
-        <w:rPr>
-          <w:rFonts w:ascii="標楷體" w:eastAsia="標楷體" w:hAnsi="標楷體" w:cs="標楷體" w:hint="eastAsia"/>
-          <w:color w:val="000000"/>
-          <w:spacing w:val="-2"/>
-          <w:sz w:val="28"/>
-          <w:szCs w:val="28"/>
-        </w:rPr>
-        <w:t>邦</w:t>
-      </w:r>
-      <w:proofErr w:type="gramEnd"/>
-      <w:r>
-        <w:rPr>
-          <w:rFonts w:ascii="標楷體" w:eastAsia="標楷體" w:hAnsi="標楷體" w:cs="標楷體" w:hint="eastAsia"/>
-          <w:color w:val="000000"/>
-          <w:spacing w:val="-2"/>
-          <w:sz w:val="28"/>
-          <w:szCs w:val="28"/>
-        </w:rPr>
-        <w:t>所結成的聯盟，只要能獲得合理酬金，這些小邦中老於征戰的青年軍人們，即樂於為外國提供服務」，也就是</w:t>
-      </w:r>
-      <w:r>
-        <w:rPr>
-          <w:rFonts w:ascii="標楷體" w:eastAsia="標楷體" w:hAnsi="標楷體" w:cs="標楷體" w:hint="eastAsia"/>
-          <w:color w:val="000000"/>
-          <w:spacing w:val="-2"/>
-          <w:sz w:val="28"/>
-          <w:szCs w:val="28"/>
-          <w:u w:val="single"/>
-        </w:rPr>
-        <w:t>瑞士</w:t>
-      </w:r>
-      <w:r>
-        <w:rPr>
-          <w:rFonts w:ascii="標楷體" w:eastAsia="標楷體" w:hAnsi="標楷體" w:cs="標楷體" w:hint="eastAsia"/>
-          <w:b/>
-          <w:bCs/>
-          <w:color w:val="000000"/>
-          <w:spacing w:val="-2"/>
-          <w:sz w:val="28"/>
-          <w:szCs w:val="28"/>
-        </w:rPr>
-        <w:t>傭兵</w:t>
-      </w:r>
-      <w:r>
-        <w:rPr>
-          <w:rFonts w:ascii="標楷體" w:eastAsia="標楷體" w:hAnsi="標楷體" w:cs="標楷體" w:hint="eastAsia"/>
-          <w:color w:val="000000"/>
-          <w:spacing w:val="-2"/>
-          <w:sz w:val="28"/>
-          <w:szCs w:val="28"/>
-        </w:rPr>
-        <w:t>，他們隨著各地發生的戰火而離鄉背井，所服務的</w:t>
-      </w:r>
-      <w:proofErr w:type="gramStart"/>
-      <w:r>
-        <w:rPr>
-          <w:rFonts w:ascii="標楷體" w:eastAsia="標楷體" w:hAnsi="標楷體" w:cs="標楷體" w:hint="eastAsia"/>
-          <w:color w:val="000000"/>
-          <w:spacing w:val="-2"/>
-          <w:sz w:val="28"/>
-          <w:szCs w:val="28"/>
-        </w:rPr>
-        <w:t>僱主或勝或</w:t>
-      </w:r>
-      <w:proofErr w:type="gramEnd"/>
-      <w:r>
-        <w:rPr>
-          <w:rFonts w:ascii="標楷體" w:eastAsia="標楷體" w:hAnsi="標楷體" w:cs="標楷體" w:hint="eastAsia"/>
-          <w:color w:val="000000"/>
-          <w:spacing w:val="-2"/>
-          <w:sz w:val="28"/>
-          <w:szCs w:val="28"/>
-        </w:rPr>
-        <w:t>敗，對他們而言，也可能造成不同程度的思鄉病，通常是勝者輕，敗者重。雖然到了十九世紀末，思鄉病已經脫離了醫學上的意義，但是在文化地理上的意義則越來越重要。</w:t>
-      </w:r>
-    </w:p>
-    <w:p>
-      <w:pPr>
-        <w:widowControl/>
-        <w:spacing w:line="460" w:lineRule="exact"/>
-        <w:ind w:left="-6" w:hanging="11"/>
-        <w:rPr>
-          <w:rFonts w:ascii="標楷體" w:eastAsia="標楷體" w:hAnsi="標楷體" w:cs="標楷體"/>
-          <w:color w:val="000000"/>
-          <w:spacing w:val="-2"/>
-          <w:sz w:val="28"/>
-          <w:szCs w:val="28"/>
-        </w:rPr>
-      </w:pPr>
-      <w:r>
-        <w:rPr>
-          <w:rFonts w:ascii="標楷體" w:eastAsia="標楷體" w:hAnsi="標楷體" w:cs="標楷體" w:hint="eastAsia"/>
-          <w:color w:val="000000"/>
-          <w:spacing w:val="-2"/>
-          <w:sz w:val="28"/>
-          <w:szCs w:val="28"/>
-        </w:rPr>
-        <w:t xml:space="preserve">    </w:t>
-      </w:r>
-      <w:r>
-        <w:rPr>
-          <w:rFonts w:ascii="標楷體" w:eastAsia="標楷體" w:hAnsi="標楷體" w:cs="標楷體" w:hint="eastAsia"/>
-          <w:color w:val="000000"/>
-          <w:spacing w:val="-2"/>
-          <w:sz w:val="28"/>
-          <w:szCs w:val="28"/>
-        </w:rPr>
-        <w:t>鄉愁何解？歸鄉當然是最直接的方式，但不見得每個人都那麼容易歸鄉，有些甚至雖然返回了家鄉，但家鄉卻已經面目全非，記憶中的人事已</w:t>
-      </w:r>
-      <w:proofErr w:type="gramStart"/>
-      <w:r>
-        <w:rPr>
-          <w:rFonts w:ascii="標楷體" w:eastAsia="標楷體" w:hAnsi="標楷體" w:cs="標楷體" w:hint="eastAsia"/>
-          <w:b/>
-          <w:bCs/>
-          <w:color w:val="000000"/>
-          <w:spacing w:val="-2"/>
-          <w:sz w:val="28"/>
-          <w:szCs w:val="28"/>
-        </w:rPr>
-        <w:t>杳</w:t>
-      </w:r>
-      <w:proofErr w:type="gramEnd"/>
-      <w:r>
-        <w:rPr>
-          <w:rFonts w:ascii="標楷體" w:eastAsia="標楷體" w:hAnsi="標楷體" w:cs="標楷體" w:hint="eastAsia"/>
-          <w:color w:val="000000"/>
-          <w:spacing w:val="-2"/>
-          <w:sz w:val="28"/>
-          <w:szCs w:val="28"/>
-        </w:rPr>
-        <w:t>；所以鄉愁難解，通常得靠間接、取代或轉換的方式，如飲食、氣味、器物、服飾、樂音、書信、建築、街道等等，藉以觸發或寄託。</w:t>
-      </w:r>
-    </w:p>
-    <w:p>
-      <w:pPr>
-        <w:widowControl/>
-        <w:spacing w:line="460" w:lineRule="exact"/>
-        <w:ind w:left="-6" w:hanging="11"/>
-        <w:rPr>
-          <w:rFonts w:ascii="標楷體" w:eastAsia="標楷體" w:hAnsi="標楷體" w:cs="標楷體"/>
-          <w:color w:val="000000"/>
-          <w:spacing w:val="-2"/>
-          <w:sz w:val="28"/>
-          <w:szCs w:val="28"/>
-        </w:rPr>
-      </w:pPr>
-      <w:r>
-        <w:rPr>
-          <w:rFonts w:ascii="標楷體" w:eastAsia="標楷體" w:hAnsi="標楷體" w:cs="標楷體" w:hint="eastAsia"/>
-          <w:color w:val="000000"/>
-          <w:spacing w:val="-2"/>
-          <w:sz w:val="28"/>
-          <w:szCs w:val="28"/>
-        </w:rPr>
-        <w:t xml:space="preserve">    </w:t>
-      </w:r>
-      <w:r>
-        <w:rPr>
-          <w:rFonts w:ascii="標楷體" w:eastAsia="標楷體" w:hAnsi="標楷體" w:cs="標楷體" w:hint="eastAsia"/>
-          <w:color w:val="000000"/>
-          <w:spacing w:val="-2"/>
-          <w:sz w:val="28"/>
-          <w:szCs w:val="28"/>
-        </w:rPr>
-        <w:t>2014年2月號的《聯合文學》做了一個「但願返鄉」的專題企劃（第352期），</w:t>
-      </w:r>
-      <w:r>
-        <w:rPr>
-          <w:rFonts w:ascii="標楷體" w:eastAsia="標楷體" w:hAnsi="標楷體" w:cs="標楷體" w:hint="eastAsia"/>
-          <w:color w:val="000000"/>
-          <w:spacing w:val="-2"/>
-          <w:sz w:val="28"/>
-          <w:szCs w:val="28"/>
-          <w:u w:val="single"/>
-        </w:rPr>
-        <w:t>鄭順聰</w:t>
-      </w:r>
-      <w:r>
-        <w:rPr>
-          <w:rFonts w:ascii="標楷體" w:eastAsia="標楷體" w:hAnsi="標楷體" w:cs="標楷體" w:hint="eastAsia"/>
-          <w:color w:val="000000"/>
-          <w:spacing w:val="-2"/>
-          <w:sz w:val="28"/>
-          <w:szCs w:val="28"/>
-        </w:rPr>
-        <w:t>對</w:t>
-      </w:r>
-      <w:r>
-        <w:rPr>
-          <w:rFonts w:ascii="標楷體" w:eastAsia="標楷體" w:hAnsi="標楷體" w:cs="標楷體" w:hint="eastAsia"/>
-          <w:color w:val="000000"/>
-          <w:spacing w:val="-2"/>
-          <w:sz w:val="28"/>
-          <w:szCs w:val="28"/>
-          <w:u w:val="single"/>
-        </w:rPr>
-        <w:t>台灣</w:t>
-      </w:r>
-      <w:r>
-        <w:rPr>
-          <w:rFonts w:ascii="標楷體" w:eastAsia="標楷體" w:hAnsi="標楷體" w:cs="標楷體" w:hint="eastAsia"/>
-          <w:color w:val="000000"/>
-          <w:spacing w:val="-2"/>
-          <w:sz w:val="28"/>
-          <w:szCs w:val="28"/>
-        </w:rPr>
-        <w:t>文學作家</w:t>
-      </w:r>
-      <w:r>
-        <w:rPr>
-          <w:rFonts w:ascii="標楷體" w:eastAsia="標楷體" w:hAnsi="標楷體" w:cs="標楷體" w:hint="eastAsia"/>
-          <w:color w:val="000000"/>
-          <w:spacing w:val="-2"/>
-          <w:sz w:val="28"/>
-          <w:szCs w:val="28"/>
-          <w:u w:val="single"/>
-        </w:rPr>
-        <w:t>鄭清文</w:t>
-      </w:r>
-      <w:r>
-        <w:rPr>
-          <w:rFonts w:ascii="標楷體" w:eastAsia="標楷體" w:hAnsi="標楷體" w:cs="標楷體" w:hint="eastAsia"/>
-          <w:color w:val="000000"/>
-          <w:spacing w:val="-2"/>
-          <w:sz w:val="28"/>
-          <w:szCs w:val="28"/>
-        </w:rPr>
-        <w:t>的採訪，開宗明義就提到：</w:t>
-      </w:r>
-      <w:r>
-        <w:rPr>
-          <w:rFonts w:ascii="標楷體" w:eastAsia="標楷體" w:hAnsi="標楷體" w:cs="標楷體" w:hint="eastAsia"/>
-          <w:color w:val="000000"/>
-          <w:spacing w:val="-2"/>
-          <w:sz w:val="28"/>
-          <w:szCs w:val="28"/>
-          <w:u w:val="single"/>
-        </w:rPr>
-        <w:t>鄭清文</w:t>
-      </w:r>
-      <w:r>
-        <w:rPr>
-          <w:rFonts w:ascii="標楷體" w:eastAsia="標楷體" w:hAnsi="標楷體" w:cs="標楷體" w:hint="eastAsia"/>
-          <w:color w:val="000000"/>
-          <w:spacing w:val="-2"/>
-          <w:sz w:val="28"/>
-          <w:szCs w:val="28"/>
-        </w:rPr>
-        <w:t>的「返鄉只要二十分鐘。」因為他從</w:t>
-      </w:r>
-      <w:r>
-        <w:rPr>
-          <w:rFonts w:ascii="標楷體" w:eastAsia="標楷體" w:hAnsi="標楷體" w:cs="標楷體" w:hint="eastAsia"/>
-          <w:color w:val="000000"/>
-          <w:spacing w:val="-2"/>
-          <w:sz w:val="28"/>
-          <w:szCs w:val="28"/>
-          <w:u w:val="single"/>
-        </w:rPr>
-        <w:t>台北</w:t>
-      </w:r>
-      <w:r>
-        <w:rPr>
-          <w:rFonts w:ascii="標楷體" w:eastAsia="標楷體" w:hAnsi="標楷體" w:cs="標楷體" w:hint="eastAsia"/>
-          <w:color w:val="000000"/>
-          <w:spacing w:val="-2"/>
-          <w:sz w:val="28"/>
-          <w:szCs w:val="28"/>
-        </w:rPr>
-        <w:t>的住家（</w:t>
-      </w:r>
-      <w:r>
-        <w:rPr>
-          <w:rFonts w:ascii="標楷體" w:eastAsia="標楷體" w:hAnsi="標楷體" w:cs="標楷體" w:hint="eastAsia"/>
-          <w:color w:val="000000"/>
-          <w:spacing w:val="-2"/>
-          <w:sz w:val="28"/>
-          <w:szCs w:val="28"/>
-          <w:u w:val="single"/>
-        </w:rPr>
-        <w:t>東門站</w:t>
-      </w:r>
-      <w:r>
-        <w:rPr>
-          <w:rFonts w:ascii="標楷體" w:eastAsia="標楷體" w:hAnsi="標楷體" w:cs="標楷體" w:hint="eastAsia"/>
-          <w:color w:val="000000"/>
-          <w:spacing w:val="-2"/>
-          <w:sz w:val="28"/>
-          <w:szCs w:val="28"/>
-        </w:rPr>
-        <w:t>附近）搭捷運到</w:t>
-      </w:r>
-      <w:r>
-        <w:rPr>
-          <w:rFonts w:ascii="標楷體" w:eastAsia="標楷體" w:hAnsi="標楷體" w:cs="標楷體" w:hint="eastAsia"/>
-          <w:color w:val="000000"/>
-          <w:spacing w:val="-2"/>
-          <w:sz w:val="28"/>
-          <w:szCs w:val="28"/>
-          <w:u w:val="single"/>
-        </w:rPr>
-        <w:t>新莊站</w:t>
-      </w:r>
-      <w:r>
-        <w:rPr>
-          <w:rFonts w:ascii="標楷體" w:eastAsia="標楷體" w:hAnsi="標楷體" w:cs="標楷體" w:hint="eastAsia"/>
-          <w:color w:val="000000"/>
-          <w:spacing w:val="-2"/>
-          <w:sz w:val="28"/>
-          <w:szCs w:val="28"/>
-        </w:rPr>
-        <w:t>，就只要二十分鐘的時間，可能比自行開車或搭乘公車，都要來得節省時間；而隨著</w:t>
-      </w:r>
-      <w:r>
-        <w:rPr>
-          <w:rFonts w:ascii="標楷體" w:eastAsia="標楷體" w:hAnsi="標楷體" w:cs="標楷體" w:hint="eastAsia"/>
-          <w:color w:val="000000"/>
-          <w:spacing w:val="-2"/>
-          <w:sz w:val="28"/>
-          <w:szCs w:val="28"/>
-          <w:u w:val="single"/>
-        </w:rPr>
-        <w:t>鄭清文</w:t>
-      </w:r>
-      <w:r>
-        <w:rPr>
-          <w:rFonts w:ascii="標楷體" w:eastAsia="標楷體" w:hAnsi="標楷體" w:cs="標楷體" w:hint="eastAsia"/>
-          <w:color w:val="000000"/>
-          <w:spacing w:val="-2"/>
-          <w:sz w:val="28"/>
-          <w:szCs w:val="28"/>
-        </w:rPr>
-        <w:t>步出</w:t>
-      </w:r>
-      <w:r>
-        <w:rPr>
-          <w:rFonts w:ascii="標楷體" w:eastAsia="標楷體" w:hAnsi="標楷體" w:cs="標楷體" w:hint="eastAsia"/>
-          <w:color w:val="000000"/>
-          <w:spacing w:val="-2"/>
-          <w:sz w:val="28"/>
-          <w:szCs w:val="28"/>
-          <w:u w:val="single"/>
-        </w:rPr>
-        <w:t>新莊捷運站</w:t>
-      </w:r>
-      <w:r>
-        <w:rPr>
-          <w:rFonts w:ascii="標楷體" w:eastAsia="標楷體" w:hAnsi="標楷體" w:cs="標楷體" w:hint="eastAsia"/>
-          <w:color w:val="000000"/>
-          <w:spacing w:val="-2"/>
-          <w:sz w:val="28"/>
-          <w:szCs w:val="28"/>
-        </w:rPr>
-        <w:t>之後，</w:t>
-      </w:r>
-      <w:proofErr w:type="gramStart"/>
-      <w:r>
-        <w:rPr>
-          <w:rFonts w:ascii="標楷體" w:eastAsia="標楷體" w:hAnsi="標楷體" w:cs="標楷體" w:hint="eastAsia"/>
-          <w:b/>
-          <w:bCs/>
-          <w:color w:val="000000"/>
-          <w:spacing w:val="-2"/>
-          <w:sz w:val="28"/>
-          <w:szCs w:val="28"/>
-        </w:rPr>
-        <w:t>穿街走巷</w:t>
-      </w:r>
-      <w:proofErr w:type="gramEnd"/>
-      <w:r>
-        <w:rPr>
-          <w:rFonts w:ascii="標楷體" w:eastAsia="標楷體" w:hAnsi="標楷體" w:cs="標楷體" w:hint="eastAsia"/>
-          <w:color w:val="000000"/>
-          <w:spacing w:val="-2"/>
-          <w:sz w:val="28"/>
-          <w:szCs w:val="28"/>
-        </w:rPr>
-        <w:t>，面對既熟悉又陌生的街景建築，</w:t>
-      </w:r>
-      <w:r>
-        <w:rPr>
-          <w:rFonts w:ascii="標楷體" w:eastAsia="標楷體" w:hAnsi="標楷體" w:cs="標楷體" w:hint="eastAsia"/>
-          <w:color w:val="000000"/>
-          <w:spacing w:val="-2"/>
-          <w:sz w:val="28"/>
-          <w:szCs w:val="28"/>
-          <w:u w:val="single"/>
-        </w:rPr>
-        <w:t>鄭清文</w:t>
-      </w:r>
-      <w:r>
-        <w:rPr>
-          <w:rFonts w:ascii="標楷體" w:eastAsia="標楷體" w:hAnsi="標楷體" w:cs="標楷體" w:hint="eastAsia"/>
-          <w:color w:val="000000"/>
-          <w:spacing w:val="-2"/>
-          <w:sz w:val="28"/>
-          <w:szCs w:val="28"/>
-        </w:rPr>
-        <w:t>經常能夠指證歷歷，宛如幾十年前的生活場景重現眼前，但記憶偶爾也會失靈，面對幾棟可能的建築物，他卻指不出</w:t>
-      </w:r>
-      <w:proofErr w:type="gramStart"/>
-      <w:r>
-        <w:rPr>
-          <w:rFonts w:ascii="標楷體" w:eastAsia="標楷體" w:hAnsi="標楷體" w:cs="標楷體" w:hint="eastAsia"/>
-          <w:color w:val="000000"/>
-          <w:spacing w:val="-2"/>
-          <w:sz w:val="28"/>
-          <w:szCs w:val="28"/>
-        </w:rPr>
-        <w:t>哪一棟才是</w:t>
-      </w:r>
-      <w:proofErr w:type="gramEnd"/>
-      <w:r>
-        <w:rPr>
-          <w:rFonts w:ascii="標楷體" w:eastAsia="標楷體" w:hAnsi="標楷體" w:cs="標楷體" w:hint="eastAsia"/>
-          <w:color w:val="000000"/>
-          <w:spacing w:val="-2"/>
-          <w:sz w:val="28"/>
-          <w:szCs w:val="28"/>
-        </w:rPr>
-        <w:t>自己曾經居住過的家屋。</w:t>
-      </w:r>
-    </w:p>
-    <w:p>
-      <w:pPr>
-        <w:widowControl/>
-        <w:spacing w:line="460" w:lineRule="exact"/>
-        <w:ind w:left="-6" w:hanging="11"/>
-        <w:rPr>
-          <w:rFonts w:ascii="標楷體" w:eastAsia="標楷體" w:hAnsi="標楷體" w:cs="標楷體"/>
-          <w:color w:val="000000"/>
-          <w:spacing w:val="-2"/>
-          <w:sz w:val="28"/>
-          <w:szCs w:val="28"/>
-        </w:rPr>
-      </w:pPr>
-      <w:r>
-        <w:rPr>
-          <w:rFonts w:ascii="標楷體" w:eastAsia="標楷體" w:hAnsi="標楷體" w:cs="標楷體" w:hint="eastAsia"/>
-          <w:color w:val="000000"/>
-          <w:spacing w:val="-2"/>
-          <w:sz w:val="28"/>
-          <w:szCs w:val="28"/>
-        </w:rPr>
-        <w:t xml:space="preserve">    </w:t>
-      </w:r>
-      <w:r>
-        <w:rPr>
-          <w:rFonts w:ascii="標楷體" w:eastAsia="標楷體" w:hAnsi="標楷體" w:cs="標楷體" w:hint="eastAsia"/>
-          <w:color w:val="000000"/>
-          <w:spacing w:val="-2"/>
-          <w:sz w:val="28"/>
-          <w:szCs w:val="28"/>
-        </w:rPr>
-        <w:t>和</w:t>
-      </w:r>
-      <w:r>
-        <w:rPr>
-          <w:rFonts w:ascii="標楷體" w:eastAsia="標楷體" w:hAnsi="標楷體" w:cs="標楷體" w:hint="eastAsia"/>
-          <w:color w:val="000000"/>
-          <w:spacing w:val="-2"/>
-          <w:sz w:val="28"/>
-          <w:szCs w:val="28"/>
-          <w:u w:val="single"/>
-        </w:rPr>
-        <w:t>余光中</w:t>
-      </w:r>
-      <w:r>
-        <w:rPr>
-          <w:rFonts w:ascii="標楷體" w:eastAsia="標楷體" w:hAnsi="標楷體" w:cs="標楷體" w:hint="eastAsia"/>
-          <w:color w:val="000000"/>
-          <w:spacing w:val="-2"/>
-          <w:sz w:val="28"/>
-          <w:szCs w:val="28"/>
-        </w:rPr>
-        <w:t>所大不相同的是，</w:t>
-      </w:r>
-      <w:r>
-        <w:rPr>
-          <w:rFonts w:ascii="標楷體" w:eastAsia="標楷體" w:hAnsi="標楷體" w:cs="標楷體" w:hint="eastAsia"/>
-          <w:color w:val="000000"/>
-          <w:spacing w:val="-2"/>
-          <w:sz w:val="28"/>
-          <w:szCs w:val="28"/>
-          <w:u w:val="single"/>
-        </w:rPr>
-        <w:t>鄭清文</w:t>
-      </w:r>
-      <w:r>
-        <w:rPr>
-          <w:rFonts w:ascii="標楷體" w:eastAsia="標楷體" w:hAnsi="標楷體" w:cs="標楷體" w:hint="eastAsia"/>
-          <w:color w:val="000000"/>
-          <w:spacing w:val="-2"/>
-          <w:sz w:val="28"/>
-          <w:szCs w:val="28"/>
-        </w:rPr>
-        <w:t>的返鄉之路雖然只需費時短短的二十分鐘，但是記憶裡頭的鄉愁，卻永遠也回不去，那些曾經的過往時光與生活場景，那些曾經的兒時記憶與青春年少，通通只能在夢裡或筆下再次相遇，對</w:t>
-      </w:r>
-      <w:r>
-        <w:rPr>
-          <w:rFonts w:ascii="標楷體" w:eastAsia="標楷體" w:hAnsi="標楷體" w:cs="標楷體" w:hint="eastAsia"/>
-          <w:color w:val="000000"/>
-          <w:spacing w:val="-2"/>
-          <w:sz w:val="28"/>
-          <w:szCs w:val="28"/>
-          <w:u w:val="single"/>
-        </w:rPr>
-        <w:t>鄭清文</w:t>
-      </w:r>
-      <w:r>
-        <w:rPr>
-          <w:rFonts w:ascii="標楷體" w:eastAsia="標楷體" w:hAnsi="標楷體" w:cs="標楷體" w:hint="eastAsia"/>
-          <w:color w:val="000000"/>
-          <w:spacing w:val="-2"/>
-          <w:sz w:val="28"/>
-          <w:szCs w:val="28"/>
-        </w:rPr>
-        <w:t>而言，鄉愁應該不是地理距離的，而是時光的流逝與人事已非的感懷。</w:t>
-      </w:r>
-    </w:p>
-    <w:p>
-      <w:pPr>
-        <w:widowControl/>
-        <w:spacing w:line="460" w:lineRule="exact"/>
-        <w:ind w:left="-6" w:hanging="11"/>
-        <w:rPr>
-          <w:rFonts w:ascii="標楷體" w:eastAsia="標楷體" w:hAnsi="標楷體" w:cs="標楷體"/>
-          <w:color w:val="000000"/>
-          <w:spacing w:val="-2"/>
-          <w:sz w:val="28"/>
-          <w:szCs w:val="28"/>
-        </w:rPr>
-      </w:pPr>
-      <w:r>
-        <w:rPr>
-          <w:rFonts w:ascii="標楷體" w:eastAsia="標楷體" w:hAnsi="標楷體" w:cs="標楷體" w:hint="eastAsia"/>
-          <w:color w:val="000000"/>
-          <w:spacing w:val="-2"/>
-          <w:sz w:val="28"/>
-          <w:szCs w:val="28"/>
-        </w:rPr>
-        <w:t xml:space="preserve">    </w:t>
-      </w:r>
-      <w:r>
-        <w:rPr>
-          <w:rFonts w:ascii="標楷體" w:eastAsia="標楷體" w:hAnsi="標楷體" w:cs="標楷體" w:hint="eastAsia"/>
-          <w:color w:val="000000"/>
-          <w:spacing w:val="-2"/>
-          <w:sz w:val="28"/>
-          <w:szCs w:val="28"/>
-        </w:rPr>
-        <w:t>每個人的生命際遇都不盡相同，對於家鄉的記憶與情感，當然也就都有各自的表述與應對方式，甚至對家鄉的認知與詮釋也不一樣，每</w:t>
-      </w:r>
-      <w:proofErr w:type="gramStart"/>
-      <w:r>
-        <w:rPr>
-          <w:rFonts w:ascii="標楷體" w:eastAsia="標楷體" w:hAnsi="標楷體" w:cs="標楷體" w:hint="eastAsia"/>
-          <w:color w:val="000000"/>
-          <w:spacing w:val="-2"/>
-          <w:sz w:val="28"/>
-          <w:szCs w:val="28"/>
-        </w:rPr>
-        <w:t>個</w:t>
-      </w:r>
-      <w:proofErr w:type="gramEnd"/>
-      <w:r>
-        <w:rPr>
-          <w:rFonts w:ascii="標楷體" w:eastAsia="標楷體" w:hAnsi="標楷體" w:cs="標楷體" w:hint="eastAsia"/>
-          <w:color w:val="000000"/>
-          <w:spacing w:val="-2"/>
-          <w:sz w:val="28"/>
-          <w:szCs w:val="28"/>
-        </w:rPr>
-        <w:t>年代，每</w:t>
-      </w:r>
-      <w:proofErr w:type="gramStart"/>
-      <w:r>
-        <w:rPr>
-          <w:rFonts w:ascii="標楷體" w:eastAsia="標楷體" w:hAnsi="標楷體" w:cs="標楷體" w:hint="eastAsia"/>
-          <w:color w:val="000000"/>
-          <w:spacing w:val="-2"/>
-          <w:sz w:val="28"/>
-          <w:szCs w:val="28"/>
-        </w:rPr>
-        <w:t>個</w:t>
-      </w:r>
-      <w:proofErr w:type="gramEnd"/>
-      <w:r>
-        <w:rPr>
-          <w:rFonts w:ascii="標楷體" w:eastAsia="標楷體" w:hAnsi="標楷體" w:cs="標楷體" w:hint="eastAsia"/>
-          <w:color w:val="000000"/>
-          <w:spacing w:val="-2"/>
-          <w:sz w:val="28"/>
-          <w:szCs w:val="28"/>
-        </w:rPr>
-        <w:t>世代，每</w:t>
-      </w:r>
-      <w:proofErr w:type="gramStart"/>
-      <w:r>
-        <w:rPr>
-          <w:rFonts w:ascii="標楷體" w:eastAsia="標楷體" w:hAnsi="標楷體" w:cs="標楷體" w:hint="eastAsia"/>
-          <w:color w:val="000000"/>
-          <w:spacing w:val="-2"/>
-          <w:sz w:val="28"/>
-          <w:szCs w:val="28"/>
-        </w:rPr>
-        <w:t>個</w:t>
-      </w:r>
-      <w:proofErr w:type="gramEnd"/>
-      <w:r>
-        <w:rPr>
-          <w:rFonts w:ascii="標楷體" w:eastAsia="標楷體" w:hAnsi="標楷體" w:cs="標楷體" w:hint="eastAsia"/>
-          <w:color w:val="000000"/>
-          <w:spacing w:val="-2"/>
-          <w:sz w:val="28"/>
-          <w:szCs w:val="28"/>
-        </w:rPr>
-        <w:t>社會，每段歷史，勢必會形塑出不同的鄉愁文化結構。</w:t>
-      </w:r>
-    </w:p>
-    <w:p>
-      <w:pPr>
-        <w:widowControl/>
-        <w:spacing w:line="460" w:lineRule="exact"/>
-        <w:ind w:left="-6" w:hanging="11"/>
-        <w:rPr>
-          <w:rFonts w:ascii="標楷體" w:eastAsia="標楷體" w:hAnsi="標楷體" w:cs="標楷體"/>
-          <w:color w:val="000000"/>
-          <w:sz w:val="28"/>
-          <w:szCs w:val="28"/>
-        </w:rPr>
-      </w:pPr>
-      <w:r>
-        <w:rPr>
-          <w:rFonts w:ascii="標楷體" w:eastAsia="標楷體" w:hAnsi="標楷體" w:cs="標楷體" w:hint="eastAsia"/>
-          <w:color w:val="000000"/>
-          <w:sz w:val="28"/>
-          <w:szCs w:val="28"/>
-        </w:rPr>
-        <w:t>(資料來源：</w:t>
-      </w:r>
-      <w:hyperlink r:id="rId8" w:history="1">
-        <w:r>
-          <w:rPr>
-            <w:rStyle w:val="a3"/>
-            <w:rFonts w:ascii="標楷體" w:eastAsia="標楷體" w:hAnsi="標楷體" w:cs="標楷體"/>
-            <w:sz w:val="28"/>
-            <w:szCs w:val="28"/>
-          </w:rPr>
-          <w:t>https://bit.ly/3QysGkP</w:t>
-        </w:r>
-      </w:hyperlink>
-      <w:hyperlink r:id="rId9" w:history="1"/>
-      <w:hyperlink r:id="rId10" w:history="1"/>
-      <w:hyperlink r:id="rId11" w:history="1"/>
-      <w:r>
-        <w:rPr>
-          <w:rFonts w:ascii="標楷體" w:eastAsia="標楷體" w:hAnsi="標楷體" w:cs="標楷體" w:hint="eastAsia"/>
-          <w:color w:val="000000"/>
-          <w:sz w:val="28"/>
-          <w:szCs w:val="28"/>
-        </w:rPr>
-        <w:t>)</w:t>
+          <w:sz w:val="28"/>
+          <w:szCs w:val="28"/>
+        </w:rPr>
+        <w:t>宿命</w:t>
+      </w:r>
+      <w:r>
+        <w:rPr>
+          <w:rFonts w:ascii="標楷體" w:eastAsia="標楷體" w:hAnsi="標楷體" w:cs="標楷體" w:hint="eastAsia"/>
+          <w:color w:val="000000"/>
+          <w:sz w:val="28"/>
+          <w:szCs w:val="28"/>
+        </w:rPr>
+        <w:t>。</w:t>
       </w:r>
     </w:p>
     <w:p>
@@ -2715,48 +1797,6 @@
           <w:color w:val="000000"/>
           <w:sz w:val="36"/>
           <w:szCs w:val="36"/>
-          <w:bdr w:val="single" w:sz="4" w:space="0" w:color="auto"/>
-        </w:rPr>
-        <w:sectPr>
-          <w:footerReference w:type="default" r:id="rId12"/>
-          <w:type w:val="continuous"/>
-          <w:pgSz w:w="11906" w:h="16838" w:code="9"/>
-          <w:pgMar w:top="567" w:right="851" w:bottom="567" w:left="851" w:header="851" w:footer="0" w:gutter="0"/>
-          <w:cols w:space="425"/>
-          <w:docGrid w:type="lines" w:linePitch="360"/>
-        </w:sectPr>
-      </w:pPr>
-    </w:p>
-    <w:p>
-      <w:pPr>
-        <w:widowControl/>
-        <w:tabs>
-          <w:tab w:val="left" w:pos="480"/>
-          <w:tab w:val="left" w:pos="960"/>
-          <w:tab w:val="left" w:pos="1440"/>
-          <w:tab w:val="left" w:pos="1920"/>
-          <w:tab w:val="left" w:pos="2400"/>
-          <w:tab w:val="left" w:pos="2880"/>
-          <w:tab w:val="left" w:pos="3360"/>
-          <w:tab w:val="left" w:pos="3840"/>
-          <w:tab w:val="left" w:pos="4320"/>
-          <w:tab w:val="left" w:pos="4800"/>
-          <w:tab w:val="left" w:pos="5280"/>
-          <w:tab w:val="left" w:pos="5760"/>
-          <w:tab w:val="left" w:pos="6240"/>
-          <w:tab w:val="left" w:pos="6720"/>
-          <w:tab w:val="left" w:pos="7200"/>
-          <w:tab w:val="left" w:pos="7680"/>
-          <w:tab w:val="left" w:pos="8160"/>
-          <w:tab w:val="left" w:pos="8985"/>
-        </w:tabs>
-        <w:spacing w:beforeLines="50" w:before="180" w:line="440" w:lineRule="exact"/>
-        <w:ind w:left="-6" w:hanging="11"/>
-        <w:rPr>
-          <w:rFonts w:ascii="標楷體" w:eastAsia="標楷體" w:hAnsi="標楷體" w:cs="標楷體"/>
-          <w:color w:val="000000"/>
-          <w:sz w:val="36"/>
-          <w:szCs w:val="36"/>
         </w:rPr>
       </w:pPr>
       <w:r>
@@ -2778,8 +1818,9 @@
           <w:ilvl w:val="0"/>
           <w:numId w:val="5"/>
         </w:numPr>
-        <w:spacing w:line="480" w:lineRule="exact"/>
-        <w:ind w:leftChars="0" w:left="482" w:hanging="482"/>
+        <w:spacing w:line="420" w:lineRule="exact"/>
+        <w:ind w:leftChars="0" w:left="284" w:hanging="284"/>
+        <w:jc w:val="both"/>
         <w:rPr>
           <w:rFonts w:ascii="標楷體" w:eastAsia="標楷體" w:hAnsi="標楷體"/>
           <w:sz w:val="28"/>
@@ -2792,7 +1833,7 @@
           <w:sz w:val="28"/>
           <w:szCs w:val="28"/>
         </w:rPr>
-        <w:t>后土：大地；</w:t>
+        <w:t>詠</w:t>
       </w:r>
       <w:proofErr w:type="gramStart"/>
       <w:r>
@@ -2801,7 +1842,7 @@
           <w:sz w:val="28"/>
           <w:szCs w:val="28"/>
         </w:rPr>
-        <w:t>土神或</w:t>
+        <w:t>歎</w:t>
       </w:r>
       <w:proofErr w:type="gramEnd"/>
       <w:r>
@@ -2810,38 +1851,24 @@
           <w:sz w:val="28"/>
           <w:szCs w:val="28"/>
         </w:rPr>
-        <w:t>地神；上古掌管有關土地事務的官。相傳</w:t>
-      </w:r>
-      <w:hyperlink r:id="rId13" w:history="1">
-        <w:proofErr w:type="gramStart"/>
-        <w:r>
-          <w:rPr>
-            <w:rStyle w:val="a3"/>
-            <w:rFonts w:ascii="標楷體" w:eastAsia="標楷體" w:hAnsi="標楷體" w:hint="eastAsia"/>
-            <w:sz w:val="28"/>
-            <w:szCs w:val="28"/>
-          </w:rPr>
-          <w:t>共工氏</w:t>
-        </w:r>
-        <w:proofErr w:type="gramEnd"/>
-      </w:hyperlink>
-      <w:r>
-        <w:rPr>
-          <w:rFonts w:ascii="標楷體" w:eastAsia="標楷體" w:hAnsi="標楷體" w:hint="eastAsia"/>
-          <w:sz w:val="28"/>
-          <w:szCs w:val="28"/>
-        </w:rPr>
-        <w:t>子句(</w:t>
+        <w:t>：</w:t>
+      </w:r>
+      <w:r>
+        <w:rPr>
+          <w:rFonts w:ascii="標楷體" w:eastAsia="標楷體" w:hAnsi="標楷體" w:hint="eastAsia"/>
+          <w:sz w:val="28"/>
+          <w:szCs w:val="28"/>
+        </w:rPr>
+        <w:t>吟詠</w:t>
       </w:r>
       <w:proofErr w:type="gramStart"/>
       <w:r>
         <w:rPr>
           <w:rFonts w:ascii="標楷體" w:eastAsia="標楷體" w:hAnsi="標楷體" w:hint="eastAsia"/>
-          <w:color w:val="FF0000"/>
-          <w:sz w:val="16"/>
-          <w:szCs w:val="16"/>
-        </w:rPr>
-        <w:t>ㄍㄡ</w:t>
+          <w:sz w:val="28"/>
+          <w:szCs w:val="28"/>
+        </w:rPr>
+        <w:t>讚歎</w:t>
       </w:r>
       <w:proofErr w:type="gramEnd"/>
       <w:r>
@@ -2850,7 +1877,25 @@
           <w:sz w:val="28"/>
           <w:szCs w:val="28"/>
         </w:rPr>
-        <w:t>)龍曾為此官，死後奉為社神。</w:t>
+        <w:t>，藉由詩歌或拉長聲調的歌唱來抒發情感。在文章中多指對生命、時光或某種情感的深</w:t>
+      </w:r>
+      <w:proofErr w:type="gramStart"/>
+      <w:r>
+        <w:rPr>
+          <w:rFonts w:ascii="標楷體" w:eastAsia="標楷體" w:hAnsi="標楷體" w:hint="eastAsia"/>
+          <w:sz w:val="28"/>
+          <w:szCs w:val="28"/>
+        </w:rPr>
+        <w:t>沉</w:t>
+      </w:r>
+      <w:proofErr w:type="gramEnd"/>
+      <w:r>
+        <w:rPr>
+          <w:rFonts w:ascii="標楷體" w:eastAsia="標楷體" w:hAnsi="標楷體" w:hint="eastAsia"/>
+          <w:sz w:val="28"/>
+          <w:szCs w:val="28"/>
+        </w:rPr>
+        <w:t>感悟與強烈抒發。它不僅僅是簡單的讚美，往往帶有一種拉長時空、情感濃烈且帶有起伏的內心獨白感。</w:t>
       </w:r>
     </w:p>
     <w:p>
@@ -2860,8 +1905,9 @@
           <w:ilvl w:val="0"/>
           <w:numId w:val="5"/>
         </w:numPr>
-        <w:spacing w:line="480" w:lineRule="exact"/>
-        <w:ind w:leftChars="0" w:left="482" w:hanging="482"/>
+        <w:spacing w:line="420" w:lineRule="exact"/>
+        <w:ind w:leftChars="0" w:left="284" w:hanging="284"/>
+        <w:jc w:val="both"/>
         <w:rPr>
           <w:rFonts w:ascii="標楷體" w:eastAsia="標楷體" w:hAnsi="標楷體"/>
           <w:sz w:val="28"/>
@@ -2874,7 +1920,23 @@
           <w:sz w:val="28"/>
           <w:szCs w:val="28"/>
         </w:rPr>
-        <w:t>歷歷：清晰分明。【例】往事歷歷、歷歷可數</w:t>
+        <w:t>源遠流長</w:t>
+      </w:r>
+      <w:r>
+        <w:rPr>
+          <w:rFonts w:ascii="標楷體" w:eastAsia="標楷體" w:hAnsi="標楷體" w:hint="eastAsia"/>
+          <w:sz w:val="28"/>
+          <w:szCs w:val="28"/>
+        </w:rPr>
+        <w:t>：</w:t>
+      </w:r>
+      <w:r>
+        <w:rPr>
+          <w:rFonts w:ascii="標楷體" w:eastAsia="標楷體" w:hAnsi="標楷體" w:hint="eastAsia"/>
+          <w:sz w:val="28"/>
+          <w:szCs w:val="28"/>
+        </w:rPr>
+        <w:t>水源很遠，流得很長。比喻歷史悠久，根基深厚。常用來形容文化、傳統、情感或某種思想的傳承與延續。在文藝語境中，它強調一種「跨越時空而不斷絕」的生命力，給人一種沉靜、厚重且令人安心的歷史感。</w:t>
       </w:r>
     </w:p>
     <w:p>
@@ -2884,22 +1946,40 @@
           <w:ilvl w:val="0"/>
           <w:numId w:val="5"/>
         </w:numPr>
-        <w:spacing w:line="480" w:lineRule="exact"/>
-        <w:ind w:leftChars="0" w:left="482" w:hanging="482"/>
-        <w:rPr>
-          <w:rFonts w:ascii="標楷體" w:eastAsia="標楷體" w:hAnsi="標楷體" w:hint="eastAsia"/>
-          <w:sz w:val="28"/>
-          <w:szCs w:val="28"/>
-        </w:rPr>
-      </w:pPr>
+        <w:spacing w:line="420" w:lineRule="exact"/>
+        <w:ind w:leftChars="0" w:left="284" w:hanging="284"/>
+        <w:jc w:val="both"/>
+        <w:rPr>
+          <w:rFonts w:ascii="標楷體" w:eastAsia="標楷體" w:hAnsi="標楷體"/>
+          <w:sz w:val="28"/>
+          <w:szCs w:val="28"/>
+        </w:rPr>
+      </w:pPr>
+      <w:r>
+        <w:rPr>
+          <w:rFonts w:ascii="標楷體" w:eastAsia="標楷體" w:hAnsi="標楷體" w:hint="eastAsia"/>
+          <w:sz w:val="28"/>
+          <w:szCs w:val="28"/>
+        </w:rPr>
+        <w:t>廣袤</w:t>
+      </w:r>
+      <w:r>
+        <w:rPr>
+          <w:rFonts w:ascii="標楷體" w:eastAsia="標楷體" w:hAnsi="標楷體" w:hint="eastAsia"/>
+          <w:sz w:val="28"/>
+          <w:szCs w:val="28"/>
+        </w:rPr>
+        <w:t>(</w:t>
+      </w:r>
       <w:proofErr w:type="gramStart"/>
       <w:r>
         <w:rPr>
           <w:rFonts w:ascii="標楷體" w:eastAsia="標楷體" w:hAnsi="標楷體" w:hint="eastAsia"/>
-          <w:sz w:val="28"/>
-          <w:szCs w:val="28"/>
-        </w:rPr>
-        <w:t>孺</w:t>
+          <w:color w:val="FF0000"/>
+          <w:sz w:val="16"/>
+          <w:szCs w:val="16"/>
+        </w:rPr>
+        <w:t>ㄇㄠˊ</w:t>
       </w:r>
       <w:proofErr w:type="gramEnd"/>
       <w:r>
@@ -2908,7 +1988,59 @@
           <w:sz w:val="28"/>
           <w:szCs w:val="28"/>
         </w:rPr>
-        <w:t>慕：本指小兒之愛慕父母，後多指對人或事深切依戀愛慕。</w:t>
+        <w:t>)</w:t>
+      </w:r>
+      <w:r>
+        <w:rPr>
+          <w:rFonts w:ascii="標楷體" w:eastAsia="標楷體" w:hAnsi="標楷體" w:hint="eastAsia"/>
+          <w:sz w:val="28"/>
+          <w:szCs w:val="28"/>
+        </w:rPr>
+        <w:t>：</w:t>
+      </w:r>
+      <w:r>
+        <w:rPr>
+          <w:rFonts w:ascii="標楷體" w:eastAsia="標楷體" w:hAnsi="標楷體" w:hint="eastAsia"/>
+          <w:sz w:val="28"/>
+          <w:szCs w:val="28"/>
+        </w:rPr>
+        <w:t>土地的長和寬。東西為廣，南北為</w:t>
+      </w:r>
+      <w:proofErr w:type="gramStart"/>
+      <w:r>
+        <w:rPr>
+          <w:rFonts w:ascii="標楷體" w:eastAsia="標楷體" w:hAnsi="標楷體" w:hint="eastAsia"/>
+          <w:sz w:val="28"/>
+          <w:szCs w:val="28"/>
+        </w:rPr>
+        <w:t>袤</w:t>
+      </w:r>
+      <w:proofErr w:type="gramEnd"/>
+      <w:r>
+        <w:rPr>
+          <w:rFonts w:ascii="標楷體" w:eastAsia="標楷體" w:hAnsi="標楷體" w:hint="eastAsia"/>
+          <w:sz w:val="28"/>
+          <w:szCs w:val="28"/>
+        </w:rPr>
+        <w:t>。形容土地幅員遼闊。多用來象徵心胸的</w:t>
+      </w:r>
+      <w:proofErr w:type="gramStart"/>
+      <w:r>
+        <w:rPr>
+          <w:rFonts w:ascii="標楷體" w:eastAsia="標楷體" w:hAnsi="標楷體" w:hint="eastAsia"/>
+          <w:sz w:val="28"/>
+          <w:szCs w:val="28"/>
+        </w:rPr>
+        <w:t>開闊、</w:t>
+      </w:r>
+      <w:proofErr w:type="gramEnd"/>
+      <w:r>
+        <w:rPr>
+          <w:rFonts w:ascii="標楷體" w:eastAsia="標楷體" w:hAnsi="標楷體" w:hint="eastAsia"/>
+          <w:sz w:val="28"/>
+          <w:szCs w:val="28"/>
+        </w:rPr>
+        <w:t>宇宙空間的無限，或是孤獨感的巨大。在描寫自然景象時，它營造出一種人類顯得極其渺小，但世界無比包容的空間張力。</w:t>
       </w:r>
     </w:p>
     <w:p>
@@ -2918,8 +2050,9 @@
           <w:ilvl w:val="0"/>
           <w:numId w:val="5"/>
         </w:numPr>
-        <w:spacing w:line="480" w:lineRule="exact"/>
-        <w:ind w:leftChars="0" w:left="482" w:hanging="482"/>
+        <w:spacing w:line="420" w:lineRule="exact"/>
+        <w:ind w:leftChars="0" w:left="284" w:hanging="284"/>
+        <w:jc w:val="both"/>
         <w:rPr>
           <w:rFonts w:ascii="標楷體" w:eastAsia="標楷體" w:hAnsi="標楷體"/>
           <w:sz w:val="28"/>
@@ -2932,7 +2065,23 @@
           <w:sz w:val="28"/>
           <w:szCs w:val="28"/>
         </w:rPr>
-        <w:t>【例】我對您</w:t>
+        <w:t>沉溺</w:t>
+      </w:r>
+      <w:r>
+        <w:rPr>
+          <w:rFonts w:ascii="標楷體" w:eastAsia="標楷體" w:hAnsi="標楷體" w:hint="eastAsia"/>
+          <w:sz w:val="28"/>
+          <w:szCs w:val="28"/>
+        </w:rPr>
+        <w:t>：</w:t>
+      </w:r>
+      <w:r>
+        <w:rPr>
+          <w:rFonts w:ascii="標楷體" w:eastAsia="標楷體" w:hAnsi="標楷體" w:hint="eastAsia"/>
+          <w:sz w:val="28"/>
+          <w:szCs w:val="28"/>
+        </w:rPr>
+        <w:t>沉沒在水中。引申為陷入某種境地或愛好中，無法自拔（多指負面的嗜好）。在文學作品中，有時也用於中性或感性的描寫，指完全浸淫在某種情緒（如悲傷、回憶、愛戀）中。它表現出主角抗拒現實、不願醒來，</w:t>
       </w:r>
       <w:proofErr w:type="gramStart"/>
       <w:r>
@@ -2941,7 +2090,7 @@
           <w:sz w:val="28"/>
           <w:szCs w:val="28"/>
         </w:rPr>
-        <w:t>孺慕已</w:t>
+        <w:t>耽溺</w:t>
       </w:r>
       <w:proofErr w:type="gramEnd"/>
       <w:r>
@@ -2950,7 +2099,7 @@
           <w:sz w:val="28"/>
           <w:szCs w:val="28"/>
         </w:rPr>
-        <w:t>久，今日能夠拜見，真是三生有幸。</w:t>
+        <w:t>於自身精神世界的執著狀態。</w:t>
       </w:r>
     </w:p>
     <w:p>
@@ -2960,8 +2109,9 @@
           <w:ilvl w:val="0"/>
           <w:numId w:val="5"/>
         </w:numPr>
-        <w:spacing w:line="480" w:lineRule="exact"/>
-        <w:ind w:leftChars="0" w:left="482" w:hanging="482"/>
+        <w:spacing w:line="420" w:lineRule="exact"/>
+        <w:ind w:leftChars="0" w:left="284" w:hanging="284"/>
+        <w:jc w:val="both"/>
         <w:rPr>
           <w:rFonts w:ascii="標楷體" w:eastAsia="標楷體" w:hAnsi="標楷體"/>
           <w:sz w:val="28"/>
@@ -2974,32 +2124,95 @@
           <w:sz w:val="28"/>
           <w:szCs w:val="28"/>
         </w:rPr>
-        <w:t>大大陸</w:t>
-      </w:r>
-      <w:r>
-        <w:rPr>
-          <w:rFonts w:ascii="標楷體" w:eastAsia="標楷體" w:hAnsi="標楷體" w:hint="eastAsia"/>
-          <w:sz w:val="28"/>
-          <w:szCs w:val="28"/>
-        </w:rPr>
-        <w:t>：與小</w:t>
-      </w:r>
-      <w:r>
-        <w:rPr>
-          <w:rFonts w:ascii="標楷體" w:eastAsia="標楷體" w:hAnsi="標楷體" w:hint="eastAsia"/>
-          <w:sz w:val="28"/>
-          <w:szCs w:val="28"/>
-          <w:u w:val="single"/>
-        </w:rPr>
-        <w:t>台灣</w:t>
-      </w:r>
-      <w:r>
-        <w:rPr>
-          <w:rFonts w:ascii="標楷體" w:eastAsia="標楷體" w:hAnsi="標楷體" w:hint="eastAsia"/>
-          <w:sz w:val="28"/>
-          <w:szCs w:val="28"/>
-        </w:rPr>
-        <w:t>相對。</w:t>
+        <w:t>撕裂</w:t>
+      </w:r>
+      <w:r>
+        <w:rPr>
+          <w:rFonts w:ascii="標楷體" w:eastAsia="標楷體" w:hAnsi="標楷體" w:hint="eastAsia"/>
+          <w:sz w:val="28"/>
+          <w:szCs w:val="28"/>
+        </w:rPr>
+        <w:t>：</w:t>
+      </w:r>
+      <w:r>
+        <w:rPr>
+          <w:rFonts w:ascii="標楷體" w:eastAsia="標楷體" w:hAnsi="標楷體" w:hint="eastAsia"/>
+          <w:sz w:val="28"/>
+          <w:szCs w:val="28"/>
+        </w:rPr>
+        <w:t>扯開、撕碎。常用於形容內心的極度痛苦、人際關係的破裂，或是時代與社會的動</w:t>
+      </w:r>
+      <w:proofErr w:type="gramStart"/>
+      <w:r>
+        <w:rPr>
+          <w:rFonts w:ascii="標楷體" w:eastAsia="標楷體" w:hAnsi="標楷體" w:hint="eastAsia"/>
+          <w:sz w:val="28"/>
+          <w:szCs w:val="28"/>
+        </w:rPr>
+        <w:t>盪</w:t>
+      </w:r>
+      <w:proofErr w:type="gramEnd"/>
+      <w:r>
+        <w:rPr>
+          <w:rFonts w:ascii="標楷體" w:eastAsia="標楷體" w:hAnsi="標楷體" w:hint="eastAsia"/>
+          <w:sz w:val="28"/>
+          <w:szCs w:val="28"/>
+        </w:rPr>
+        <w:t>。它帶有強烈的動作感與痛覺，用來具</w:t>
+      </w:r>
+      <w:proofErr w:type="gramStart"/>
+      <w:r>
+        <w:rPr>
+          <w:rFonts w:ascii="標楷體" w:eastAsia="標楷體" w:hAnsi="標楷體" w:hint="eastAsia"/>
+          <w:sz w:val="28"/>
+          <w:szCs w:val="28"/>
+        </w:rPr>
+        <w:t>象</w:t>
+      </w:r>
+      <w:proofErr w:type="gramEnd"/>
+      <w:r>
+        <w:rPr>
+          <w:rFonts w:ascii="標楷體" w:eastAsia="標楷體" w:hAnsi="標楷體" w:hint="eastAsia"/>
+          <w:sz w:val="28"/>
+          <w:szCs w:val="28"/>
+        </w:rPr>
+        <w:t>化抽象的心理掙扎</w:t>
+      </w:r>
+      <w:proofErr w:type="gramStart"/>
+      <w:r>
+        <w:rPr>
+          <w:rFonts w:ascii="標楷體" w:eastAsia="標楷體" w:hAnsi="標楷體" w:hint="eastAsia"/>
+          <w:sz w:val="28"/>
+          <w:szCs w:val="28"/>
+        </w:rPr>
+        <w:t>（</w:t>
+      </w:r>
+      <w:proofErr w:type="gramEnd"/>
+      <w:r>
+        <w:rPr>
+          <w:rFonts w:ascii="標楷體" w:eastAsia="標楷體" w:hAnsi="標楷體" w:hint="eastAsia"/>
+          <w:sz w:val="28"/>
+          <w:szCs w:val="28"/>
+        </w:rPr>
+        <w:t>例如：在理智與情感之間的撕裂</w:t>
+      </w:r>
+      <w:proofErr w:type="gramStart"/>
+      <w:r>
+        <w:rPr>
+          <w:rFonts w:ascii="標楷體" w:eastAsia="標楷體" w:hAnsi="標楷體" w:hint="eastAsia"/>
+          <w:sz w:val="28"/>
+          <w:szCs w:val="28"/>
+        </w:rPr>
+        <w:t>）</w:t>
+      </w:r>
+      <w:proofErr w:type="gramEnd"/>
+      <w:r>
+        <w:rPr>
+          <w:rFonts w:ascii="標楷體" w:eastAsia="標楷體" w:hAnsi="標楷體" w:hint="eastAsia"/>
+          <w:sz w:val="28"/>
+          <w:szCs w:val="28"/>
+        </w:rPr>
+        <w:t>。</w:t>
       </w:r>
     </w:p>
     <w:p>
@@ -3009,22 +2222,15 @@
           <w:ilvl w:val="0"/>
           <w:numId w:val="5"/>
         </w:numPr>
-        <w:spacing w:line="480" w:lineRule="exact"/>
-        <w:ind w:leftChars="0" w:left="482" w:hanging="482"/>
+        <w:spacing w:line="420" w:lineRule="exact"/>
+        <w:ind w:leftChars="0" w:left="284" w:hanging="284"/>
+        <w:jc w:val="both"/>
         <w:rPr>
           <w:rFonts w:ascii="標楷體" w:eastAsia="標楷體" w:hAnsi="標楷體"/>
           <w:sz w:val="28"/>
           <w:szCs w:val="28"/>
         </w:rPr>
       </w:pPr>
-      <w:r>
-        <w:rPr>
-          <w:rFonts w:ascii="標楷體" w:eastAsia="標楷體" w:hAnsi="標楷體" w:hint="eastAsia"/>
-          <w:sz w:val="28"/>
-          <w:szCs w:val="28"/>
-        </w:rPr>
-        <w:t>餘音</w:t>
-      </w:r>
       <w:proofErr w:type="gramStart"/>
       <w:r>
         <w:rPr>
@@ -3032,7 +2238,7 @@
           <w:sz w:val="28"/>
           <w:szCs w:val="28"/>
         </w:rPr>
-        <w:t>嫋</w:t>
+        <w:t>蠟梅</w:t>
       </w:r>
       <w:proofErr w:type="gramEnd"/>
       <w:r>
@@ -3041,44 +2247,15 @@
           <w:sz w:val="28"/>
           <w:szCs w:val="28"/>
         </w:rPr>
-        <w:t>(</w:t>
-      </w:r>
-      <w:proofErr w:type="gramStart"/>
-      <w:r>
-        <w:rPr>
-          <w:rFonts w:ascii="標楷體" w:eastAsia="標楷體" w:hAnsi="標楷體" w:hint="eastAsia"/>
-          <w:color w:val="FF0000"/>
-          <w:sz w:val="16"/>
-          <w:szCs w:val="16"/>
-        </w:rPr>
-        <w:t>ㄋㄧㄠˇ</w:t>
-      </w:r>
-      <w:proofErr w:type="gramEnd"/>
-      <w:r>
-        <w:rPr>
-          <w:rFonts w:ascii="標楷體" w:eastAsia="標楷體" w:hAnsi="標楷體" w:hint="eastAsia"/>
-          <w:sz w:val="28"/>
-          <w:szCs w:val="28"/>
-        </w:rPr>
-        <w:t>)</w:t>
-      </w:r>
-      <w:proofErr w:type="gramStart"/>
-      <w:r>
-        <w:rPr>
-          <w:rFonts w:ascii="標楷體" w:eastAsia="標楷體" w:hAnsi="標楷體" w:hint="eastAsia"/>
-          <w:sz w:val="28"/>
-          <w:szCs w:val="28"/>
-        </w:rPr>
-        <w:t>嫋</w:t>
-      </w:r>
-      <w:proofErr w:type="gramEnd"/>
-      <w:r>
-        <w:rPr>
-          <w:rFonts w:ascii="標楷體" w:eastAsia="標楷體" w:hAnsi="標楷體" w:hint="eastAsia"/>
-          <w:sz w:val="28"/>
-          <w:szCs w:val="28"/>
-        </w:rPr>
-        <w:t>：樂聲悠揚不絕。</w:t>
+        <w:t>：</w:t>
+      </w:r>
+      <w:r>
+        <w:rPr>
+          <w:rFonts w:ascii="標楷體" w:eastAsia="標楷體" w:hAnsi="標楷體" w:hint="eastAsia"/>
+          <w:sz w:val="28"/>
+          <w:szCs w:val="28"/>
+        </w:rPr>
+        <w:t>植物名。落葉灌木，冬季開花，花瓣黃色，蠟質，有芳香。在文學中通常是高潔、堅韌、孤傲與耐寒的象徵。它代表在最艱難、最冷酷的環境（寒冬）中，依然能保有自我風骨，並且默默綻放希望的生命意象。</w:t>
       </w:r>
     </w:p>
     <w:p>
@@ -3088,22 +2265,15 @@
           <w:ilvl w:val="0"/>
           <w:numId w:val="5"/>
         </w:numPr>
-        <w:spacing w:line="480" w:lineRule="exact"/>
-        <w:ind w:leftChars="0" w:left="482" w:hanging="482"/>
+        <w:spacing w:line="420" w:lineRule="exact"/>
+        <w:ind w:leftChars="0" w:left="284" w:hanging="284"/>
+        <w:jc w:val="both"/>
         <w:rPr>
           <w:rFonts w:ascii="標楷體" w:eastAsia="標楷體" w:hAnsi="標楷體"/>
           <w:sz w:val="28"/>
           <w:szCs w:val="28"/>
         </w:rPr>
       </w:pPr>
-      <w:r>
-        <w:rPr>
-          <w:rFonts w:ascii="標楷體" w:eastAsia="標楷體" w:hAnsi="標楷體" w:hint="eastAsia"/>
-          <w:sz w:val="28"/>
-          <w:szCs w:val="28"/>
-        </w:rPr>
-        <w:t>低</w:t>
-      </w:r>
       <w:proofErr w:type="gramStart"/>
       <w:r>
         <w:rPr>
@@ -3111,7 +2281,7 @@
           <w:sz w:val="28"/>
           <w:szCs w:val="28"/>
         </w:rPr>
-        <w:t>徊</w:t>
+        <w:t>凌冬</w:t>
       </w:r>
       <w:proofErr w:type="gramEnd"/>
       <w:r>
@@ -3120,7 +2290,15 @@
           <w:sz w:val="28"/>
           <w:szCs w:val="28"/>
         </w:rPr>
-        <w:t>：留戀徘徊。</w:t>
+        <w:t>：</w:t>
+      </w:r>
+      <w:r>
+        <w:rPr>
+          <w:rFonts w:ascii="標楷體" w:eastAsia="標楷體" w:hAnsi="標楷體" w:hint="eastAsia"/>
+          <w:sz w:val="28"/>
+          <w:szCs w:val="28"/>
+        </w:rPr>
+        <w:t>冒著嚴寒的冬季，或是度過寒冬。常被用來暗喻人生或大時代的低谷、困境與考驗。它不只描寫天氣的冷，更側重於主體（人或文化）面對這個考驗時，所展現出的對抗姿態或承受過程。</w:t>
       </w:r>
     </w:p>
     <w:p>
@@ -3130,21 +2308,56 @@
           <w:ilvl w:val="0"/>
           <w:numId w:val="5"/>
         </w:numPr>
-        <w:spacing w:line="480" w:lineRule="exact"/>
-        <w:ind w:leftChars="0" w:left="482" w:hanging="482"/>
-        <w:rPr>
-          <w:rFonts w:ascii="標楷體" w:eastAsia="標楷體" w:hAnsi="標楷體" w:hint="eastAsia"/>
-          <w:sz w:val="28"/>
-          <w:szCs w:val="28"/>
-        </w:rPr>
-      </w:pPr>
-      <w:r>
-        <w:rPr>
-          <w:rFonts w:ascii="標楷體" w:eastAsia="標楷體" w:hAnsi="標楷體" w:hint="eastAsia"/>
-          <w:sz w:val="28"/>
-          <w:szCs w:val="28"/>
-        </w:rPr>
-        <w:t>顛沛流離：遭受挫折，處境困窘而到處流浪，居無定所。</w:t>
+        <w:spacing w:line="420" w:lineRule="exact"/>
+        <w:ind w:leftChars="0" w:left="284" w:hanging="284"/>
+        <w:jc w:val="both"/>
+        <w:rPr>
+          <w:rFonts w:ascii="標楷體" w:eastAsia="標楷體" w:hAnsi="標楷體"/>
+          <w:sz w:val="28"/>
+          <w:szCs w:val="28"/>
+        </w:rPr>
+      </w:pPr>
+      <w:r>
+        <w:rPr>
+          <w:rFonts w:ascii="標楷體" w:eastAsia="標楷體" w:hAnsi="標楷體" w:hint="eastAsia"/>
+          <w:sz w:val="28"/>
+          <w:szCs w:val="28"/>
+        </w:rPr>
+        <w:t>迴環往復</w:t>
+      </w:r>
+      <w:r>
+        <w:rPr>
+          <w:rFonts w:ascii="標楷體" w:eastAsia="標楷體" w:hAnsi="標楷體" w:hint="eastAsia"/>
+          <w:sz w:val="28"/>
+          <w:szCs w:val="28"/>
+        </w:rPr>
+        <w:t>：</w:t>
+      </w:r>
+      <w:r>
+        <w:rPr>
+          <w:rFonts w:ascii="標楷體" w:eastAsia="標楷體" w:hAnsi="標楷體" w:hint="eastAsia"/>
+          <w:sz w:val="28"/>
+          <w:szCs w:val="28"/>
+        </w:rPr>
+        <w:t>迴旋環繞，反覆前進。形容情感的糾結纏繞、思緒的揮之不去，或是文章結構、音樂旋律的跌宕起伏。它給人一種「走不出這個圈，卻又在其中不斷深化」</w:t>
+      </w:r>
+      <w:proofErr w:type="gramStart"/>
+      <w:r>
+        <w:rPr>
+          <w:rFonts w:ascii="標楷體" w:eastAsia="標楷體" w:hAnsi="標楷體" w:hint="eastAsia"/>
+          <w:sz w:val="28"/>
+          <w:szCs w:val="28"/>
+        </w:rPr>
+        <w:t>的疊加感</w:t>
+      </w:r>
+      <w:proofErr w:type="gramEnd"/>
+      <w:r>
+        <w:rPr>
+          <w:rFonts w:ascii="標楷體" w:eastAsia="標楷體" w:hAnsi="標楷體" w:hint="eastAsia"/>
+          <w:sz w:val="28"/>
+          <w:szCs w:val="28"/>
+        </w:rPr>
+        <w:t>。</w:t>
       </w:r>
     </w:p>
     <w:p>
@@ -3154,8 +2367,9 @@
           <w:ilvl w:val="0"/>
           <w:numId w:val="5"/>
         </w:numPr>
-        <w:spacing w:line="480" w:lineRule="exact"/>
-        <w:ind w:leftChars="0" w:left="482" w:hanging="482"/>
+        <w:spacing w:line="420" w:lineRule="exact"/>
+        <w:ind w:leftChars="0" w:left="284" w:hanging="284"/>
+        <w:jc w:val="both"/>
         <w:rPr>
           <w:rFonts w:ascii="標楷體" w:eastAsia="標楷體" w:hAnsi="標楷體"/>
           <w:sz w:val="28"/>
@@ -3168,7 +2382,41 @@
           <w:sz w:val="28"/>
           <w:szCs w:val="28"/>
         </w:rPr>
-        <w:t>【例】電影裡，百姓背井離鄉、顛沛流離的慘狀，令人鼻酸。</w:t>
+        <w:t>堆疊</w:t>
+      </w:r>
+      <w:r>
+        <w:rPr>
+          <w:rFonts w:ascii="標楷體" w:eastAsia="標楷體" w:hAnsi="標楷體" w:hint="eastAsia"/>
+          <w:sz w:val="28"/>
+          <w:szCs w:val="28"/>
+        </w:rPr>
+        <w:t>：</w:t>
+      </w:r>
+      <w:r>
+        <w:rPr>
+          <w:rFonts w:ascii="標楷體" w:eastAsia="標楷體" w:hAnsi="標楷體" w:hint="eastAsia"/>
+          <w:sz w:val="28"/>
+          <w:szCs w:val="28"/>
+        </w:rPr>
+        <w:t>一層</w:t>
+      </w:r>
+      <w:proofErr w:type="gramStart"/>
+      <w:r>
+        <w:rPr>
+          <w:rFonts w:ascii="標楷體" w:eastAsia="標楷體" w:hAnsi="標楷體" w:hint="eastAsia"/>
+          <w:sz w:val="28"/>
+          <w:szCs w:val="28"/>
+        </w:rPr>
+        <w:t>一層地疊放</w:t>
+      </w:r>
+      <w:proofErr w:type="gramEnd"/>
+      <w:r>
+        <w:rPr>
+          <w:rFonts w:ascii="標楷體" w:eastAsia="標楷體" w:hAnsi="標楷體" w:hint="eastAsia"/>
+          <w:sz w:val="28"/>
+          <w:szCs w:val="28"/>
+        </w:rPr>
+        <w:t>起來。指情感、記憶或意象的累積。在文章中，這是一個動態的過程，隨著情節推進，那些細微的情緒被不斷「堆疊」，最終促成了情感的爆發或主題的昇華。</w:t>
       </w:r>
     </w:p>
     <w:p>
@@ -3178,8 +2426,9 @@
           <w:ilvl w:val="0"/>
           <w:numId w:val="5"/>
         </w:numPr>
-        <w:spacing w:line="480" w:lineRule="exact"/>
-        <w:ind w:leftChars="0" w:left="482" w:hanging="482"/>
+        <w:spacing w:line="420" w:lineRule="exact"/>
+        <w:ind w:leftChars="0" w:left="284" w:hanging="426"/>
+        <w:jc w:val="both"/>
         <w:rPr>
           <w:rFonts w:ascii="標楷體" w:eastAsia="標楷體" w:hAnsi="標楷體"/>
           <w:sz w:val="28"/>
@@ -3192,33 +2441,23 @@
           <w:sz w:val="28"/>
           <w:szCs w:val="28"/>
         </w:rPr>
-        <w:t>沉吟低唱：</w:t>
-      </w:r>
-      <w:r>
-        <w:rPr>
-          <w:rFonts w:ascii="標楷體" w:eastAsia="標楷體" w:hAnsi="標楷體" w:hint="eastAsia"/>
-          <w:sz w:val="28"/>
-          <w:szCs w:val="28"/>
-        </w:rPr>
-        <w:t>指用低沉的聲音吟誦詩歌。在詩歌中，沉吟低唱可以營造出一種深</w:t>
-      </w:r>
-      <w:proofErr w:type="gramStart"/>
-      <w:r>
-        <w:rPr>
-          <w:rFonts w:ascii="標楷體" w:eastAsia="標楷體" w:hAnsi="標楷體" w:hint="eastAsia"/>
-          <w:sz w:val="28"/>
-          <w:szCs w:val="28"/>
-        </w:rPr>
-        <w:t>沉</w:t>
-      </w:r>
-      <w:proofErr w:type="gramEnd"/>
-      <w:r>
-        <w:rPr>
-          <w:rFonts w:ascii="標楷體" w:eastAsia="標楷體" w:hAnsi="標楷體" w:hint="eastAsia"/>
-          <w:sz w:val="28"/>
-          <w:szCs w:val="28"/>
-        </w:rPr>
-        <w:t>、悠遠、神秘的氣氛，可以讓詩歌更加含蓄、深邃、耐人尋味。</w:t>
+        <w:t>質樸</w:t>
+      </w:r>
+      <w:r>
+        <w:rPr>
+          <w:rFonts w:ascii="標楷體" w:eastAsia="標楷體" w:hAnsi="標楷體" w:hint="eastAsia"/>
+          <w:sz w:val="28"/>
+          <w:szCs w:val="28"/>
+        </w:rPr>
+        <w:t>：</w:t>
+      </w:r>
+      <w:r>
+        <w:rPr>
+          <w:rFonts w:ascii="標楷體" w:eastAsia="標楷體" w:hAnsi="標楷體" w:hint="eastAsia"/>
+          <w:sz w:val="28"/>
+          <w:szCs w:val="28"/>
+        </w:rPr>
+        <w:t>樸實、本色，沒有多餘的雕琢與修飾。常用來形容人性、文字風格或生活方式的真誠與純粹。</w:t>
       </w:r>
     </w:p>
     <w:p>
@@ -3228,8 +2467,9 @@
           <w:ilvl w:val="0"/>
           <w:numId w:val="5"/>
         </w:numPr>
-        <w:spacing w:line="480" w:lineRule="exact"/>
-        <w:ind w:leftChars="0"/>
+        <w:spacing w:line="420" w:lineRule="exact"/>
+        <w:ind w:leftChars="0" w:left="284" w:hanging="426"/>
+        <w:jc w:val="both"/>
         <w:rPr>
           <w:rFonts w:ascii="標楷體" w:eastAsia="標楷體" w:hAnsi="標楷體"/>
           <w:sz w:val="28"/>
@@ -3242,7 +2482,7 @@
           <w:sz w:val="28"/>
           <w:szCs w:val="28"/>
         </w:rPr>
-        <w:t>恬適</w:t>
+        <w:t>熔鑄</w:t>
       </w:r>
       <w:r>
         <w:rPr>
@@ -3258,59 +2498,25 @@
           <w:sz w:val="28"/>
           <w:szCs w:val="28"/>
         </w:rPr>
-        <w:t>恬靜</w:t>
-      </w:r>
-      <w:r>
-        <w:rPr>
-          <w:rFonts w:ascii="標楷體" w:eastAsia="標楷體" w:hAnsi="標楷體" w:hint="eastAsia"/>
-          <w:sz w:val="28"/>
-          <w:szCs w:val="28"/>
-        </w:rPr>
-        <w:t>(</w:t>
-      </w:r>
-      <w:r>
-        <w:rPr>
-          <w:rFonts w:ascii="標楷體" w:eastAsia="標楷體" w:hAnsi="標楷體" w:hint="eastAsia"/>
-          <w:sz w:val="28"/>
-          <w:szCs w:val="28"/>
-        </w:rPr>
-        <w:t>淡泊安靜</w:t>
-      </w:r>
-      <w:r>
-        <w:rPr>
-          <w:rFonts w:ascii="標楷體" w:eastAsia="標楷體" w:hAnsi="標楷體" w:hint="eastAsia"/>
-          <w:sz w:val="28"/>
-          <w:szCs w:val="28"/>
-        </w:rPr>
-        <w:t>)</w:t>
-      </w:r>
-      <w:r>
-        <w:rPr>
-          <w:rFonts w:ascii="標楷體" w:eastAsia="標楷體" w:hAnsi="標楷體" w:hint="eastAsia"/>
-          <w:sz w:val="28"/>
-          <w:szCs w:val="28"/>
-        </w:rPr>
-        <w:t>安適。</w:t>
-      </w:r>
-    </w:p>
-    <w:p>
-      <w:pPr>
-        <w:pStyle w:val="ab"/>
-        <w:spacing w:line="480" w:lineRule="exact"/>
-        <w:ind w:leftChars="0"/>
-        <w:rPr>
-          <w:rFonts w:ascii="標楷體" w:eastAsia="標楷體" w:hAnsi="標楷體"/>
-          <w:sz w:val="28"/>
-          <w:szCs w:val="28"/>
-        </w:rPr>
-      </w:pPr>
-      <w:r>
-        <w:rPr>
-          <w:rFonts w:ascii="標楷體" w:eastAsia="標楷體" w:hAnsi="標楷體" w:hint="eastAsia"/>
-          <w:sz w:val="28"/>
-          <w:szCs w:val="28"/>
-        </w:rPr>
-        <w:t>【例】恬適的居家環境能夠舒緩現代人緊張忙碌的生活。</w:t>
+        <w:t>熔化金屬以鑄造器物。比喻將不同的元素（如經歷、文化、情感、思想）揉合、提煉並塑造成一個全新的堅固整體。例如：「將苦難熔鑄成生命的勳章」，強調經歷過</w:t>
+      </w:r>
+      <w:proofErr w:type="gramStart"/>
+      <w:r>
+        <w:rPr>
+          <w:rFonts w:ascii="標楷體" w:eastAsia="標楷體" w:hAnsi="標楷體" w:hint="eastAsia"/>
+          <w:sz w:val="28"/>
+          <w:szCs w:val="28"/>
+        </w:rPr>
+        <w:t>高溫煆燒後</w:t>
+      </w:r>
+      <w:proofErr w:type="gramEnd"/>
+      <w:r>
+        <w:rPr>
+          <w:rFonts w:ascii="標楷體" w:eastAsia="標楷體" w:hAnsi="標楷體" w:hint="eastAsia"/>
+          <w:sz w:val="28"/>
+          <w:szCs w:val="28"/>
+        </w:rPr>
+        <w:t>的蛻變與融合。</w:t>
       </w:r>
     </w:p>
     <w:p>
@@ -3320,21 +2526,22 @@
           <w:ilvl w:val="0"/>
           <w:numId w:val="5"/>
         </w:numPr>
-        <w:spacing w:line="480" w:lineRule="exact"/>
-        <w:ind w:leftChars="0"/>
-        <w:rPr>
-          <w:rFonts w:ascii="標楷體" w:eastAsia="標楷體" w:hAnsi="標楷體"/>
-          <w:sz w:val="28"/>
-          <w:szCs w:val="28"/>
-        </w:rPr>
-      </w:pPr>
-      <w:r>
-        <w:rPr>
-          <w:rFonts w:ascii="標楷體" w:eastAsia="標楷體" w:hAnsi="標楷體" w:hint="eastAsia"/>
-          <w:sz w:val="28"/>
-          <w:szCs w:val="28"/>
-        </w:rPr>
-        <w:t>縈繞</w:t>
+        <w:spacing w:line="420" w:lineRule="exact"/>
+        <w:ind w:leftChars="0" w:left="284" w:hanging="426"/>
+        <w:jc w:val="both"/>
+        <w:rPr>
+          <w:rFonts w:ascii="標楷體" w:eastAsia="標楷體" w:hAnsi="標楷體" w:hint="eastAsia"/>
+          <w:sz w:val="28"/>
+          <w:szCs w:val="28"/>
+        </w:rPr>
+      </w:pPr>
+      <w:r>
+        <w:rPr>
+          <w:rFonts w:ascii="標楷體" w:eastAsia="標楷體" w:hAnsi="標楷體" w:hint="eastAsia"/>
+          <w:sz w:val="28"/>
+          <w:szCs w:val="28"/>
+        </w:rPr>
+        <w:t>宿命</w:t>
       </w:r>
       <w:r>
         <w:rPr>
@@ -3350,305 +2557,11 @@
           <w:sz w:val="28"/>
           <w:szCs w:val="28"/>
         </w:rPr>
-        <w:t>纏繞、環繞。</w:t>
-      </w:r>
-    </w:p>
-    <w:p>
-      <w:pPr>
-        <w:pStyle w:val="ab"/>
-        <w:spacing w:line="480" w:lineRule="exact"/>
-        <w:ind w:leftChars="0"/>
-        <w:rPr>
-          <w:rFonts w:ascii="標楷體" w:eastAsia="標楷體" w:hAnsi="標楷體"/>
-          <w:sz w:val="28"/>
-          <w:szCs w:val="28"/>
-        </w:rPr>
-      </w:pPr>
-      <w:r>
-        <w:rPr>
-          <w:rFonts w:ascii="標楷體" w:eastAsia="標楷體" w:hAnsi="標楷體" w:hint="eastAsia"/>
-          <w:sz w:val="28"/>
-          <w:szCs w:val="28"/>
-        </w:rPr>
-        <w:t>【例】聆聽他的演奏後，美妙的樂音，不時在我腦海中縈繞。</w:t>
-      </w:r>
-    </w:p>
-    <w:p>
-      <w:pPr>
-        <w:pStyle w:val="ab"/>
-        <w:numPr>
-          <w:ilvl w:val="0"/>
-          <w:numId w:val="5"/>
-        </w:numPr>
-        <w:spacing w:line="480" w:lineRule="exact"/>
-        <w:ind w:leftChars="0"/>
-        <w:rPr>
-          <w:rFonts w:ascii="標楷體" w:eastAsia="標楷體" w:hAnsi="標楷體"/>
-          <w:sz w:val="28"/>
-          <w:szCs w:val="28"/>
-        </w:rPr>
-      </w:pPr>
-      <w:proofErr w:type="gramStart"/>
-      <w:r>
-        <w:rPr>
-          <w:rFonts w:ascii="標楷體" w:eastAsia="標楷體" w:hAnsi="標楷體" w:hint="eastAsia"/>
-          <w:sz w:val="28"/>
-          <w:szCs w:val="28"/>
-        </w:rPr>
-        <w:t>傭</w:t>
-      </w:r>
-      <w:proofErr w:type="gramEnd"/>
-      <w:r>
-        <w:rPr>
-          <w:rFonts w:ascii="標楷體" w:eastAsia="標楷體" w:hAnsi="標楷體" w:hint="eastAsia"/>
-          <w:sz w:val="28"/>
-          <w:szCs w:val="28"/>
-        </w:rPr>
-        <w:t>(</w:t>
-      </w:r>
-      <w:proofErr w:type="gramStart"/>
-      <w:r>
-        <w:rPr>
-          <w:rFonts w:ascii="標楷體" w:eastAsia="標楷體" w:hAnsi="標楷體" w:hint="eastAsia"/>
-          <w:color w:val="FF0000"/>
-          <w:sz w:val="16"/>
-          <w:szCs w:val="16"/>
-        </w:rPr>
-        <w:t>ㄩㄥ</w:t>
-      </w:r>
-      <w:proofErr w:type="gramEnd"/>
-      <w:r>
-        <w:rPr>
-          <w:rFonts w:ascii="標楷體" w:eastAsia="標楷體" w:hAnsi="標楷體" w:hint="eastAsia"/>
-          <w:sz w:val="28"/>
-          <w:szCs w:val="28"/>
-        </w:rPr>
-        <w:t>)</w:t>
-      </w:r>
-      <w:r>
-        <w:rPr>
-          <w:rFonts w:ascii="標楷體" w:eastAsia="標楷體" w:hAnsi="標楷體" w:hint="eastAsia"/>
-          <w:sz w:val="28"/>
-          <w:szCs w:val="28"/>
-        </w:rPr>
-        <w:t>兵</w:t>
-      </w:r>
-    </w:p>
-    <w:p>
-      <w:pPr>
-        <w:pStyle w:val="ab"/>
-        <w:numPr>
-          <w:ilvl w:val="0"/>
-          <w:numId w:val="6"/>
-        </w:numPr>
-        <w:spacing w:line="480" w:lineRule="exact"/>
-        <w:ind w:leftChars="0"/>
-        <w:rPr>
-          <w:rFonts w:ascii="標楷體" w:eastAsia="標楷體" w:hAnsi="標楷體" w:hint="eastAsia"/>
-          <w:sz w:val="28"/>
-          <w:szCs w:val="28"/>
-        </w:rPr>
-      </w:pPr>
-      <w:r>
-        <w:rPr>
-          <w:rFonts w:ascii="標楷體" w:eastAsia="標楷體" w:hAnsi="標楷體" w:hint="eastAsia"/>
-          <w:sz w:val="28"/>
-          <w:szCs w:val="28"/>
-        </w:rPr>
-        <w:t>受</w:t>
-      </w:r>
-      <w:proofErr w:type="gramStart"/>
-      <w:r>
-        <w:rPr>
-          <w:rFonts w:ascii="標楷體" w:eastAsia="標楷體" w:hAnsi="標楷體" w:hint="eastAsia"/>
-          <w:sz w:val="28"/>
-          <w:szCs w:val="28"/>
-        </w:rPr>
-        <w:t>僱</w:t>
-      </w:r>
-      <w:proofErr w:type="gramEnd"/>
-      <w:r>
-        <w:rPr>
-          <w:rFonts w:ascii="標楷體" w:eastAsia="標楷體" w:hAnsi="標楷體" w:hint="eastAsia"/>
-          <w:sz w:val="28"/>
-          <w:szCs w:val="28"/>
-        </w:rPr>
-        <w:t>於他國的兵士。【例】這場戰爭損失的傭兵不計其數。</w:t>
-      </w:r>
-    </w:p>
-    <w:p>
-      <w:pPr>
-        <w:pStyle w:val="ab"/>
-        <w:numPr>
-          <w:ilvl w:val="0"/>
-          <w:numId w:val="6"/>
-        </w:numPr>
-        <w:spacing w:line="480" w:lineRule="exact"/>
-        <w:ind w:leftChars="0"/>
-        <w:rPr>
-          <w:rFonts w:ascii="標楷體" w:eastAsia="標楷體" w:hAnsi="標楷體"/>
-          <w:sz w:val="28"/>
-          <w:szCs w:val="28"/>
-        </w:rPr>
-      </w:pPr>
-      <w:r>
-        <w:rPr>
-          <w:rFonts w:ascii="標楷體" w:eastAsia="標楷體" w:hAnsi="標楷體" w:hint="eastAsia"/>
-          <w:sz w:val="28"/>
-          <w:szCs w:val="28"/>
-        </w:rPr>
-        <w:t>受</w:t>
-      </w:r>
-      <w:proofErr w:type="gramStart"/>
-      <w:r>
-        <w:rPr>
-          <w:rFonts w:ascii="標楷體" w:eastAsia="標楷體" w:hAnsi="標楷體" w:hint="eastAsia"/>
-          <w:sz w:val="28"/>
-          <w:szCs w:val="28"/>
-        </w:rPr>
-        <w:t>僱</w:t>
-      </w:r>
-      <w:proofErr w:type="gramEnd"/>
-      <w:r>
-        <w:rPr>
-          <w:rFonts w:ascii="標楷體" w:eastAsia="標楷體" w:hAnsi="標楷體" w:hint="eastAsia"/>
-          <w:sz w:val="28"/>
-          <w:szCs w:val="28"/>
-        </w:rPr>
-        <w:t>替別的國家從事某項競賽的人。【例】這支棒球隊</w:t>
-      </w:r>
-      <w:proofErr w:type="gramStart"/>
-      <w:r>
-        <w:rPr>
-          <w:rFonts w:ascii="標楷體" w:eastAsia="標楷體" w:hAnsi="標楷體" w:hint="eastAsia"/>
-          <w:sz w:val="28"/>
-          <w:szCs w:val="28"/>
-        </w:rPr>
-        <w:t>僱</w:t>
-      </w:r>
-      <w:proofErr w:type="gramEnd"/>
-      <w:r>
-        <w:rPr>
-          <w:rFonts w:ascii="標楷體" w:eastAsia="標楷體" w:hAnsi="標楷體" w:hint="eastAsia"/>
-          <w:sz w:val="28"/>
-          <w:szCs w:val="28"/>
-        </w:rPr>
-        <w:t>了許多外籍傭兵，好像聯合國一樣。</w:t>
-      </w:r>
-    </w:p>
-    <w:p>
-      <w:pPr>
-        <w:pStyle w:val="ab"/>
-        <w:numPr>
-          <w:ilvl w:val="0"/>
-          <w:numId w:val="5"/>
-        </w:numPr>
-        <w:spacing w:line="480" w:lineRule="exact"/>
-        <w:ind w:leftChars="0"/>
-        <w:rPr>
-          <w:rFonts w:ascii="標楷體" w:eastAsia="標楷體" w:hAnsi="標楷體"/>
-          <w:sz w:val="28"/>
-          <w:szCs w:val="28"/>
-        </w:rPr>
-      </w:pPr>
-      <w:proofErr w:type="gramStart"/>
-      <w:r>
-        <w:rPr>
-          <w:rFonts w:ascii="標楷體" w:eastAsia="標楷體" w:hAnsi="標楷體" w:hint="eastAsia"/>
-          <w:sz w:val="28"/>
-          <w:szCs w:val="28"/>
-        </w:rPr>
-        <w:t>杳</w:t>
-      </w:r>
-      <w:proofErr w:type="gramEnd"/>
-      <w:r>
-        <w:rPr>
-          <w:rFonts w:ascii="標楷體" w:eastAsia="標楷體" w:hAnsi="標楷體" w:hint="eastAsia"/>
-          <w:sz w:val="28"/>
-          <w:szCs w:val="28"/>
-        </w:rPr>
-        <w:t>(</w:t>
-      </w:r>
-      <w:proofErr w:type="gramStart"/>
-      <w:r>
-        <w:rPr>
-          <w:rFonts w:ascii="標楷體" w:eastAsia="標楷體" w:hAnsi="標楷體" w:hint="eastAsia"/>
-          <w:color w:val="FF0000"/>
-          <w:sz w:val="16"/>
-          <w:szCs w:val="16"/>
-        </w:rPr>
-        <w:t>ㄧㄠ</w:t>
-      </w:r>
-      <w:r>
-        <w:rPr>
-          <w:rFonts w:ascii="標楷體" w:eastAsia="標楷體" w:hAnsi="標楷體" w:hint="eastAsia"/>
-          <w:color w:val="FF0000"/>
-          <w:sz w:val="16"/>
-          <w:szCs w:val="16"/>
-        </w:rPr>
-        <w:t>ˇ</w:t>
-      </w:r>
-      <w:proofErr w:type="gramEnd"/>
-      <w:r>
-        <w:rPr>
-          <w:rFonts w:ascii="標楷體" w:eastAsia="標楷體" w:hAnsi="標楷體" w:hint="eastAsia"/>
-          <w:sz w:val="28"/>
-          <w:szCs w:val="28"/>
-        </w:rPr>
-        <w:t>)：</w:t>
-      </w:r>
-      <w:r>
-        <w:rPr>
-          <w:rFonts w:ascii="標楷體" w:eastAsia="標楷體" w:hAnsi="標楷體" w:hint="eastAsia"/>
-          <w:sz w:val="28"/>
-          <w:szCs w:val="28"/>
-        </w:rPr>
-        <w:t>不見蹤影，毫無消息。</w:t>
-      </w:r>
-    </w:p>
-    <w:p>
-      <w:pPr>
-        <w:pStyle w:val="ab"/>
-        <w:numPr>
-          <w:ilvl w:val="0"/>
-          <w:numId w:val="5"/>
-        </w:numPr>
-        <w:spacing w:line="480" w:lineRule="exact"/>
-        <w:ind w:leftChars="0"/>
-        <w:rPr>
-          <w:rFonts w:ascii="標楷體" w:eastAsia="標楷體" w:hAnsi="標楷體"/>
-          <w:sz w:val="28"/>
-          <w:szCs w:val="28"/>
-        </w:rPr>
-      </w:pPr>
-      <w:proofErr w:type="gramStart"/>
-      <w:r>
-        <w:rPr>
-          <w:rFonts w:ascii="標楷體" w:eastAsia="標楷體" w:hAnsi="標楷體" w:hint="eastAsia"/>
-          <w:sz w:val="28"/>
-          <w:szCs w:val="28"/>
-        </w:rPr>
-        <w:t>穿街走巷</w:t>
-      </w:r>
-      <w:proofErr w:type="gramEnd"/>
-      <w:r>
-        <w:rPr>
-          <w:rFonts w:ascii="標楷體" w:eastAsia="標楷體" w:hAnsi="標楷體" w:hint="eastAsia"/>
-          <w:sz w:val="28"/>
-          <w:szCs w:val="28"/>
-        </w:rPr>
-        <w:t>：</w:t>
-      </w:r>
-      <w:r>
-        <w:rPr>
-          <w:rFonts w:ascii="標楷體" w:eastAsia="標楷體" w:hAnsi="標楷體" w:hint="eastAsia"/>
-          <w:sz w:val="28"/>
-          <w:szCs w:val="28"/>
-        </w:rPr>
-        <w:t>從這一條街道走到那一條巷子</w:t>
+        <w:t>前世的命運。指注定的命運，非人力所能改變。在文章中常帶有一種無奈、悲壯或神秘的色彩。它描寫個體在巨大的時代洪流或命運軌道面前的無力感，但有時也用來展現「明知是宿命，卻依然選擇前行」的英雄主義。</w:t>
       </w:r>
     </w:p>
     <w:sectPr>
+      <w:footerReference w:type="default" r:id="rId8"/>
       <w:pgSz w:w="11906" w:h="16838" w:code="9"/>
       <w:pgMar w:top="567" w:right="851" w:bottom="567" w:left="851" w:header="851" w:footer="0" w:gutter="0"/>
       <w:cols w:space="425"/>
@@ -3659,7 +2572,7 @@
 </file>
 
 <file path=word/endnotes.xml><?xml version="1.0" encoding="utf-8"?>
-<w:endnotes xmlns:wpc="http://schemas.microsoft.com/office/word/2010/wordprocessingCanvas" xmlns:cx="http://schemas.microsoft.com/office/drawing/2014/chartex" xmlns:cx1="http://schemas.microsoft.com/office/drawing/2015/9/8/chartex" xmlns:cx2="http://schemas.microsoft.com/office/drawing/2015/10/21/chartex" xmlns:cx3="http://schemas.microsoft.com/office/drawing/2016/5/9/chartex" xmlns:cx4="http://schemas.microsoft.com/office/drawing/2016/5/10/chartex" xmlns:cx5="http://schemas.microsoft.com/office/drawing/2016/5/11/chartex" xmlns:cx6="http://schemas.microsoft.com/office/drawing/2016/5/12/chartex" xmlns:cx7="http://schemas.microsoft.com/office/drawing/2016/5/13/chartex" xmlns:cx8="http://schemas.microsoft.com/office/drawing/2016/5/14/chartex" xmlns:mc="http://schemas.openxmlformats.org/markup-compatibility/2006" xmlns:aink="http://schemas.microsoft.com/office/drawing/2016/ink" xmlns:am3d="http://schemas.microsoft.com/office/drawing/2017/model3d" xmlns:o="urn:schemas-microsoft-com:office:office" xmlns:oel="http://schemas.microsoft.com/office/2019/extlst" xmlns:r="http://schemas.openxmlformats.org/officeDocument/2006/relationships" xmlns:m="http://schemas.openxmlformats.org/officeDocument/2006/math" xmlns:v="urn:schemas-microsoft-com:vml" xmlns:wp14="http://schemas.microsoft.com/office/word/2010/wordprocessingDrawing" xmlns:wp="http://schemas.openxmlformats.org/drawingml/2006/wordprocessingDrawing" xmlns:w10="urn:schemas-microsoft-com:office:word" xmlns:w="http://schemas.openxmlformats.org/wordprocessingml/2006/main" xmlns:w14="http://schemas.microsoft.com/office/word/2010/wordml" xmlns:w15="http://schemas.microsoft.com/office/word/2012/wordml" xmlns:w16cex="http://schemas.microsoft.com/office/word/2018/wordml/cex" xmlns:w16cid="http://schemas.microsoft.com/office/word/2016/wordml/cid" xmlns:w16="http://schemas.microsoft.com/office/word/2018/wordml" xmlns:w16sdtdh="http://schemas.microsoft.com/office/word/2020/wordml/sdtdatahash" xmlns:w16se="http://schemas.microsoft.com/office/word/2015/wordml/symex" xmlns:wpg="http://schemas.microsoft.com/office/word/2010/wordprocessingGroup" xmlns:wpi="http://schemas.microsoft.com/office/word/2010/wordprocessingInk" xmlns:wne="http://schemas.microsoft.com/office/word/2006/wordml" xmlns:wps="http://schemas.microsoft.com/office/word/2010/wordprocessingShape" mc:Ignorable="w14 w15 w16se w16cid w16 w16cex w16sdtdh wp14">
+<w:endnotes xmlns:wpc="http://schemas.microsoft.com/office/word/2010/wordprocessingCanvas" xmlns:cx="http://schemas.microsoft.com/office/drawing/2014/chartex" xmlns:cx1="http://schemas.microsoft.com/office/drawing/2015/9/8/chartex" xmlns:cx2="http://schemas.microsoft.com/office/drawing/2015/10/21/chartex" xmlns:cx3="http://schemas.microsoft.com/office/drawing/2016/5/9/chartex" xmlns:cx4="http://schemas.microsoft.com/office/drawing/2016/5/10/chartex" xmlns:cx5="http://schemas.microsoft.com/office/drawing/2016/5/11/chartex" xmlns:cx6="http://schemas.microsoft.com/office/drawing/2016/5/12/chartex" xmlns:cx7="http://schemas.microsoft.com/office/drawing/2016/5/13/chartex" xmlns:cx8="http://schemas.microsoft.com/office/drawing/2016/5/14/chartex" xmlns:mc="http://schemas.openxmlformats.org/markup-compatibility/2006" xmlns:aink="http://schemas.microsoft.com/office/drawing/2016/ink" xmlns:am3d="http://schemas.microsoft.com/office/drawing/2017/model3d" xmlns:o="urn:schemas-microsoft-com:office:office" xmlns:r="http://schemas.openxmlformats.org/officeDocument/2006/relationships" xmlns:m="http://schemas.openxmlformats.org/officeDocument/2006/math" xmlns:v="urn:schemas-microsoft-com:vml" xmlns:wp14="http://schemas.microsoft.com/office/word/2010/wordprocessingDrawing" xmlns:wp="http://schemas.openxmlformats.org/drawingml/2006/wordprocessingDrawing" xmlns:w10="urn:schemas-microsoft-com:office:word" xmlns:w="http://schemas.openxmlformats.org/wordprocessingml/2006/main" xmlns:w14="http://schemas.microsoft.com/office/word/2010/wordml" xmlns:w15="http://schemas.microsoft.com/office/word/2012/wordml" xmlns:w16cex="http://schemas.microsoft.com/office/word/2018/wordml/cex" xmlns:w16cid="http://schemas.microsoft.com/office/word/2016/wordml/cid" xmlns:w16="http://schemas.microsoft.com/office/word/2018/wordml" xmlns:w16sdtdh="http://schemas.microsoft.com/office/word/2020/wordml/sdtdatahash" xmlns:w16se="http://schemas.microsoft.com/office/word/2015/wordml/symex" xmlns:wpg="http://schemas.microsoft.com/office/word/2010/wordprocessingGroup" xmlns:wpi="http://schemas.microsoft.com/office/word/2010/wordprocessingInk" xmlns:wne="http://schemas.microsoft.com/office/word/2006/wordml" xmlns:wps="http://schemas.microsoft.com/office/word/2010/wordprocessingShape" mc:Ignorable="w14 w15 w16se w16cid w16 w16cex w16sdtdh wp14">
   <w:endnote w:type="separator" w:id="-1">
     <w:p>
       <w:r>
@@ -3678,7 +2591,7 @@
 </file>
 
 <file path=word/footer1.xml><?xml version="1.0" encoding="utf-8"?>
-<w:ftr xmlns:wpc="http://schemas.microsoft.com/office/word/2010/wordprocessingCanvas" xmlns:cx="http://schemas.microsoft.com/office/drawing/2014/chartex" xmlns:cx1="http://schemas.microsoft.com/office/drawing/2015/9/8/chartex" xmlns:cx2="http://schemas.microsoft.com/office/drawing/2015/10/21/chartex" xmlns:cx3="http://schemas.microsoft.com/office/drawing/2016/5/9/chartex" xmlns:cx4="http://schemas.microsoft.com/office/drawing/2016/5/10/chartex" xmlns:cx5="http://schemas.microsoft.com/office/drawing/2016/5/11/chartex" xmlns:cx6="http://schemas.microsoft.com/office/drawing/2016/5/12/chartex" xmlns:cx7="http://schemas.microsoft.com/office/drawing/2016/5/13/chartex" xmlns:cx8="http://schemas.microsoft.com/office/drawing/2016/5/14/chartex" xmlns:mc="http://schemas.openxmlformats.org/markup-compatibility/2006" xmlns:aink="http://schemas.microsoft.com/office/drawing/2016/ink" xmlns:am3d="http://schemas.microsoft.com/office/drawing/2017/model3d" xmlns:o="urn:schemas-microsoft-com:office:office" xmlns:oel="http://schemas.microsoft.com/office/2019/extlst" xmlns:r="http://schemas.openxmlformats.org/officeDocument/2006/relationships" xmlns:m="http://schemas.openxmlformats.org/officeDocument/2006/math" xmlns:v="urn:schemas-microsoft-com:vml" xmlns:wp14="http://schemas.microsoft.com/office/word/2010/wordprocessingDrawing" xmlns:wp="http://schemas.openxmlformats.org/drawingml/2006/wordprocessingDrawing" xmlns:w10="urn:schemas-microsoft-com:office:word" xmlns:w="http://schemas.openxmlformats.org/wordprocessingml/2006/main" xmlns:w14="http://schemas.microsoft.com/office/word/2010/wordml" xmlns:w15="http://schemas.microsoft.com/office/word/2012/wordml" xmlns:w16cex="http://schemas.microsoft.com/office/word/2018/wordml/cex" xmlns:w16cid="http://schemas.microsoft.com/office/word/2016/wordml/cid" xmlns:w16="http://schemas.microsoft.com/office/word/2018/wordml" xmlns:w16sdtdh="http://schemas.microsoft.com/office/word/2020/wordml/sdtdatahash" xmlns:w16se="http://schemas.microsoft.com/office/word/2015/wordml/symex" xmlns:wpg="http://schemas.microsoft.com/office/word/2010/wordprocessingGroup" xmlns:wpi="http://schemas.microsoft.com/office/word/2010/wordprocessingInk" xmlns:wne="http://schemas.microsoft.com/office/word/2006/wordml" xmlns:wps="http://schemas.microsoft.com/office/word/2010/wordprocessingShape" mc:Ignorable="w14 w15 w16se w16cid w16 w16cex w16sdtdh wp14">
+<w:ftr xmlns:wpc="http://schemas.microsoft.com/office/word/2010/wordprocessingCanvas" xmlns:cx="http://schemas.microsoft.com/office/drawing/2014/chartex" xmlns:cx1="http://schemas.microsoft.com/office/drawing/2015/9/8/chartex" xmlns:cx2="http://schemas.microsoft.com/office/drawing/2015/10/21/chartex" xmlns:cx3="http://schemas.microsoft.com/office/drawing/2016/5/9/chartex" xmlns:cx4="http://schemas.microsoft.com/office/drawing/2016/5/10/chartex" xmlns:cx5="http://schemas.microsoft.com/office/drawing/2016/5/11/chartex" xmlns:cx6="http://schemas.microsoft.com/office/drawing/2016/5/12/chartex" xmlns:cx7="http://schemas.microsoft.com/office/drawing/2016/5/13/chartex" xmlns:cx8="http://schemas.microsoft.com/office/drawing/2016/5/14/chartex" xmlns:mc="http://schemas.openxmlformats.org/markup-compatibility/2006" xmlns:aink="http://schemas.microsoft.com/office/drawing/2016/ink" xmlns:am3d="http://schemas.microsoft.com/office/drawing/2017/model3d" xmlns:o="urn:schemas-microsoft-com:office:office" xmlns:r="http://schemas.openxmlformats.org/officeDocument/2006/relationships" xmlns:m="http://schemas.openxmlformats.org/officeDocument/2006/math" xmlns:v="urn:schemas-microsoft-com:vml" xmlns:wp14="http://schemas.microsoft.com/office/word/2010/wordprocessingDrawing" xmlns:wp="http://schemas.openxmlformats.org/drawingml/2006/wordprocessingDrawing" xmlns:w10="urn:schemas-microsoft-com:office:word" xmlns:w="http://schemas.openxmlformats.org/wordprocessingml/2006/main" xmlns:w14="http://schemas.microsoft.com/office/word/2010/wordml" xmlns:w15="http://schemas.microsoft.com/office/word/2012/wordml" xmlns:w16cex="http://schemas.microsoft.com/office/word/2018/wordml/cex" xmlns:w16cid="http://schemas.microsoft.com/office/word/2016/wordml/cid" xmlns:w16="http://schemas.microsoft.com/office/word/2018/wordml" xmlns:w16sdtdh="http://schemas.microsoft.com/office/word/2020/wordml/sdtdatahash" xmlns:w16se="http://schemas.microsoft.com/office/word/2015/wordml/symex" xmlns:wpg="http://schemas.microsoft.com/office/word/2010/wordprocessingGroup" xmlns:wpi="http://schemas.microsoft.com/office/word/2010/wordprocessingInk" xmlns:wne="http://schemas.microsoft.com/office/word/2006/wordml" xmlns:wps="http://schemas.microsoft.com/office/word/2010/wordprocessingShape" mc:Ignorable="w14 w15 w16se w16cid w16 w16cex w16sdtdh wp14">
   <w:sdt>
     <w:sdtPr>
       <w:id w:val="-1369898261"/>
@@ -3687,46 +2600,67 @@
         <w:docPartUnique/>
       </w:docPartObj>
     </w:sdtPr>
+    <w:sdtEndPr>
+      <w:rPr>
+        <w:rFonts w:ascii="標楷體" w:eastAsia="標楷體" w:hAnsi="標楷體"/>
+      </w:rPr>
+    </w:sdtEndPr>
     <w:sdtContent>
       <w:p>
         <w:pPr>
           <w:pStyle w:val="a9"/>
           <w:jc w:val="right"/>
+          <w:rPr>
+            <w:rFonts w:ascii="標楷體" w:eastAsia="標楷體" w:hAnsi="標楷體"/>
+          </w:rPr>
         </w:pPr>
         <w:r>
           <w:rPr>
-            <w:rFonts w:hint="eastAsia"/>
+            <w:rFonts w:ascii="標楷體" w:eastAsia="標楷體" w:hAnsi="標楷體" w:hint="eastAsia"/>
           </w:rPr>
           <w:t>余光中《鄉愁</w:t>
         </w:r>
         <w:r>
           <w:rPr>
-            <w:rFonts w:hint="eastAsia"/>
+            <w:rFonts w:ascii="標楷體" w:eastAsia="標楷體" w:hAnsi="標楷體" w:hint="eastAsia"/>
           </w:rPr>
           <w:t>四韻</w:t>
         </w:r>
         <w:r>
           <w:rPr>
-            <w:rFonts w:hint="eastAsia"/>
+            <w:rFonts w:ascii="標楷體" w:eastAsia="標楷體" w:hAnsi="標楷體" w:hint="eastAsia"/>
           </w:rPr>
           <w:t>》</w:t>
         </w:r>
         <w:r>
+          <w:rPr>
+            <w:rFonts w:ascii="標楷體" w:eastAsia="標楷體" w:hAnsi="標楷體"/>
+          </w:rPr>
           <w:fldChar w:fldCharType="begin"/>
         </w:r>
         <w:r>
+          <w:rPr>
+            <w:rFonts w:ascii="標楷體" w:eastAsia="標楷體" w:hAnsi="標楷體"/>
+          </w:rPr>
           <w:instrText>PAGE   \* MERGEFORMAT</w:instrText>
         </w:r>
         <w:r>
+          <w:rPr>
+            <w:rFonts w:ascii="標楷體" w:eastAsia="標楷體" w:hAnsi="標楷體"/>
+          </w:rPr>
           <w:fldChar w:fldCharType="separate"/>
         </w:r>
         <w:r>
           <w:rPr>
+            <w:rFonts w:ascii="標楷體" w:eastAsia="標楷體" w:hAnsi="標楷體"/>
             <w:lang w:val="zh-TW"/>
           </w:rPr>
           <w:t>2</w:t>
         </w:r>
         <w:r>
+          <w:rPr>
+            <w:rFonts w:ascii="標楷體" w:eastAsia="標楷體" w:hAnsi="標楷體"/>
+          </w:rPr>
           <w:fldChar w:fldCharType="end"/>
         </w:r>
       </w:p>
@@ -3741,7 +2675,7 @@
 </file>
 
 <file path=word/footnotes.xml><?xml version="1.0" encoding="utf-8"?>
-<w:footnotes xmlns:wpc="http://schemas.microsoft.com/office/word/2010/wordprocessingCanvas" xmlns:cx="http://schemas.microsoft.com/office/drawing/2014/chartex" xmlns:cx1="http://schemas.microsoft.com/office/drawing/2015/9/8/chartex" xmlns:cx2="http://schemas.microsoft.com/office/drawing/2015/10/21/chartex" xmlns:cx3="http://schemas.microsoft.com/office/drawing/2016/5/9/chartex" xmlns:cx4="http://schemas.microsoft.com/office/drawing/2016/5/10/chartex" xmlns:cx5="http://schemas.microsoft.com/office/drawing/2016/5/11/chartex" xmlns:cx6="http://schemas.microsoft.com/office/drawing/2016/5/12/chartex" xmlns:cx7="http://schemas.microsoft.com/office/drawing/2016/5/13/chartex" xmlns:cx8="http://schemas.microsoft.com/office/drawing/2016/5/14/chartex" xmlns:mc="http://schemas.openxmlformats.org/markup-compatibility/2006" xmlns:aink="http://schemas.microsoft.com/office/drawing/2016/ink" xmlns:am3d="http://schemas.microsoft.com/office/drawing/2017/model3d" xmlns:o="urn:schemas-microsoft-com:office:office" xmlns:oel="http://schemas.microsoft.com/office/2019/extlst" xmlns:r="http://schemas.openxmlformats.org/officeDocument/2006/relationships" xmlns:m="http://schemas.openxmlformats.org/officeDocument/2006/math" xmlns:v="urn:schemas-microsoft-com:vml" xmlns:wp14="http://schemas.microsoft.com/office/word/2010/wordprocessingDrawing" xmlns:wp="http://schemas.openxmlformats.org/drawingml/2006/wordprocessingDrawing" xmlns:w10="urn:schemas-microsoft-com:office:word" xmlns:w="http://schemas.openxmlformats.org/wordprocessingml/2006/main" xmlns:w14="http://schemas.microsoft.com/office/word/2010/wordml" xmlns:w15="http://schemas.microsoft.com/office/word/2012/wordml" xmlns:w16cex="http://schemas.microsoft.com/office/word/2018/wordml/cex" xmlns:w16cid="http://schemas.microsoft.com/office/word/2016/wordml/cid" xmlns:w16="http://schemas.microsoft.com/office/word/2018/wordml" xmlns:w16sdtdh="http://schemas.microsoft.com/office/word/2020/wordml/sdtdatahash" xmlns:w16se="http://schemas.microsoft.com/office/word/2015/wordml/symex" xmlns:wpg="http://schemas.microsoft.com/office/word/2010/wordprocessingGroup" xmlns:wpi="http://schemas.microsoft.com/office/word/2010/wordprocessingInk" xmlns:wne="http://schemas.microsoft.com/office/word/2006/wordml" xmlns:wps="http://schemas.microsoft.com/office/word/2010/wordprocessingShape" mc:Ignorable="w14 w15 w16se w16cid w16 w16cex w16sdtdh wp14">
+<w:footnotes xmlns:wpc="http://schemas.microsoft.com/office/word/2010/wordprocessingCanvas" xmlns:cx="http://schemas.microsoft.com/office/drawing/2014/chartex" xmlns:cx1="http://schemas.microsoft.com/office/drawing/2015/9/8/chartex" xmlns:cx2="http://schemas.microsoft.com/office/drawing/2015/10/21/chartex" xmlns:cx3="http://schemas.microsoft.com/office/drawing/2016/5/9/chartex" xmlns:cx4="http://schemas.microsoft.com/office/drawing/2016/5/10/chartex" xmlns:cx5="http://schemas.microsoft.com/office/drawing/2016/5/11/chartex" xmlns:cx6="http://schemas.microsoft.com/office/drawing/2016/5/12/chartex" xmlns:cx7="http://schemas.microsoft.com/office/drawing/2016/5/13/chartex" xmlns:cx8="http://schemas.microsoft.com/office/drawing/2016/5/14/chartex" xmlns:mc="http://schemas.openxmlformats.org/markup-compatibility/2006" xmlns:aink="http://schemas.microsoft.com/office/drawing/2016/ink" xmlns:am3d="http://schemas.microsoft.com/office/drawing/2017/model3d" xmlns:o="urn:schemas-microsoft-com:office:office" xmlns:r="http://schemas.openxmlformats.org/officeDocument/2006/relationships" xmlns:m="http://schemas.openxmlformats.org/officeDocument/2006/math" xmlns:v="urn:schemas-microsoft-com:vml" xmlns:wp14="http://schemas.microsoft.com/office/word/2010/wordprocessingDrawing" xmlns:wp="http://schemas.openxmlformats.org/drawingml/2006/wordprocessingDrawing" xmlns:w10="urn:schemas-microsoft-com:office:word" xmlns:w="http://schemas.openxmlformats.org/wordprocessingml/2006/main" xmlns:w14="http://schemas.microsoft.com/office/word/2010/wordml" xmlns:w15="http://schemas.microsoft.com/office/word/2012/wordml" xmlns:w16cex="http://schemas.microsoft.com/office/word/2018/wordml/cex" xmlns:w16cid="http://schemas.microsoft.com/office/word/2016/wordml/cid" xmlns:w16="http://schemas.microsoft.com/office/word/2018/wordml" xmlns:w16sdtdh="http://schemas.microsoft.com/office/word/2020/wordml/sdtdatahash" xmlns:w16se="http://schemas.microsoft.com/office/word/2015/wordml/symex" xmlns:wpg="http://schemas.microsoft.com/office/word/2010/wordprocessingGroup" xmlns:wpi="http://schemas.microsoft.com/office/word/2010/wordprocessingInk" xmlns:wne="http://schemas.microsoft.com/office/word/2006/wordml" xmlns:wps="http://schemas.microsoft.com/office/word/2010/wordprocessingShape" mc:Ignorable="w14 w15 w16se w16cid w16 w16cex w16sdtdh wp14">
   <w:footnote w:type="separator" w:id="-1">
     <w:p>
       <w:r>
@@ -3760,7 +2694,7 @@
 </file>
 
 <file path=word/numbering.xml><?xml version="1.0" encoding="utf-8"?>
-<w:numbering xmlns:wpc="http://schemas.microsoft.com/office/word/2010/wordprocessingCanvas" xmlns:cx="http://schemas.microsoft.com/office/drawing/2014/chartex" xmlns:cx1="http://schemas.microsoft.com/office/drawing/2015/9/8/chartex" xmlns:cx2="http://schemas.microsoft.com/office/drawing/2015/10/21/chartex" xmlns:cx3="http://schemas.microsoft.com/office/drawing/2016/5/9/chartex" xmlns:cx4="http://schemas.microsoft.com/office/drawing/2016/5/10/chartex" xmlns:cx5="http://schemas.microsoft.com/office/drawing/2016/5/11/chartex" xmlns:cx6="http://schemas.microsoft.com/office/drawing/2016/5/12/chartex" xmlns:cx7="http://schemas.microsoft.com/office/drawing/2016/5/13/chartex" xmlns:cx8="http://schemas.microsoft.com/office/drawing/2016/5/14/chartex" xmlns:mc="http://schemas.openxmlformats.org/markup-compatibility/2006" xmlns:aink="http://schemas.microsoft.com/office/drawing/2016/ink" xmlns:am3d="http://schemas.microsoft.com/office/drawing/2017/model3d" xmlns:o="urn:schemas-microsoft-com:office:office" xmlns:oel="http://schemas.microsoft.com/office/2019/extlst" xmlns:r="http://schemas.openxmlformats.org/officeDocument/2006/relationships" xmlns:m="http://schemas.openxmlformats.org/officeDocument/2006/math" xmlns:v="urn:schemas-microsoft-com:vml" xmlns:wp14="http://schemas.microsoft.com/office/word/2010/wordprocessingDrawing" xmlns:wp="http://schemas.openxmlformats.org/drawingml/2006/wordprocessingDrawing" xmlns:w10="urn:schemas-microsoft-com:office:word" xmlns:w="http://schemas.openxmlformats.org/wordprocessingml/2006/main" xmlns:w14="http://schemas.microsoft.com/office/word/2010/wordml" xmlns:w15="http://schemas.microsoft.com/office/word/2012/wordml" xmlns:w16cex="http://schemas.microsoft.com/office/word/2018/wordml/cex" xmlns:w16cid="http://schemas.microsoft.com/office/word/2016/wordml/cid" xmlns:w16="http://schemas.microsoft.com/office/word/2018/wordml" xmlns:w16sdtdh="http://schemas.microsoft.com/office/word/2020/wordml/sdtdatahash" xmlns:w16se="http://schemas.microsoft.com/office/word/2015/wordml/symex" xmlns:wpg="http://schemas.microsoft.com/office/word/2010/wordprocessingGroup" xmlns:wpi="http://schemas.microsoft.com/office/word/2010/wordprocessingInk" xmlns:wne="http://schemas.microsoft.com/office/word/2006/wordml" xmlns:wps="http://schemas.microsoft.com/office/word/2010/wordprocessingShape" mc:Ignorable="w14 w15 w16se w16cid w16 w16cex w16sdtdh wp14">
+<w:numbering xmlns:wpc="http://schemas.microsoft.com/office/word/2010/wordprocessingCanvas" xmlns:cx="http://schemas.microsoft.com/office/drawing/2014/chartex" xmlns:cx1="http://schemas.microsoft.com/office/drawing/2015/9/8/chartex" xmlns:cx2="http://schemas.microsoft.com/office/drawing/2015/10/21/chartex" xmlns:cx3="http://schemas.microsoft.com/office/drawing/2016/5/9/chartex" xmlns:cx4="http://schemas.microsoft.com/office/drawing/2016/5/10/chartex" xmlns:cx5="http://schemas.microsoft.com/office/drawing/2016/5/11/chartex" xmlns:cx6="http://schemas.microsoft.com/office/drawing/2016/5/12/chartex" xmlns:cx7="http://schemas.microsoft.com/office/drawing/2016/5/13/chartex" xmlns:cx8="http://schemas.microsoft.com/office/drawing/2016/5/14/chartex" xmlns:mc="http://schemas.openxmlformats.org/markup-compatibility/2006" xmlns:aink="http://schemas.microsoft.com/office/drawing/2016/ink" xmlns:am3d="http://schemas.microsoft.com/office/drawing/2017/model3d" xmlns:o="urn:schemas-microsoft-com:office:office" xmlns:r="http://schemas.openxmlformats.org/officeDocument/2006/relationships" xmlns:m="http://schemas.openxmlformats.org/officeDocument/2006/math" xmlns:v="urn:schemas-microsoft-com:vml" xmlns:wp14="http://schemas.microsoft.com/office/word/2010/wordprocessingDrawing" xmlns:wp="http://schemas.openxmlformats.org/drawingml/2006/wordprocessingDrawing" xmlns:w10="urn:schemas-microsoft-com:office:word" xmlns:w="http://schemas.openxmlformats.org/wordprocessingml/2006/main" xmlns:w14="http://schemas.microsoft.com/office/word/2010/wordml" xmlns:w15="http://schemas.microsoft.com/office/word/2012/wordml" xmlns:w16cex="http://schemas.microsoft.com/office/word/2018/wordml/cex" xmlns:w16cid="http://schemas.microsoft.com/office/word/2016/wordml/cid" xmlns:w16="http://schemas.microsoft.com/office/word/2018/wordml" xmlns:w16sdtdh="http://schemas.microsoft.com/office/word/2020/wordml/sdtdatahash" xmlns:w16se="http://schemas.microsoft.com/office/word/2015/wordml/symex" xmlns:wpg="http://schemas.microsoft.com/office/word/2010/wordprocessingGroup" xmlns:wpi="http://schemas.microsoft.com/office/word/2010/wordprocessingInk" xmlns:wne="http://schemas.microsoft.com/office/word/2006/wordml" xmlns:wps="http://schemas.microsoft.com/office/word/2010/wordprocessingShape" mc:Ignorable="w14 w15 w16se w16cid w16 w16cex w16sdtdh wp14">
   <w:abstractNum w:abstractNumId="0" w15:restartNumberingAfterBreak="0">
     <w:nsid w:val="0910687E"/>
     <w:multiLevelType w:val="hybridMultilevel"/>
@@ -4314,22 +3248,22 @@
       </w:rPr>
     </w:lvl>
   </w:abstractNum>
-  <w:num w:numId="1" w16cid:durableId="1488210907">
+  <w:num w:numId="1">
     <w:abstractNumId w:val="4"/>
   </w:num>
-  <w:num w:numId="2" w16cid:durableId="1429690629">
+  <w:num w:numId="2">
     <w:abstractNumId w:val="0"/>
   </w:num>
-  <w:num w:numId="3" w16cid:durableId="1860075320">
+  <w:num w:numId="3">
     <w:abstractNumId w:val="5"/>
   </w:num>
-  <w:num w:numId="4" w16cid:durableId="422803997">
+  <w:num w:numId="4">
     <w:abstractNumId w:val="3"/>
   </w:num>
-  <w:num w:numId="5" w16cid:durableId="975644080">
+  <w:num w:numId="5">
     <w:abstractNumId w:val="2"/>
   </w:num>
-  <w:num w:numId="6" w16cid:durableId="1490249417">
+  <w:num w:numId="6">
     <w:abstractNumId w:val="1"/>
   </w:num>
 </w:numbering>
